--- a/misc/results/Iatest experiment documentation.docx
+++ b/misc/results/Iatest experiment documentation.docx
@@ -5512,16 +5512,7 @@
           <w:sz w:val="28"/>
           <w:szCs w:val="28"/>
         </w:rPr>
-        <w:t>experiment setup</w:t>
-      </w:r>
-      <w:r>
-        <w:rPr>
-          <w:b/>
-          <w:bCs/>
-          <w:sz w:val="28"/>
-          <w:szCs w:val="28"/>
-        </w:rPr>
-        <w:t>:</w:t>
+        <w:t>experiment setup:</w:t>
       </w:r>
     </w:p>
     <w:tbl>
@@ -6454,13 +6445,7 @@
     </w:p>
     <w:p>
       <w:r>
-        <w:t xml:space="preserve">Diabetes duration, insulin use, diabetes pills, heart failure, coronary heart disease, angina, heart attack, stroke, any </w:t>
-      </w:r>
-      <w:r>
-        <w:t>CVD, CVD</w:t>
-      </w:r>
-      <w:r>
-        <w:t xml:space="preserve"> condition count</w:t>
+        <w:t>Diabetes duration, insulin use, diabetes pills, heart failure, coronary heart disease, angina, heart attack, stroke, any CVD, CVD condition count</w:t>
       </w:r>
     </w:p>
     <w:p/>
@@ -7483,6 +7468,5980 @@
       </w:tr>
     </w:tbl>
     <w:p/>
+    <w:p/>
+    <w:p/>
+    <w:p/>
+    <w:p/>
+    <w:p/>
+    <w:p/>
+    <w:p/>
+    <w:p/>
+    <w:p>
+      <w:pPr>
+        <w:rPr>
+          <w:b/>
+          <w:bCs/>
+        </w:rPr>
+      </w:pPr>
+      <w:r>
+        <w:rPr>
+          <w:b/>
+          <w:bCs/>
+        </w:rPr>
+        <w:lastRenderedPageBreak/>
+        <w:t>Feature Ablation:</w:t>
+      </w:r>
+    </w:p>
+    <w:tbl>
+      <w:tblPr>
+        <w:tblStyle w:val="TableGrid"/>
+        <w:tblW w:w="0" w:type="auto"/>
+        <w:tblLook w:val="04A0" w:firstRow="1" w:lastRow="0" w:firstColumn="1" w:lastColumn="0" w:noHBand="0" w:noVBand="1"/>
+      </w:tblPr>
+      <w:tblGrid>
+        <w:gridCol w:w="2590"/>
+        <w:gridCol w:w="942"/>
+        <w:gridCol w:w="1964"/>
+        <w:gridCol w:w="1393"/>
+        <w:gridCol w:w="1613"/>
+      </w:tblGrid>
+      <w:tr>
+        <w:tc>
+          <w:tcPr>
+            <w:tcW w:w="0" w:type="auto"/>
+            <w:hideMark/>
+          </w:tcPr>
+          <w:p>
+            <w:pPr>
+              <w:spacing w:after="160" w:line="259" w:lineRule="auto"/>
+              <w:rPr>
+                <w:b/>
+                <w:bCs/>
+              </w:rPr>
+            </w:pPr>
+            <w:r>
+              <w:rPr>
+                <w:b/>
+                <w:bCs/>
+              </w:rPr>
+              <w:t>Model</w:t>
+            </w:r>
+          </w:p>
+        </w:tc>
+        <w:tc>
+          <w:tcPr>
+            <w:tcW w:w="0" w:type="auto"/>
+            <w:hideMark/>
+          </w:tcPr>
+          <w:p>
+            <w:pPr>
+              <w:spacing w:after="160" w:line="259" w:lineRule="auto"/>
+              <w:rPr>
+                <w:b/>
+                <w:bCs/>
+              </w:rPr>
+            </w:pPr>
+            <w:r>
+              <w:rPr>
+                <w:b/>
+                <w:bCs/>
+              </w:rPr>
+              <w:t>Stage 1</w:t>
+            </w:r>
+          </w:p>
+        </w:tc>
+        <w:tc>
+          <w:tcPr>
+            <w:tcW w:w="0" w:type="auto"/>
+            <w:hideMark/>
+          </w:tcPr>
+          <w:p>
+            <w:pPr>
+              <w:spacing w:after="160" w:line="259" w:lineRule="auto"/>
+              <w:rPr>
+                <w:b/>
+                <w:bCs/>
+              </w:rPr>
+            </w:pPr>
+            <w:r>
+              <w:rPr>
+                <w:b/>
+                <w:bCs/>
+              </w:rPr>
+              <w:t>Stage-2 geometry</w:t>
+            </w:r>
+          </w:p>
+        </w:tc>
+        <w:tc>
+          <w:tcPr>
+            <w:tcW w:w="0" w:type="auto"/>
+            <w:hideMark/>
+          </w:tcPr>
+          <w:p>
+            <w:pPr>
+              <w:spacing w:after="160" w:line="259" w:lineRule="auto"/>
+              <w:rPr>
+                <w:b/>
+                <w:bCs/>
+              </w:rPr>
+            </w:pPr>
+            <w:r>
+              <w:rPr>
+                <w:b/>
+                <w:bCs/>
+              </w:rPr>
+              <w:t>Effective S2</w:t>
+            </w:r>
+          </w:p>
+        </w:tc>
+        <w:tc>
+          <w:tcPr>
+            <w:tcW w:w="0" w:type="auto"/>
+            <w:hideMark/>
+          </w:tcPr>
+          <w:p>
+            <w:pPr>
+              <w:spacing w:after="160" w:line="259" w:lineRule="auto"/>
+              <w:rPr>
+                <w:b/>
+                <w:bCs/>
+              </w:rPr>
+            </w:pPr>
+            <w:r>
+              <w:rPr>
+                <w:b/>
+                <w:bCs/>
+              </w:rPr>
+              <w:t>Unique inputs</w:t>
+            </w:r>
+          </w:p>
+        </w:tc>
+      </w:tr>
+      <w:tr>
+        <w:tc>
+          <w:tcPr>
+            <w:tcW w:w="0" w:type="auto"/>
+            <w:hideMark/>
+          </w:tcPr>
+          <w:p>
+            <w:pPr>
+              <w:spacing w:after="160" w:line="259" w:lineRule="auto"/>
+            </w:pPr>
+            <w:r>
+              <w:t>Official A</w:t>
+            </w:r>
+          </w:p>
+        </w:tc>
+        <w:tc>
+          <w:tcPr>
+            <w:tcW w:w="0" w:type="auto"/>
+            <w:hideMark/>
+          </w:tcPr>
+          <w:p>
+            <w:pPr>
+              <w:spacing w:after="160" w:line="259" w:lineRule="auto"/>
+            </w:pPr>
+            <w:r>
+              <w:t>19</w:t>
+            </w:r>
+          </w:p>
+        </w:tc>
+        <w:tc>
+          <w:tcPr>
+            <w:tcW w:w="0" w:type="auto"/>
+            <w:hideMark/>
+          </w:tcPr>
+          <w:p>
+            <w:pPr>
+              <w:spacing w:after="160" w:line="259" w:lineRule="auto"/>
+            </w:pPr>
+            <w:r>
+              <w:t>12</w:t>
+            </w:r>
+          </w:p>
+        </w:tc>
+        <w:tc>
+          <w:tcPr>
+            <w:tcW w:w="0" w:type="auto"/>
+            <w:hideMark/>
+          </w:tcPr>
+          <w:p>
+            <w:pPr>
+              <w:spacing w:after="160" w:line="259" w:lineRule="auto"/>
+            </w:pPr>
+            <w:r>
+              <w:t>6</w:t>
+            </w:r>
+          </w:p>
+        </w:tc>
+        <w:tc>
+          <w:tcPr>
+            <w:tcW w:w="0" w:type="auto"/>
+            <w:hideMark/>
+          </w:tcPr>
+          <w:p>
+            <w:pPr>
+              <w:spacing w:after="160" w:line="259" w:lineRule="auto"/>
+            </w:pPr>
+            <w:r>
+              <w:t>19</w:t>
+            </w:r>
+          </w:p>
+        </w:tc>
+      </w:tr>
+      <w:tr>
+        <w:tc>
+          <w:tcPr>
+            <w:tcW w:w="0" w:type="auto"/>
+            <w:hideMark/>
+          </w:tcPr>
+          <w:p>
+            <w:pPr>
+              <w:spacing w:after="160" w:line="259" w:lineRule="auto"/>
+            </w:pPr>
+            <w:r>
+              <w:t>Simplified B</w:t>
+            </w:r>
+          </w:p>
+        </w:tc>
+        <w:tc>
+          <w:tcPr>
+            <w:tcW w:w="0" w:type="auto"/>
+            <w:hideMark/>
+          </w:tcPr>
+          <w:p>
+            <w:pPr>
+              <w:spacing w:after="160" w:line="259" w:lineRule="auto"/>
+            </w:pPr>
+            <w:r>
+              <w:t>19</w:t>
+            </w:r>
+          </w:p>
+        </w:tc>
+        <w:tc>
+          <w:tcPr>
+            <w:tcW w:w="0" w:type="auto"/>
+            <w:hideMark/>
+          </w:tcPr>
+          <w:p>
+            <w:pPr>
+              <w:spacing w:after="160" w:line="259" w:lineRule="auto"/>
+            </w:pPr>
+            <w:r>
+              <w:t>6</w:t>
+            </w:r>
+          </w:p>
+        </w:tc>
+        <w:tc>
+          <w:tcPr>
+            <w:tcW w:w="0" w:type="auto"/>
+            <w:hideMark/>
+          </w:tcPr>
+          <w:p>
+            <w:pPr>
+              <w:spacing w:after="160" w:line="259" w:lineRule="auto"/>
+            </w:pPr>
+            <w:r>
+              <w:t>6</w:t>
+            </w:r>
+          </w:p>
+        </w:tc>
+        <w:tc>
+          <w:tcPr>
+            <w:tcW w:w="0" w:type="auto"/>
+            <w:hideMark/>
+          </w:tcPr>
+          <w:p>
+            <w:pPr>
+              <w:spacing w:after="160" w:line="259" w:lineRule="auto"/>
+            </w:pPr>
+            <w:r>
+              <w:t>19</w:t>
+            </w:r>
+          </w:p>
+        </w:tc>
+      </w:tr>
+      <w:tr>
+        <w:tc>
+          <w:tcPr>
+            <w:tcW w:w="0" w:type="auto"/>
+            <w:hideMark/>
+          </w:tcPr>
+          <w:p>
+            <w:pPr>
+              <w:spacing w:after="160" w:line="259" w:lineRule="auto"/>
+            </w:pPr>
+            <w:r>
+              <w:t>Frozen 13 / official</w:t>
+            </w:r>
+          </w:p>
+        </w:tc>
+        <w:tc>
+          <w:tcPr>
+            <w:tcW w:w="0" w:type="auto"/>
+            <w:hideMark/>
+          </w:tcPr>
+          <w:p>
+            <w:pPr>
+              <w:spacing w:after="160" w:line="259" w:lineRule="auto"/>
+            </w:pPr>
+            <w:r>
+              <w:t>13</w:t>
+            </w:r>
+          </w:p>
+        </w:tc>
+        <w:tc>
+          <w:tcPr>
+            <w:tcW w:w="0" w:type="auto"/>
+            <w:hideMark/>
+          </w:tcPr>
+          <w:p>
+            <w:pPr>
+              <w:spacing w:after="160" w:line="259" w:lineRule="auto"/>
+            </w:pPr>
+            <w:r>
+              <w:t>12</w:t>
+            </w:r>
+          </w:p>
+        </w:tc>
+        <w:tc>
+          <w:tcPr>
+            <w:tcW w:w="0" w:type="auto"/>
+            <w:hideMark/>
+          </w:tcPr>
+          <w:p>
+            <w:pPr>
+              <w:spacing w:after="160" w:line="259" w:lineRule="auto"/>
+            </w:pPr>
+            <w:r>
+              <w:t>6</w:t>
+            </w:r>
+          </w:p>
+        </w:tc>
+        <w:tc>
+          <w:tcPr>
+            <w:tcW w:w="0" w:type="auto"/>
+            <w:hideMark/>
+          </w:tcPr>
+          <w:p>
+            <w:pPr>
+              <w:spacing w:after="160" w:line="259" w:lineRule="auto"/>
+            </w:pPr>
+            <w:r>
+              <w:t>14</w:t>
+            </w:r>
+          </w:p>
+        </w:tc>
+      </w:tr>
+      <w:tr>
+        <w:tc>
+          <w:tcPr>
+            <w:tcW w:w="0" w:type="auto"/>
+            <w:hideMark/>
+          </w:tcPr>
+          <w:p>
+            <w:pPr>
+              <w:spacing w:after="160" w:line="259" w:lineRule="auto"/>
+            </w:pPr>
+            <w:r>
+              <w:t>Model 1 / Model C</w:t>
+            </w:r>
+          </w:p>
+        </w:tc>
+        <w:tc>
+          <w:tcPr>
+            <w:tcW w:w="0" w:type="auto"/>
+            <w:hideMark/>
+          </w:tcPr>
+          <w:p>
+            <w:pPr>
+              <w:spacing w:after="160" w:line="259" w:lineRule="auto"/>
+            </w:pPr>
+            <w:r>
+              <w:t>13</w:t>
+            </w:r>
+          </w:p>
+        </w:tc>
+        <w:tc>
+          <w:tcPr>
+            <w:tcW w:w="0" w:type="auto"/>
+            <w:hideMark/>
+          </w:tcPr>
+          <w:p>
+            <w:pPr>
+              <w:spacing w:after="160" w:line="259" w:lineRule="auto"/>
+            </w:pPr>
+            <w:r>
+              <w:t>6</w:t>
+            </w:r>
+          </w:p>
+        </w:tc>
+        <w:tc>
+          <w:tcPr>
+            <w:tcW w:w="0" w:type="auto"/>
+            <w:hideMark/>
+          </w:tcPr>
+          <w:p>
+            <w:pPr>
+              <w:spacing w:after="160" w:line="259" w:lineRule="auto"/>
+            </w:pPr>
+            <w:r>
+              <w:t>6</w:t>
+            </w:r>
+          </w:p>
+        </w:tc>
+        <w:tc>
+          <w:tcPr>
+            <w:tcW w:w="0" w:type="auto"/>
+            <w:hideMark/>
+          </w:tcPr>
+          <w:p>
+            <w:pPr>
+              <w:spacing w:after="160" w:line="259" w:lineRule="auto"/>
+            </w:pPr>
+            <w:r>
+              <w:t>14</w:t>
+            </w:r>
+          </w:p>
+        </w:tc>
+      </w:tr>
+      <w:tr>
+        <w:tc>
+          <w:tcPr>
+            <w:tcW w:w="0" w:type="auto"/>
+            <w:hideMark/>
+          </w:tcPr>
+          <w:p>
+            <w:pPr>
+              <w:spacing w:after="160" w:line="259" w:lineRule="auto"/>
+            </w:pPr>
+            <w:r>
+              <w:t>Frozen 10 / official</w:t>
+            </w:r>
+          </w:p>
+        </w:tc>
+        <w:tc>
+          <w:tcPr>
+            <w:tcW w:w="0" w:type="auto"/>
+            <w:hideMark/>
+          </w:tcPr>
+          <w:p>
+            <w:pPr>
+              <w:spacing w:after="160" w:line="259" w:lineRule="auto"/>
+            </w:pPr>
+            <w:r>
+              <w:t>10</w:t>
+            </w:r>
+          </w:p>
+        </w:tc>
+        <w:tc>
+          <w:tcPr>
+            <w:tcW w:w="0" w:type="auto"/>
+            <w:hideMark/>
+          </w:tcPr>
+          <w:p>
+            <w:pPr>
+              <w:spacing w:after="160" w:line="259" w:lineRule="auto"/>
+            </w:pPr>
+            <w:r>
+              <w:t>12</w:t>
+            </w:r>
+          </w:p>
+        </w:tc>
+        <w:tc>
+          <w:tcPr>
+            <w:tcW w:w="0" w:type="auto"/>
+            <w:hideMark/>
+          </w:tcPr>
+          <w:p>
+            <w:pPr>
+              <w:spacing w:after="160" w:line="259" w:lineRule="auto"/>
+            </w:pPr>
+            <w:r>
+              <w:t>6</w:t>
+            </w:r>
+          </w:p>
+        </w:tc>
+        <w:tc>
+          <w:tcPr>
+            <w:tcW w:w="0" w:type="auto"/>
+            <w:hideMark/>
+          </w:tcPr>
+          <w:p>
+            <w:pPr>
+              <w:spacing w:after="160" w:line="259" w:lineRule="auto"/>
+            </w:pPr>
+            <w:r>
+              <w:t>12</w:t>
+            </w:r>
+          </w:p>
+        </w:tc>
+      </w:tr>
+      <w:tr>
+        <w:tc>
+          <w:tcPr>
+            <w:tcW w:w="0" w:type="auto"/>
+            <w:hideMark/>
+          </w:tcPr>
+          <w:p>
+            <w:pPr>
+              <w:spacing w:after="160" w:line="259" w:lineRule="auto"/>
+            </w:pPr>
+            <w:r>
+              <w:t>Model 2 compact</w:t>
+            </w:r>
+          </w:p>
+        </w:tc>
+        <w:tc>
+          <w:tcPr>
+            <w:tcW w:w="0" w:type="auto"/>
+            <w:hideMark/>
+          </w:tcPr>
+          <w:p>
+            <w:pPr>
+              <w:spacing w:after="160" w:line="259" w:lineRule="auto"/>
+            </w:pPr>
+            <w:r>
+              <w:t>10</w:t>
+            </w:r>
+          </w:p>
+        </w:tc>
+        <w:tc>
+          <w:tcPr>
+            <w:tcW w:w="0" w:type="auto"/>
+            <w:hideMark/>
+          </w:tcPr>
+          <w:p>
+            <w:pPr>
+              <w:spacing w:after="160" w:line="259" w:lineRule="auto"/>
+            </w:pPr>
+            <w:r>
+              <w:t>6</w:t>
+            </w:r>
+          </w:p>
+        </w:tc>
+        <w:tc>
+          <w:tcPr>
+            <w:tcW w:w="0" w:type="auto"/>
+            <w:hideMark/>
+          </w:tcPr>
+          <w:p>
+            <w:pPr>
+              <w:spacing w:after="160" w:line="259" w:lineRule="auto"/>
+            </w:pPr>
+            <w:r>
+              <w:t>6</w:t>
+            </w:r>
+          </w:p>
+        </w:tc>
+        <w:tc>
+          <w:tcPr>
+            <w:tcW w:w="0" w:type="auto"/>
+            <w:hideMark/>
+          </w:tcPr>
+          <w:p>
+            <w:pPr>
+              <w:spacing w:after="160" w:line="259" w:lineRule="auto"/>
+            </w:pPr>
+            <w:r>
+              <w:t>12</w:t>
+            </w:r>
+          </w:p>
+        </w:tc>
+      </w:tr>
+      <w:tr>
+        <w:tc>
+          <w:tcPr>
+            <w:tcW w:w="0" w:type="auto"/>
+            <w:hideMark/>
+          </w:tcPr>
+          <w:p>
+            <w:pPr>
+              <w:spacing w:after="160" w:line="259" w:lineRule="auto"/>
+            </w:pPr>
+            <w:r>
+              <w:t>Full-22 Stage 1</w:t>
+            </w:r>
+          </w:p>
+        </w:tc>
+        <w:tc>
+          <w:tcPr>
+            <w:tcW w:w="0" w:type="auto"/>
+            <w:hideMark/>
+          </w:tcPr>
+          <w:p>
+            <w:pPr>
+              <w:spacing w:after="160" w:line="259" w:lineRule="auto"/>
+            </w:pPr>
+            <w:r>
+              <w:t>22</w:t>
+            </w:r>
+          </w:p>
+        </w:tc>
+        <w:tc>
+          <w:tcPr>
+            <w:tcW w:w="0" w:type="auto"/>
+            <w:hideMark/>
+          </w:tcPr>
+          <w:p>
+            <w:pPr>
+              <w:spacing w:after="160" w:line="259" w:lineRule="auto"/>
+            </w:pPr>
+            <w:r>
+              <w:t>12</w:t>
+            </w:r>
+          </w:p>
+        </w:tc>
+        <w:tc>
+          <w:tcPr>
+            <w:tcW w:w="0" w:type="auto"/>
+            <w:hideMark/>
+          </w:tcPr>
+          <w:p>
+            <w:pPr>
+              <w:spacing w:after="160" w:line="259" w:lineRule="auto"/>
+            </w:pPr>
+            <w:r>
+              <w:t>6</w:t>
+            </w:r>
+          </w:p>
+        </w:tc>
+        <w:tc>
+          <w:tcPr>
+            <w:tcW w:w="0" w:type="auto"/>
+            <w:hideMark/>
+          </w:tcPr>
+          <w:p>
+            <w:pPr>
+              <w:spacing w:after="160" w:line="259" w:lineRule="auto"/>
+            </w:pPr>
+            <w:r>
+              <w:t>22</w:t>
+            </w:r>
+          </w:p>
+        </w:tc>
+      </w:tr>
+      <w:tr>
+        <w:tc>
+          <w:tcPr>
+            <w:tcW w:w="0" w:type="auto"/>
+            <w:hideMark/>
+          </w:tcPr>
+          <w:p>
+            <w:pPr>
+              <w:spacing w:after="160" w:line="259" w:lineRule="auto"/>
+            </w:pPr>
+            <w:r>
+              <w:t>Full-22 Stage 2</w:t>
+            </w:r>
+          </w:p>
+        </w:tc>
+        <w:tc>
+          <w:tcPr>
+            <w:tcW w:w="0" w:type="auto"/>
+            <w:hideMark/>
+          </w:tcPr>
+          <w:p>
+            <w:pPr>
+              <w:spacing w:after="160" w:line="259" w:lineRule="auto"/>
+            </w:pPr>
+            <w:r>
+              <w:t>19</w:t>
+            </w:r>
+          </w:p>
+        </w:tc>
+        <w:tc>
+          <w:tcPr>
+            <w:tcW w:w="0" w:type="auto"/>
+            <w:hideMark/>
+          </w:tcPr>
+          <w:p>
+            <w:pPr>
+              <w:spacing w:after="160" w:line="259" w:lineRule="auto"/>
+            </w:pPr>
+            <w:r>
+              <w:t>22</w:t>
+            </w:r>
+          </w:p>
+        </w:tc>
+        <w:tc>
+          <w:tcPr>
+            <w:tcW w:w="0" w:type="auto"/>
+            <w:hideMark/>
+          </w:tcPr>
+          <w:p>
+            <w:pPr>
+              <w:spacing w:after="160" w:line="259" w:lineRule="auto"/>
+            </w:pPr>
+            <w:r>
+              <w:t>22</w:t>
+            </w:r>
+          </w:p>
+        </w:tc>
+        <w:tc>
+          <w:tcPr>
+            <w:tcW w:w="0" w:type="auto"/>
+            <w:hideMark/>
+          </w:tcPr>
+          <w:p>
+            <w:pPr>
+              <w:spacing w:after="160" w:line="259" w:lineRule="auto"/>
+            </w:pPr>
+            <w:r>
+              <w:t>22</w:t>
+            </w:r>
+          </w:p>
+        </w:tc>
+      </w:tr>
+      <w:tr>
+        <w:tc>
+          <w:tcPr>
+            <w:tcW w:w="0" w:type="auto"/>
+            <w:hideMark/>
+          </w:tcPr>
+          <w:p>
+            <w:pPr>
+              <w:spacing w:after="160" w:line="259" w:lineRule="auto"/>
+            </w:pPr>
+            <w:r>
+              <w:t>Full22 minus HTN history</w:t>
+            </w:r>
+          </w:p>
+        </w:tc>
+        <w:tc>
+          <w:tcPr>
+            <w:tcW w:w="0" w:type="auto"/>
+            <w:hideMark/>
+          </w:tcPr>
+          <w:p>
+            <w:pPr>
+              <w:spacing w:after="160" w:line="259" w:lineRule="auto"/>
+            </w:pPr>
+            <w:r>
+              <w:t>21</w:t>
+            </w:r>
+          </w:p>
+        </w:tc>
+        <w:tc>
+          <w:tcPr>
+            <w:tcW w:w="0" w:type="auto"/>
+            <w:hideMark/>
+          </w:tcPr>
+          <w:p>
+            <w:pPr>
+              <w:spacing w:after="160" w:line="259" w:lineRule="auto"/>
+            </w:pPr>
+            <w:r>
+              <w:t>12</w:t>
+            </w:r>
+          </w:p>
+        </w:tc>
+        <w:tc>
+          <w:tcPr>
+            <w:tcW w:w="0" w:type="auto"/>
+            <w:hideMark/>
+          </w:tcPr>
+          <w:p>
+            <w:pPr>
+              <w:spacing w:after="160" w:line="259" w:lineRule="auto"/>
+            </w:pPr>
+            <w:r>
+              <w:t>6</w:t>
+            </w:r>
+          </w:p>
+        </w:tc>
+        <w:tc>
+          <w:tcPr>
+            <w:tcW w:w="0" w:type="auto"/>
+            <w:hideMark/>
+          </w:tcPr>
+          <w:p>
+            <w:pPr>
+              <w:spacing w:after="160" w:line="259" w:lineRule="auto"/>
+            </w:pPr>
+            <w:r>
+              <w:t>21</w:t>
+            </w:r>
+          </w:p>
+        </w:tc>
+      </w:tr>
+    </w:tbl>
+    <w:p/>
+    <w:tbl>
+      <w:tblPr>
+        <w:tblStyle w:val="TableGrid"/>
+        <w:tblW w:w="0" w:type="auto"/>
+        <w:tblLook w:val="04A0" w:firstRow="1" w:lastRow="0" w:firstColumn="1" w:lastColumn="0" w:noHBand="0" w:noVBand="1"/>
+      </w:tblPr>
+      <w:tblGrid>
+        <w:gridCol w:w="1204"/>
+        <w:gridCol w:w="1145"/>
+        <w:gridCol w:w="870"/>
+        <w:gridCol w:w="932"/>
+        <w:gridCol w:w="870"/>
+        <w:gridCol w:w="870"/>
+        <w:gridCol w:w="867"/>
+        <w:gridCol w:w="629"/>
+        <w:gridCol w:w="659"/>
+        <w:gridCol w:w="683"/>
+        <w:gridCol w:w="621"/>
+      </w:tblGrid>
+      <w:tr>
+        <w:tc>
+          <w:tcPr>
+            <w:tcW w:w="0" w:type="auto"/>
+            <w:hideMark/>
+          </w:tcPr>
+          <w:p>
+            <w:pPr>
+              <w:spacing w:after="160" w:line="259" w:lineRule="auto"/>
+              <w:rPr>
+                <w:b/>
+                <w:bCs/>
+              </w:rPr>
+            </w:pPr>
+            <w:r>
+              <w:rPr>
+                <w:b/>
+                <w:bCs/>
+              </w:rPr>
+              <w:t>Model</w:t>
+            </w:r>
+          </w:p>
+        </w:tc>
+        <w:tc>
+          <w:tcPr>
+            <w:tcW w:w="0" w:type="auto"/>
+            <w:hideMark/>
+          </w:tcPr>
+          <w:p>
+            <w:pPr>
+              <w:spacing w:after="160" w:line="259" w:lineRule="auto"/>
+              <w:rPr>
+                <w:b/>
+                <w:bCs/>
+              </w:rPr>
+            </w:pPr>
+            <w:r>
+              <w:rPr>
+                <w:b/>
+                <w:bCs/>
+              </w:rPr>
+              <w:t>Accuracy</w:t>
+            </w:r>
+          </w:p>
+        </w:tc>
+        <w:tc>
+          <w:tcPr>
+            <w:tcW w:w="0" w:type="auto"/>
+            <w:hideMark/>
+          </w:tcPr>
+          <w:p>
+            <w:pPr>
+              <w:spacing w:after="160" w:line="259" w:lineRule="auto"/>
+              <w:rPr>
+                <w:b/>
+                <w:bCs/>
+              </w:rPr>
+            </w:pPr>
+            <w:r>
+              <w:rPr>
+                <w:b/>
+                <w:bCs/>
+              </w:rPr>
+              <w:t>BA</w:t>
+            </w:r>
+          </w:p>
+        </w:tc>
+        <w:tc>
+          <w:tcPr>
+            <w:tcW w:w="0" w:type="auto"/>
+            <w:hideMark/>
+          </w:tcPr>
+          <w:p>
+            <w:pPr>
+              <w:spacing w:after="160" w:line="259" w:lineRule="auto"/>
+              <w:rPr>
+                <w:b/>
+                <w:bCs/>
+              </w:rPr>
+            </w:pPr>
+            <w:r>
+              <w:rPr>
+                <w:b/>
+                <w:bCs/>
+              </w:rPr>
+              <w:t>Macro-F1</w:t>
+            </w:r>
+          </w:p>
+        </w:tc>
+        <w:tc>
+          <w:tcPr>
+            <w:tcW w:w="0" w:type="auto"/>
+            <w:hideMark/>
+          </w:tcPr>
+          <w:p>
+            <w:pPr>
+              <w:spacing w:after="160" w:line="259" w:lineRule="auto"/>
+              <w:rPr>
+                <w:b/>
+                <w:bCs/>
+              </w:rPr>
+            </w:pPr>
+            <w:r>
+              <w:rPr>
+                <w:b/>
+                <w:bCs/>
+              </w:rPr>
+              <w:t>Low R</w:t>
+            </w:r>
+          </w:p>
+        </w:tc>
+        <w:tc>
+          <w:tcPr>
+            <w:tcW w:w="0" w:type="auto"/>
+            <w:hideMark/>
+          </w:tcPr>
+          <w:p>
+            <w:pPr>
+              <w:spacing w:after="160" w:line="259" w:lineRule="auto"/>
+              <w:rPr>
+                <w:b/>
+                <w:bCs/>
+              </w:rPr>
+            </w:pPr>
+            <w:r>
+              <w:rPr>
+                <w:b/>
+                <w:bCs/>
+              </w:rPr>
+              <w:t>Mod R</w:t>
+            </w:r>
+          </w:p>
+        </w:tc>
+        <w:tc>
+          <w:tcPr>
+            <w:tcW w:w="0" w:type="auto"/>
+            <w:hideMark/>
+          </w:tcPr>
+          <w:p>
+            <w:pPr>
+              <w:spacing w:after="160" w:line="259" w:lineRule="auto"/>
+              <w:rPr>
+                <w:b/>
+                <w:bCs/>
+              </w:rPr>
+            </w:pPr>
+            <w:r>
+              <w:rPr>
+                <w:b/>
+                <w:bCs/>
+              </w:rPr>
+              <w:t>High R</w:t>
+            </w:r>
+          </w:p>
+        </w:tc>
+        <w:tc>
+          <w:tcPr>
+            <w:tcW w:w="0" w:type="auto"/>
+            <w:hideMark/>
+          </w:tcPr>
+          <w:p>
+            <w:pPr>
+              <w:spacing w:after="160" w:line="259" w:lineRule="auto"/>
+              <w:rPr>
+                <w:b/>
+                <w:bCs/>
+              </w:rPr>
+            </w:pPr>
+            <w:r>
+              <w:rPr>
+                <w:b/>
+                <w:bCs/>
+              </w:rPr>
+              <w:t>Low C</w:t>
+            </w:r>
+          </w:p>
+        </w:tc>
+        <w:tc>
+          <w:tcPr>
+            <w:tcW w:w="0" w:type="auto"/>
+            <w:hideMark/>
+          </w:tcPr>
+          <w:p>
+            <w:pPr>
+              <w:spacing w:after="160" w:line="259" w:lineRule="auto"/>
+              <w:rPr>
+                <w:b/>
+                <w:bCs/>
+              </w:rPr>
+            </w:pPr>
+            <w:r>
+              <w:rPr>
+                <w:b/>
+                <w:bCs/>
+              </w:rPr>
+              <w:t>Mod C</w:t>
+            </w:r>
+          </w:p>
+        </w:tc>
+        <w:tc>
+          <w:tcPr>
+            <w:tcW w:w="0" w:type="auto"/>
+            <w:hideMark/>
+          </w:tcPr>
+          <w:p>
+            <w:pPr>
+              <w:spacing w:after="160" w:line="259" w:lineRule="auto"/>
+              <w:rPr>
+                <w:b/>
+                <w:bCs/>
+              </w:rPr>
+            </w:pPr>
+            <w:r>
+              <w:rPr>
+                <w:b/>
+                <w:bCs/>
+              </w:rPr>
+              <w:t>High C</w:t>
+            </w:r>
+          </w:p>
+        </w:tc>
+        <w:tc>
+          <w:tcPr>
+            <w:tcW w:w="0" w:type="auto"/>
+            <w:hideMark/>
+          </w:tcPr>
+          <w:p>
+            <w:pPr>
+              <w:spacing w:after="160" w:line="259" w:lineRule="auto"/>
+              <w:rPr>
+                <w:b/>
+                <w:bCs/>
+              </w:rPr>
+            </w:pPr>
+            <w:r>
+              <w:rPr>
+                <w:b/>
+                <w:bCs/>
+              </w:rPr>
+              <w:t>H→L</w:t>
+            </w:r>
+          </w:p>
+        </w:tc>
+      </w:tr>
+      <w:tr>
+        <w:tc>
+          <w:tcPr>
+            <w:tcW w:w="0" w:type="auto"/>
+            <w:hideMark/>
+          </w:tcPr>
+          <w:p>
+            <w:pPr>
+              <w:spacing w:after="160" w:line="259" w:lineRule="auto"/>
+            </w:pPr>
+            <w:r>
+              <w:t>Official A</w:t>
+            </w:r>
+          </w:p>
+        </w:tc>
+        <w:tc>
+          <w:tcPr>
+            <w:tcW w:w="0" w:type="auto"/>
+            <w:hideMark/>
+          </w:tcPr>
+          <w:p>
+            <w:pPr>
+              <w:spacing w:after="160" w:line="259" w:lineRule="auto"/>
+            </w:pPr>
+            <w:r>
+              <w:t>0.7191</w:t>
+            </w:r>
+          </w:p>
+        </w:tc>
+        <w:tc>
+          <w:tcPr>
+            <w:tcW w:w="0" w:type="auto"/>
+            <w:hideMark/>
+          </w:tcPr>
+          <w:p>
+            <w:pPr>
+              <w:spacing w:after="160" w:line="259" w:lineRule="auto"/>
+            </w:pPr>
+            <w:r>
+              <w:t>0.6641</w:t>
+            </w:r>
+          </w:p>
+        </w:tc>
+        <w:tc>
+          <w:tcPr>
+            <w:tcW w:w="0" w:type="auto"/>
+            <w:hideMark/>
+          </w:tcPr>
+          <w:p>
+            <w:pPr>
+              <w:spacing w:after="160" w:line="259" w:lineRule="auto"/>
+            </w:pPr>
+            <w:r>
+              <w:t>0.5591</w:t>
+            </w:r>
+          </w:p>
+        </w:tc>
+        <w:tc>
+          <w:tcPr>
+            <w:tcW w:w="0" w:type="auto"/>
+            <w:hideMark/>
+          </w:tcPr>
+          <w:p>
+            <w:pPr>
+              <w:spacing w:after="160" w:line="259" w:lineRule="auto"/>
+            </w:pPr>
+            <w:r>
+              <w:t>0.7507</w:t>
+            </w:r>
+          </w:p>
+        </w:tc>
+        <w:tc>
+          <w:tcPr>
+            <w:tcW w:w="0" w:type="auto"/>
+            <w:hideMark/>
+          </w:tcPr>
+          <w:p>
+            <w:pPr>
+              <w:spacing w:after="160" w:line="259" w:lineRule="auto"/>
+            </w:pPr>
+            <w:r>
+              <w:t>0.5048</w:t>
+            </w:r>
+          </w:p>
+        </w:tc>
+        <w:tc>
+          <w:tcPr>
+            <w:tcW w:w="0" w:type="auto"/>
+            <w:hideMark/>
+          </w:tcPr>
+          <w:p>
+            <w:pPr>
+              <w:spacing w:after="160" w:line="259" w:lineRule="auto"/>
+            </w:pPr>
+            <w:r>
+              <w:t>0.7368</w:t>
+            </w:r>
+          </w:p>
+        </w:tc>
+        <w:tc>
+          <w:tcPr>
+            <w:tcW w:w="0" w:type="auto"/>
+            <w:hideMark/>
+          </w:tcPr>
+          <w:p>
+            <w:pPr>
+              <w:spacing w:after="160" w:line="259" w:lineRule="auto"/>
+            </w:pPr>
+            <w:r>
+              <w:t>518</w:t>
+            </w:r>
+          </w:p>
+        </w:tc>
+        <w:tc>
+          <w:tcPr>
+            <w:tcW w:w="0" w:type="auto"/>
+            <w:hideMark/>
+          </w:tcPr>
+          <w:p>
+            <w:pPr>
+              <w:spacing w:after="160" w:line="259" w:lineRule="auto"/>
+            </w:pPr>
+            <w:r>
+              <w:t>53</w:t>
+            </w:r>
+          </w:p>
+        </w:tc>
+        <w:tc>
+          <w:tcPr>
+            <w:tcW w:w="0" w:type="auto"/>
+            <w:hideMark/>
+          </w:tcPr>
+          <w:p>
+            <w:pPr>
+              <w:spacing w:after="160" w:line="259" w:lineRule="auto"/>
+            </w:pPr>
+            <w:r>
+              <w:t>28</w:t>
+            </w:r>
+          </w:p>
+        </w:tc>
+        <w:tc>
+          <w:tcPr>
+            <w:tcW w:w="0" w:type="auto"/>
+            <w:hideMark/>
+          </w:tcPr>
+          <w:p>
+            <w:pPr>
+              <w:spacing w:after="160" w:line="259" w:lineRule="auto"/>
+            </w:pPr>
+            <w:r>
+              <w:t>2</w:t>
+            </w:r>
+          </w:p>
+        </w:tc>
+      </w:tr>
+      <w:tr>
+        <w:tc>
+          <w:tcPr>
+            <w:tcW w:w="0" w:type="auto"/>
+            <w:hideMark/>
+          </w:tcPr>
+          <w:p>
+            <w:pPr>
+              <w:spacing w:after="160" w:line="259" w:lineRule="auto"/>
+            </w:pPr>
+            <w:r>
+              <w:t>Simplified B</w:t>
+            </w:r>
+          </w:p>
+        </w:tc>
+        <w:tc>
+          <w:tcPr>
+            <w:tcW w:w="0" w:type="auto"/>
+            <w:hideMark/>
+          </w:tcPr>
+          <w:p>
+            <w:pPr>
+              <w:spacing w:after="160" w:line="259" w:lineRule="auto"/>
+            </w:pPr>
+            <w:r>
+              <w:t>0.7191</w:t>
+            </w:r>
+          </w:p>
+        </w:tc>
+        <w:tc>
+          <w:tcPr>
+            <w:tcW w:w="0" w:type="auto"/>
+            <w:hideMark/>
+          </w:tcPr>
+          <w:p>
+            <w:pPr>
+              <w:spacing w:after="160" w:line="259" w:lineRule="auto"/>
+            </w:pPr>
+            <w:r>
+              <w:t>0.6641</w:t>
+            </w:r>
+          </w:p>
+        </w:tc>
+        <w:tc>
+          <w:tcPr>
+            <w:tcW w:w="0" w:type="auto"/>
+            <w:hideMark/>
+          </w:tcPr>
+          <w:p>
+            <w:pPr>
+              <w:spacing w:after="160" w:line="259" w:lineRule="auto"/>
+            </w:pPr>
+            <w:r>
+              <w:t>0.5640</w:t>
+            </w:r>
+          </w:p>
+        </w:tc>
+        <w:tc>
+          <w:tcPr>
+            <w:tcW w:w="0" w:type="auto"/>
+            <w:hideMark/>
+          </w:tcPr>
+          <w:p>
+            <w:pPr>
+              <w:spacing w:after="160" w:line="259" w:lineRule="auto"/>
+            </w:pPr>
+            <w:r>
+              <w:t>0.7507</w:t>
+            </w:r>
+          </w:p>
+        </w:tc>
+        <w:tc>
+          <w:tcPr>
+            <w:tcW w:w="0" w:type="auto"/>
+            <w:hideMark/>
+          </w:tcPr>
+          <w:p>
+            <w:pPr>
+              <w:spacing w:after="160" w:line="259" w:lineRule="auto"/>
+            </w:pPr>
+            <w:r>
+              <w:t>0.5048</w:t>
+            </w:r>
+          </w:p>
+        </w:tc>
+        <w:tc>
+          <w:tcPr>
+            <w:tcW w:w="0" w:type="auto"/>
+            <w:hideMark/>
+          </w:tcPr>
+          <w:p>
+            <w:pPr>
+              <w:spacing w:after="160" w:line="259" w:lineRule="auto"/>
+            </w:pPr>
+            <w:r>
+              <w:t>0.7368</w:t>
+            </w:r>
+          </w:p>
+        </w:tc>
+        <w:tc>
+          <w:tcPr>
+            <w:tcW w:w="0" w:type="auto"/>
+            <w:hideMark/>
+          </w:tcPr>
+          <w:p>
+            <w:pPr>
+              <w:spacing w:after="160" w:line="259" w:lineRule="auto"/>
+            </w:pPr>
+            <w:r>
+              <w:t>518</w:t>
+            </w:r>
+          </w:p>
+        </w:tc>
+        <w:tc>
+          <w:tcPr>
+            <w:tcW w:w="0" w:type="auto"/>
+            <w:hideMark/>
+          </w:tcPr>
+          <w:p>
+            <w:pPr>
+              <w:spacing w:after="160" w:line="259" w:lineRule="auto"/>
+            </w:pPr>
+            <w:r>
+              <w:t>53</w:t>
+            </w:r>
+          </w:p>
+        </w:tc>
+        <w:tc>
+          <w:tcPr>
+            <w:tcW w:w="0" w:type="auto"/>
+            <w:hideMark/>
+          </w:tcPr>
+          <w:p>
+            <w:pPr>
+              <w:spacing w:after="160" w:line="259" w:lineRule="auto"/>
+            </w:pPr>
+            <w:r>
+              <w:t>28</w:t>
+            </w:r>
+          </w:p>
+        </w:tc>
+        <w:tc>
+          <w:tcPr>
+            <w:tcW w:w="0" w:type="auto"/>
+            <w:hideMark/>
+          </w:tcPr>
+          <w:p>
+            <w:pPr>
+              <w:spacing w:after="160" w:line="259" w:lineRule="auto"/>
+            </w:pPr>
+            <w:r>
+              <w:t>2</w:t>
+            </w:r>
+          </w:p>
+        </w:tc>
+      </w:tr>
+      <w:tr>
+        <w:tc>
+          <w:tcPr>
+            <w:tcW w:w="0" w:type="auto"/>
+            <w:hideMark/>
+          </w:tcPr>
+          <w:p>
+            <w:pPr>
+              <w:spacing w:after="160" w:line="259" w:lineRule="auto"/>
+            </w:pPr>
+            <w:r>
+              <w:t>Frozen 13 / official</w:t>
+            </w:r>
+          </w:p>
+        </w:tc>
+        <w:tc>
+          <w:tcPr>
+            <w:tcW w:w="0" w:type="auto"/>
+            <w:hideMark/>
+          </w:tcPr>
+          <w:p>
+            <w:pPr>
+              <w:spacing w:after="160" w:line="259" w:lineRule="auto"/>
+            </w:pPr>
+            <w:r>
+              <w:t>0.7239</w:t>
+            </w:r>
+          </w:p>
+        </w:tc>
+        <w:tc>
+          <w:tcPr>
+            <w:tcW w:w="0" w:type="auto"/>
+            <w:hideMark/>
+          </w:tcPr>
+          <w:p>
+            <w:pPr>
+              <w:spacing w:after="160" w:line="259" w:lineRule="auto"/>
+            </w:pPr>
+            <w:r>
+              <w:rPr>
+                <w:b/>
+                <w:bCs/>
+              </w:rPr>
+              <w:t>0.6687</w:t>
+            </w:r>
+          </w:p>
+        </w:tc>
+        <w:tc>
+          <w:tcPr>
+            <w:tcW w:w="0" w:type="auto"/>
+            <w:hideMark/>
+          </w:tcPr>
+          <w:p>
+            <w:pPr>
+              <w:spacing w:after="160" w:line="259" w:lineRule="auto"/>
+            </w:pPr>
+            <w:r>
+              <w:t>0.5631</w:t>
+            </w:r>
+          </w:p>
+        </w:tc>
+        <w:tc>
+          <w:tcPr>
+            <w:tcW w:w="0" w:type="auto"/>
+            <w:hideMark/>
+          </w:tcPr>
+          <w:p>
+            <w:pPr>
+              <w:spacing w:after="160" w:line="259" w:lineRule="auto"/>
+            </w:pPr>
+            <w:r>
+              <w:t>0.7551</w:t>
+            </w:r>
+          </w:p>
+        </w:tc>
+        <w:tc>
+          <w:tcPr>
+            <w:tcW w:w="0" w:type="auto"/>
+            <w:hideMark/>
+          </w:tcPr>
+          <w:p>
+            <w:pPr>
+              <w:spacing w:after="160" w:line="259" w:lineRule="auto"/>
+            </w:pPr>
+            <w:r>
+              <w:rPr>
+                <w:b/>
+                <w:bCs/>
+              </w:rPr>
+              <w:t>0.5143</w:t>
+            </w:r>
+          </w:p>
+        </w:tc>
+        <w:tc>
+          <w:tcPr>
+            <w:tcW w:w="0" w:type="auto"/>
+            <w:hideMark/>
+          </w:tcPr>
+          <w:p>
+            <w:pPr>
+              <w:spacing w:after="160" w:line="259" w:lineRule="auto"/>
+            </w:pPr>
+            <w:r>
+              <w:t>0.7368</w:t>
+            </w:r>
+          </w:p>
+        </w:tc>
+        <w:tc>
+          <w:tcPr>
+            <w:tcW w:w="0" w:type="auto"/>
+            <w:hideMark/>
+          </w:tcPr>
+          <w:p>
+            <w:pPr>
+              <w:spacing w:after="160" w:line="259" w:lineRule="auto"/>
+            </w:pPr>
+            <w:r>
+              <w:t>521</w:t>
+            </w:r>
+          </w:p>
+        </w:tc>
+        <w:tc>
+          <w:tcPr>
+            <w:tcW w:w="0" w:type="auto"/>
+            <w:hideMark/>
+          </w:tcPr>
+          <w:p>
+            <w:pPr>
+              <w:spacing w:after="160" w:line="259" w:lineRule="auto"/>
+            </w:pPr>
+            <w:r>
+              <w:rPr>
+                <w:b/>
+                <w:bCs/>
+              </w:rPr>
+              <w:t>54</w:t>
+            </w:r>
+          </w:p>
+        </w:tc>
+        <w:tc>
+          <w:tcPr>
+            <w:tcW w:w="0" w:type="auto"/>
+            <w:hideMark/>
+          </w:tcPr>
+          <w:p>
+            <w:pPr>
+              <w:spacing w:after="160" w:line="259" w:lineRule="auto"/>
+            </w:pPr>
+            <w:r>
+              <w:t>28</w:t>
+            </w:r>
+          </w:p>
+        </w:tc>
+        <w:tc>
+          <w:tcPr>
+            <w:tcW w:w="0" w:type="auto"/>
+            <w:hideMark/>
+          </w:tcPr>
+          <w:p>
+            <w:pPr>
+              <w:spacing w:after="160" w:line="259" w:lineRule="auto"/>
+            </w:pPr>
+            <w:r>
+              <w:t>2</w:t>
+            </w:r>
+          </w:p>
+        </w:tc>
+      </w:tr>
+      <w:tr>
+        <w:tc>
+          <w:tcPr>
+            <w:tcW w:w="0" w:type="auto"/>
+            <w:hideMark/>
+          </w:tcPr>
+          <w:p>
+            <w:pPr>
+              <w:spacing w:after="160" w:line="259" w:lineRule="auto"/>
+            </w:pPr>
+            <w:r>
+              <w:rPr>
+                <w:b/>
+                <w:bCs/>
+              </w:rPr>
+              <w:t>Model 1 / Model C</w:t>
+            </w:r>
+          </w:p>
+        </w:tc>
+        <w:tc>
+          <w:tcPr>
+            <w:tcW w:w="0" w:type="auto"/>
+            <w:hideMark/>
+          </w:tcPr>
+          <w:p>
+            <w:pPr>
+              <w:spacing w:after="160" w:line="259" w:lineRule="auto"/>
+            </w:pPr>
+            <w:r>
+              <w:t>0.7239</w:t>
+            </w:r>
+          </w:p>
+        </w:tc>
+        <w:tc>
+          <w:tcPr>
+            <w:tcW w:w="0" w:type="auto"/>
+            <w:hideMark/>
+          </w:tcPr>
+          <w:p>
+            <w:pPr>
+              <w:spacing w:after="160" w:line="259" w:lineRule="auto"/>
+            </w:pPr>
+            <w:r>
+              <w:rPr>
+                <w:b/>
+                <w:bCs/>
+              </w:rPr>
+              <w:t>0.6687</w:t>
+            </w:r>
+          </w:p>
+        </w:tc>
+        <w:tc>
+          <w:tcPr>
+            <w:tcW w:w="0" w:type="auto"/>
+            <w:hideMark/>
+          </w:tcPr>
+          <w:p>
+            <w:pPr>
+              <w:spacing w:after="160" w:line="259" w:lineRule="auto"/>
+            </w:pPr>
+            <w:r>
+              <w:rPr>
+                <w:b/>
+                <w:bCs/>
+              </w:rPr>
+              <w:t>0.5667</w:t>
+            </w:r>
+          </w:p>
+        </w:tc>
+        <w:tc>
+          <w:tcPr>
+            <w:tcW w:w="0" w:type="auto"/>
+            <w:hideMark/>
+          </w:tcPr>
+          <w:p>
+            <w:pPr>
+              <w:spacing w:after="160" w:line="259" w:lineRule="auto"/>
+            </w:pPr>
+            <w:r>
+              <w:t>0.7551</w:t>
+            </w:r>
+          </w:p>
+        </w:tc>
+        <w:tc>
+          <w:tcPr>
+            <w:tcW w:w="0" w:type="auto"/>
+            <w:hideMark/>
+          </w:tcPr>
+          <w:p>
+            <w:pPr>
+              <w:spacing w:after="160" w:line="259" w:lineRule="auto"/>
+            </w:pPr>
+            <w:r>
+              <w:rPr>
+                <w:b/>
+                <w:bCs/>
+              </w:rPr>
+              <w:t>0.5143</w:t>
+            </w:r>
+          </w:p>
+        </w:tc>
+        <w:tc>
+          <w:tcPr>
+            <w:tcW w:w="0" w:type="auto"/>
+            <w:hideMark/>
+          </w:tcPr>
+          <w:p>
+            <w:pPr>
+              <w:spacing w:after="160" w:line="259" w:lineRule="auto"/>
+            </w:pPr>
+            <w:r>
+              <w:t>0.7368</w:t>
+            </w:r>
+          </w:p>
+        </w:tc>
+        <w:tc>
+          <w:tcPr>
+            <w:tcW w:w="0" w:type="auto"/>
+            <w:hideMark/>
+          </w:tcPr>
+          <w:p>
+            <w:pPr>
+              <w:spacing w:after="160" w:line="259" w:lineRule="auto"/>
+            </w:pPr>
+            <w:r>
+              <w:t>521</w:t>
+            </w:r>
+          </w:p>
+        </w:tc>
+        <w:tc>
+          <w:tcPr>
+            <w:tcW w:w="0" w:type="auto"/>
+            <w:hideMark/>
+          </w:tcPr>
+          <w:p>
+            <w:pPr>
+              <w:spacing w:after="160" w:line="259" w:lineRule="auto"/>
+            </w:pPr>
+            <w:r>
+              <w:rPr>
+                <w:b/>
+                <w:bCs/>
+              </w:rPr>
+              <w:t>54</w:t>
+            </w:r>
+          </w:p>
+        </w:tc>
+        <w:tc>
+          <w:tcPr>
+            <w:tcW w:w="0" w:type="auto"/>
+            <w:hideMark/>
+          </w:tcPr>
+          <w:p>
+            <w:pPr>
+              <w:spacing w:after="160" w:line="259" w:lineRule="auto"/>
+            </w:pPr>
+            <w:r>
+              <w:t>28</w:t>
+            </w:r>
+          </w:p>
+        </w:tc>
+        <w:tc>
+          <w:tcPr>
+            <w:tcW w:w="0" w:type="auto"/>
+            <w:hideMark/>
+          </w:tcPr>
+          <w:p>
+            <w:pPr>
+              <w:spacing w:after="160" w:line="259" w:lineRule="auto"/>
+            </w:pPr>
+            <w:r>
+              <w:t>2</w:t>
+            </w:r>
+          </w:p>
+        </w:tc>
+      </w:tr>
+      <w:tr>
+        <w:tc>
+          <w:tcPr>
+            <w:tcW w:w="0" w:type="auto"/>
+            <w:hideMark/>
+          </w:tcPr>
+          <w:p>
+            <w:pPr>
+              <w:spacing w:after="160" w:line="259" w:lineRule="auto"/>
+            </w:pPr>
+            <w:r>
+              <w:t>Frozen 10 / official</w:t>
+            </w:r>
+          </w:p>
+        </w:tc>
+        <w:tc>
+          <w:tcPr>
+            <w:tcW w:w="0" w:type="auto"/>
+            <w:hideMark/>
+          </w:tcPr>
+          <w:p>
+            <w:pPr>
+              <w:spacing w:after="160" w:line="259" w:lineRule="auto"/>
+            </w:pPr>
+            <w:r>
+              <w:t>0.7239</w:t>
+            </w:r>
+          </w:p>
+        </w:tc>
+        <w:tc>
+          <w:tcPr>
+            <w:tcW w:w="0" w:type="auto"/>
+            <w:hideMark/>
+          </w:tcPr>
+          <w:p>
+            <w:pPr>
+              <w:spacing w:after="160" w:line="259" w:lineRule="auto"/>
+            </w:pPr>
+            <w:r>
+              <w:t>0.6660</w:t>
+            </w:r>
+          </w:p>
+        </w:tc>
+        <w:tc>
+          <w:tcPr>
+            <w:tcW w:w="0" w:type="auto"/>
+            <w:hideMark/>
+          </w:tcPr>
+          <w:p>
+            <w:pPr>
+              <w:spacing w:after="160" w:line="259" w:lineRule="auto"/>
+            </w:pPr>
+            <w:r>
+              <w:t>0.5607</w:t>
+            </w:r>
+          </w:p>
+        </w:tc>
+        <w:tc>
+          <w:tcPr>
+            <w:tcW w:w="0" w:type="auto"/>
+            <w:hideMark/>
+          </w:tcPr>
+          <w:p>
+            <w:pPr>
+              <w:spacing w:after="160" w:line="259" w:lineRule="auto"/>
+            </w:pPr>
+            <w:r>
+              <w:rPr>
+                <w:b/>
+                <w:bCs/>
+              </w:rPr>
+              <w:t>0.7565</w:t>
+            </w:r>
+          </w:p>
+        </w:tc>
+        <w:tc>
+          <w:tcPr>
+            <w:tcW w:w="0" w:type="auto"/>
+            <w:hideMark/>
+          </w:tcPr>
+          <w:p>
+            <w:pPr>
+              <w:spacing w:after="160" w:line="259" w:lineRule="auto"/>
+            </w:pPr>
+            <w:r>
+              <w:t>0.5048</w:t>
+            </w:r>
+          </w:p>
+        </w:tc>
+        <w:tc>
+          <w:tcPr>
+            <w:tcW w:w="0" w:type="auto"/>
+            <w:hideMark/>
+          </w:tcPr>
+          <w:p>
+            <w:pPr>
+              <w:spacing w:after="160" w:line="259" w:lineRule="auto"/>
+            </w:pPr>
+            <w:r>
+              <w:t>0.7368</w:t>
+            </w:r>
+          </w:p>
+        </w:tc>
+        <w:tc>
+          <w:tcPr>
+            <w:tcW w:w="0" w:type="auto"/>
+            <w:hideMark/>
+          </w:tcPr>
+          <w:p>
+            <w:pPr>
+              <w:spacing w:after="160" w:line="259" w:lineRule="auto"/>
+            </w:pPr>
+            <w:r>
+              <w:rPr>
+                <w:b/>
+                <w:bCs/>
+              </w:rPr>
+              <w:t>522</w:t>
+            </w:r>
+          </w:p>
+        </w:tc>
+        <w:tc>
+          <w:tcPr>
+            <w:tcW w:w="0" w:type="auto"/>
+            <w:hideMark/>
+          </w:tcPr>
+          <w:p>
+            <w:pPr>
+              <w:spacing w:after="160" w:line="259" w:lineRule="auto"/>
+            </w:pPr>
+            <w:r>
+              <w:t>53</w:t>
+            </w:r>
+          </w:p>
+        </w:tc>
+        <w:tc>
+          <w:tcPr>
+            <w:tcW w:w="0" w:type="auto"/>
+            <w:hideMark/>
+          </w:tcPr>
+          <w:p>
+            <w:pPr>
+              <w:spacing w:after="160" w:line="259" w:lineRule="auto"/>
+            </w:pPr>
+            <w:r>
+              <w:t>28</w:t>
+            </w:r>
+          </w:p>
+        </w:tc>
+        <w:tc>
+          <w:tcPr>
+            <w:tcW w:w="0" w:type="auto"/>
+            <w:hideMark/>
+          </w:tcPr>
+          <w:p>
+            <w:pPr>
+              <w:spacing w:after="160" w:line="259" w:lineRule="auto"/>
+            </w:pPr>
+            <w:r>
+              <w:t>2</w:t>
+            </w:r>
+          </w:p>
+        </w:tc>
+      </w:tr>
+      <w:tr>
+        <w:tc>
+          <w:tcPr>
+            <w:tcW w:w="0" w:type="auto"/>
+            <w:hideMark/>
+          </w:tcPr>
+          <w:p>
+            <w:pPr>
+              <w:spacing w:after="160" w:line="259" w:lineRule="auto"/>
+            </w:pPr>
+            <w:r>
+              <w:rPr>
+                <w:b/>
+                <w:bCs/>
+              </w:rPr>
+              <w:t>Model 2 compact</w:t>
+            </w:r>
+          </w:p>
+        </w:tc>
+        <w:tc>
+          <w:tcPr>
+            <w:tcW w:w="0" w:type="auto"/>
+            <w:hideMark/>
+          </w:tcPr>
+          <w:p>
+            <w:pPr>
+              <w:spacing w:after="160" w:line="259" w:lineRule="auto"/>
+            </w:pPr>
+            <w:r>
+              <w:t>0.7239</w:t>
+            </w:r>
+          </w:p>
+        </w:tc>
+        <w:tc>
+          <w:tcPr>
+            <w:tcW w:w="0" w:type="auto"/>
+            <w:hideMark/>
+          </w:tcPr>
+          <w:p>
+            <w:pPr>
+              <w:spacing w:after="160" w:line="259" w:lineRule="auto"/>
+            </w:pPr>
+            <w:r>
+              <w:t>0.6660</w:t>
+            </w:r>
+          </w:p>
+        </w:tc>
+        <w:tc>
+          <w:tcPr>
+            <w:tcW w:w="0" w:type="auto"/>
+            <w:hideMark/>
+          </w:tcPr>
+          <w:p>
+            <w:pPr>
+              <w:spacing w:after="160" w:line="259" w:lineRule="auto"/>
+            </w:pPr>
+            <w:r>
+              <w:t>0.5666</w:t>
+            </w:r>
+          </w:p>
+        </w:tc>
+        <w:tc>
+          <w:tcPr>
+            <w:tcW w:w="0" w:type="auto"/>
+            <w:hideMark/>
+          </w:tcPr>
+          <w:p>
+            <w:pPr>
+              <w:spacing w:after="160" w:line="259" w:lineRule="auto"/>
+            </w:pPr>
+            <w:r>
+              <w:rPr>
+                <w:b/>
+                <w:bCs/>
+              </w:rPr>
+              <w:t>0.7565</w:t>
+            </w:r>
+          </w:p>
+        </w:tc>
+        <w:tc>
+          <w:tcPr>
+            <w:tcW w:w="0" w:type="auto"/>
+            <w:hideMark/>
+          </w:tcPr>
+          <w:p>
+            <w:pPr>
+              <w:spacing w:after="160" w:line="259" w:lineRule="auto"/>
+            </w:pPr>
+            <w:r>
+              <w:t>0.5048</w:t>
+            </w:r>
+          </w:p>
+        </w:tc>
+        <w:tc>
+          <w:tcPr>
+            <w:tcW w:w="0" w:type="auto"/>
+            <w:hideMark/>
+          </w:tcPr>
+          <w:p>
+            <w:pPr>
+              <w:spacing w:after="160" w:line="259" w:lineRule="auto"/>
+            </w:pPr>
+            <w:r>
+              <w:t>0.7368</w:t>
+            </w:r>
+          </w:p>
+        </w:tc>
+        <w:tc>
+          <w:tcPr>
+            <w:tcW w:w="0" w:type="auto"/>
+            <w:hideMark/>
+          </w:tcPr>
+          <w:p>
+            <w:pPr>
+              <w:spacing w:after="160" w:line="259" w:lineRule="auto"/>
+            </w:pPr>
+            <w:r>
+              <w:rPr>
+                <w:b/>
+                <w:bCs/>
+              </w:rPr>
+              <w:t>522</w:t>
+            </w:r>
+          </w:p>
+        </w:tc>
+        <w:tc>
+          <w:tcPr>
+            <w:tcW w:w="0" w:type="auto"/>
+            <w:hideMark/>
+          </w:tcPr>
+          <w:p>
+            <w:pPr>
+              <w:spacing w:after="160" w:line="259" w:lineRule="auto"/>
+            </w:pPr>
+            <w:r>
+              <w:t>53</w:t>
+            </w:r>
+          </w:p>
+        </w:tc>
+        <w:tc>
+          <w:tcPr>
+            <w:tcW w:w="0" w:type="auto"/>
+            <w:hideMark/>
+          </w:tcPr>
+          <w:p>
+            <w:pPr>
+              <w:spacing w:after="160" w:line="259" w:lineRule="auto"/>
+            </w:pPr>
+            <w:r>
+              <w:t>28</w:t>
+            </w:r>
+          </w:p>
+        </w:tc>
+        <w:tc>
+          <w:tcPr>
+            <w:tcW w:w="0" w:type="auto"/>
+            <w:hideMark/>
+          </w:tcPr>
+          <w:p>
+            <w:pPr>
+              <w:spacing w:after="160" w:line="259" w:lineRule="auto"/>
+            </w:pPr>
+            <w:r>
+              <w:t>2</w:t>
+            </w:r>
+          </w:p>
+        </w:tc>
+      </w:tr>
+      <w:tr>
+        <w:tc>
+          <w:tcPr>
+            <w:tcW w:w="0" w:type="auto"/>
+            <w:hideMark/>
+          </w:tcPr>
+          <w:p>
+            <w:pPr>
+              <w:spacing w:after="160" w:line="259" w:lineRule="auto"/>
+            </w:pPr>
+            <w:r>
+              <w:t>Full-22 Stage 1</w:t>
+            </w:r>
+          </w:p>
+        </w:tc>
+        <w:tc>
+          <w:tcPr>
+            <w:tcW w:w="0" w:type="auto"/>
+            <w:hideMark/>
+          </w:tcPr>
+          <w:p>
+            <w:pPr>
+              <w:spacing w:after="160" w:line="259" w:lineRule="auto"/>
+            </w:pPr>
+            <w:r>
+              <w:t>0.6963</w:t>
+            </w:r>
+          </w:p>
+        </w:tc>
+        <w:tc>
+          <w:tcPr>
+            <w:tcW w:w="0" w:type="auto"/>
+            <w:hideMark/>
+          </w:tcPr>
+          <w:p>
+            <w:pPr>
+              <w:spacing w:after="160" w:line="259" w:lineRule="auto"/>
+            </w:pPr>
+            <w:r>
+              <w:t>0.6493</w:t>
+            </w:r>
+          </w:p>
+        </w:tc>
+        <w:tc>
+          <w:tcPr>
+            <w:tcW w:w="0" w:type="auto"/>
+            <w:hideMark/>
+          </w:tcPr>
+          <w:p>
+            <w:pPr>
+              <w:spacing w:after="160" w:line="259" w:lineRule="auto"/>
+            </w:pPr>
+            <w:r>
+              <w:t>0.5438</w:t>
+            </w:r>
+          </w:p>
+        </w:tc>
+        <w:tc>
+          <w:tcPr>
+            <w:tcW w:w="0" w:type="auto"/>
+            <w:hideMark/>
+          </w:tcPr>
+          <w:p>
+            <w:pPr>
+              <w:spacing w:after="160" w:line="259" w:lineRule="auto"/>
+            </w:pPr>
+            <w:r>
+              <w:t>0.7232</w:t>
+            </w:r>
+          </w:p>
+        </w:tc>
+        <w:tc>
+          <w:tcPr>
+            <w:tcW w:w="0" w:type="auto"/>
+            <w:hideMark/>
+          </w:tcPr>
+          <w:p>
+            <w:pPr>
+              <w:spacing w:after="160" w:line="259" w:lineRule="auto"/>
+            </w:pPr>
+            <w:r>
+              <w:t>0.5143</w:t>
+            </w:r>
+          </w:p>
+        </w:tc>
+        <w:tc>
+          <w:tcPr>
+            <w:tcW w:w="0" w:type="auto"/>
+            <w:hideMark/>
+          </w:tcPr>
+          <w:p>
+            <w:pPr>
+              <w:spacing w:after="160" w:line="259" w:lineRule="auto"/>
+            </w:pPr>
+            <w:r>
+              <w:t>0.7105</w:t>
+            </w:r>
+          </w:p>
+        </w:tc>
+        <w:tc>
+          <w:tcPr>
+            <w:tcW w:w="0" w:type="auto"/>
+            <w:hideMark/>
+          </w:tcPr>
+          <w:p>
+            <w:pPr>
+              <w:spacing w:after="160" w:line="259" w:lineRule="auto"/>
+            </w:pPr>
+            <w:r>
+              <w:t>499</w:t>
+            </w:r>
+          </w:p>
+        </w:tc>
+        <w:tc>
+          <w:tcPr>
+            <w:tcW w:w="0" w:type="auto"/>
+            <w:hideMark/>
+          </w:tcPr>
+          <w:p>
+            <w:pPr>
+              <w:spacing w:after="160" w:line="259" w:lineRule="auto"/>
+            </w:pPr>
+            <w:r>
+              <w:t>54</w:t>
+            </w:r>
+          </w:p>
+        </w:tc>
+        <w:tc>
+          <w:tcPr>
+            <w:tcW w:w="0" w:type="auto"/>
+            <w:hideMark/>
+          </w:tcPr>
+          <w:p>
+            <w:pPr>
+              <w:spacing w:after="160" w:line="259" w:lineRule="auto"/>
+            </w:pPr>
+            <w:r>
+              <w:t>27</w:t>
+            </w:r>
+          </w:p>
+        </w:tc>
+        <w:tc>
+          <w:tcPr>
+            <w:tcW w:w="0" w:type="auto"/>
+            <w:hideMark/>
+          </w:tcPr>
+          <w:p>
+            <w:pPr>
+              <w:spacing w:after="160" w:line="259" w:lineRule="auto"/>
+            </w:pPr>
+            <w:r>
+              <w:t>3</w:t>
+            </w:r>
+          </w:p>
+        </w:tc>
+      </w:tr>
+      <w:tr>
+        <w:tc>
+          <w:tcPr>
+            <w:tcW w:w="0" w:type="auto"/>
+            <w:hideMark/>
+          </w:tcPr>
+          <w:p>
+            <w:pPr>
+              <w:spacing w:after="160" w:line="259" w:lineRule="auto"/>
+            </w:pPr>
+            <w:r>
+              <w:t>Full-22 Stage 2</w:t>
+            </w:r>
+          </w:p>
+        </w:tc>
+        <w:tc>
+          <w:tcPr>
+            <w:tcW w:w="0" w:type="auto"/>
+            <w:hideMark/>
+          </w:tcPr>
+          <w:p>
+            <w:pPr>
+              <w:spacing w:after="160" w:line="259" w:lineRule="auto"/>
+            </w:pPr>
+            <w:r>
+              <w:t>0.7059</w:t>
+            </w:r>
+          </w:p>
+        </w:tc>
+        <w:tc>
+          <w:tcPr>
+            <w:tcW w:w="0" w:type="auto"/>
+            <w:hideMark/>
+          </w:tcPr>
+          <w:p>
+            <w:pPr>
+              <w:spacing w:after="160" w:line="259" w:lineRule="auto"/>
+            </w:pPr>
+            <w:r>
+              <w:t>0.6068</w:t>
+            </w:r>
+          </w:p>
+        </w:tc>
+        <w:tc>
+          <w:tcPr>
+            <w:tcW w:w="0" w:type="auto"/>
+            <w:hideMark/>
+          </w:tcPr>
+          <w:p>
+            <w:pPr>
+              <w:spacing w:after="160" w:line="259" w:lineRule="auto"/>
+            </w:pPr>
+            <w:r>
+              <w:t>0.5192</w:t>
+            </w:r>
+          </w:p>
+        </w:tc>
+        <w:tc>
+          <w:tcPr>
+            <w:tcW w:w="0" w:type="auto"/>
+            <w:hideMark/>
+          </w:tcPr>
+          <w:p>
+            <w:pPr>
+              <w:spacing w:after="160" w:line="259" w:lineRule="auto"/>
+            </w:pPr>
+            <w:r>
+              <w:t>0.7507</w:t>
+            </w:r>
+          </w:p>
+        </w:tc>
+        <w:tc>
+          <w:tcPr>
+            <w:tcW w:w="0" w:type="auto"/>
+            <w:hideMark/>
+          </w:tcPr>
+          <w:p>
+            <w:pPr>
+              <w:spacing w:after="160" w:line="259" w:lineRule="auto"/>
+            </w:pPr>
+            <w:r>
+              <w:t>0.4381</w:t>
+            </w:r>
+          </w:p>
+        </w:tc>
+        <w:tc>
+          <w:tcPr>
+            <w:tcW w:w="0" w:type="auto"/>
+            <w:hideMark/>
+          </w:tcPr>
+          <w:p>
+            <w:pPr>
+              <w:spacing w:after="160" w:line="259" w:lineRule="auto"/>
+            </w:pPr>
+            <w:r>
+              <w:t>0.6316</w:t>
+            </w:r>
+          </w:p>
+        </w:tc>
+        <w:tc>
+          <w:tcPr>
+            <w:tcW w:w="0" w:type="auto"/>
+            <w:hideMark/>
+          </w:tcPr>
+          <w:p>
+            <w:pPr>
+              <w:spacing w:after="160" w:line="259" w:lineRule="auto"/>
+            </w:pPr>
+            <w:r>
+              <w:t>518</w:t>
+            </w:r>
+          </w:p>
+        </w:tc>
+        <w:tc>
+          <w:tcPr>
+            <w:tcW w:w="0" w:type="auto"/>
+            <w:hideMark/>
+          </w:tcPr>
+          <w:p>
+            <w:pPr>
+              <w:spacing w:after="160" w:line="259" w:lineRule="auto"/>
+            </w:pPr>
+            <w:r>
+              <w:t>46</w:t>
+            </w:r>
+          </w:p>
+        </w:tc>
+        <w:tc>
+          <w:tcPr>
+            <w:tcW w:w="0" w:type="auto"/>
+            <w:hideMark/>
+          </w:tcPr>
+          <w:p>
+            <w:pPr>
+              <w:spacing w:after="160" w:line="259" w:lineRule="auto"/>
+            </w:pPr>
+            <w:r>
+              <w:t>24</w:t>
+            </w:r>
+          </w:p>
+        </w:tc>
+        <w:tc>
+          <w:tcPr>
+            <w:tcW w:w="0" w:type="auto"/>
+            <w:hideMark/>
+          </w:tcPr>
+          <w:p>
+            <w:pPr>
+              <w:spacing w:after="160" w:line="259" w:lineRule="auto"/>
+            </w:pPr>
+            <w:r>
+              <w:t>2</w:t>
+            </w:r>
+          </w:p>
+        </w:tc>
+      </w:tr>
+      <w:tr>
+        <w:tc>
+          <w:tcPr>
+            <w:tcW w:w="0" w:type="auto"/>
+            <w:hideMark/>
+          </w:tcPr>
+          <w:p>
+            <w:pPr>
+              <w:spacing w:after="160" w:line="259" w:lineRule="auto"/>
+            </w:pPr>
+            <w:r>
+              <w:lastRenderedPageBreak/>
+              <w:t>Full22 minus HTN</w:t>
+            </w:r>
+          </w:p>
+        </w:tc>
+        <w:tc>
+          <w:tcPr>
+            <w:tcW w:w="0" w:type="auto"/>
+            <w:hideMark/>
+          </w:tcPr>
+          <w:p>
+            <w:pPr>
+              <w:spacing w:after="160" w:line="259" w:lineRule="auto"/>
+            </w:pPr>
+            <w:r>
+              <w:t>0.7119</w:t>
+            </w:r>
+          </w:p>
+        </w:tc>
+        <w:tc>
+          <w:tcPr>
+            <w:tcW w:w="0" w:type="auto"/>
+            <w:hideMark/>
+          </w:tcPr>
+          <w:p>
+            <w:pPr>
+              <w:spacing w:after="160" w:line="259" w:lineRule="auto"/>
+            </w:pPr>
+            <w:r>
+              <w:t>0.6666</w:t>
+            </w:r>
+          </w:p>
+        </w:tc>
+        <w:tc>
+          <w:tcPr>
+            <w:tcW w:w="0" w:type="auto"/>
+            <w:hideMark/>
+          </w:tcPr>
+          <w:p>
+            <w:pPr>
+              <w:spacing w:after="160" w:line="259" w:lineRule="auto"/>
+            </w:pPr>
+            <w:r>
+              <w:t>0.5578</w:t>
+            </w:r>
+          </w:p>
+        </w:tc>
+        <w:tc>
+          <w:tcPr>
+            <w:tcW w:w="0" w:type="auto"/>
+            <w:hideMark/>
+          </w:tcPr>
+          <w:p>
+            <w:pPr>
+              <w:spacing w:after="160" w:line="259" w:lineRule="auto"/>
+            </w:pPr>
+            <w:r>
+              <w:t>0.7391</w:t>
+            </w:r>
+          </w:p>
+        </w:tc>
+        <w:tc>
+          <w:tcPr>
+            <w:tcW w:w="0" w:type="auto"/>
+            <w:hideMark/>
+          </w:tcPr>
+          <w:p>
+            <w:pPr>
+              <w:spacing w:after="160" w:line="259" w:lineRule="auto"/>
+            </w:pPr>
+            <w:r>
+              <w:rPr>
+                <w:b/>
+                <w:bCs/>
+              </w:rPr>
+              <w:t>0.5238</w:t>
+            </w:r>
+          </w:p>
+        </w:tc>
+        <w:tc>
+          <w:tcPr>
+            <w:tcW w:w="0" w:type="auto"/>
+            <w:hideMark/>
+          </w:tcPr>
+          <w:p>
+            <w:pPr>
+              <w:spacing w:after="160" w:line="259" w:lineRule="auto"/>
+            </w:pPr>
+            <w:r>
+              <w:t>0.7368</w:t>
+            </w:r>
+          </w:p>
+        </w:tc>
+        <w:tc>
+          <w:tcPr>
+            <w:tcW w:w="0" w:type="auto"/>
+            <w:hideMark/>
+          </w:tcPr>
+          <w:p>
+            <w:pPr>
+              <w:spacing w:after="160" w:line="259" w:lineRule="auto"/>
+            </w:pPr>
+            <w:r>
+              <w:t>510</w:t>
+            </w:r>
+          </w:p>
+        </w:tc>
+        <w:tc>
+          <w:tcPr>
+            <w:tcW w:w="0" w:type="auto"/>
+            <w:hideMark/>
+          </w:tcPr>
+          <w:p>
+            <w:pPr>
+              <w:spacing w:after="160" w:line="259" w:lineRule="auto"/>
+            </w:pPr>
+            <w:r>
+              <w:rPr>
+                <w:b/>
+                <w:bCs/>
+              </w:rPr>
+              <w:t>55</w:t>
+            </w:r>
+          </w:p>
+        </w:tc>
+        <w:tc>
+          <w:tcPr>
+            <w:tcW w:w="0" w:type="auto"/>
+            <w:hideMark/>
+          </w:tcPr>
+          <w:p>
+            <w:pPr>
+              <w:spacing w:after="160" w:line="259" w:lineRule="auto"/>
+            </w:pPr>
+            <w:r>
+              <w:t>28</w:t>
+            </w:r>
+          </w:p>
+        </w:tc>
+        <w:tc>
+          <w:tcPr>
+            <w:tcW w:w="0" w:type="auto"/>
+            <w:hideMark/>
+          </w:tcPr>
+          <w:p>
+            <w:pPr>
+              <w:spacing w:after="160" w:line="259" w:lineRule="auto"/>
+            </w:pPr>
+            <w:r>
+              <w:t>3</w:t>
+            </w:r>
+          </w:p>
+        </w:tc>
+      </w:tr>
+    </w:tbl>
+    <w:p/>
+    <w:p/>
+    <w:p>
+      <w:pPr>
+        <w:rPr>
+          <w:b/>
+          <w:bCs/>
+        </w:rPr>
+      </w:pPr>
+      <w:r>
+        <w:rPr>
+          <w:b/>
+          <w:bCs/>
+        </w:rPr>
+        <w:t>Five-seed test mean comparison</w:t>
+      </w:r>
+      <w:r>
+        <w:rPr>
+          <w:b/>
+          <w:bCs/>
+        </w:rPr>
+        <w:t>:</w:t>
+      </w:r>
+    </w:p>
+    <w:tbl>
+      <w:tblPr>
+        <w:tblStyle w:val="TableGrid"/>
+        <w:tblW w:w="0" w:type="auto"/>
+        <w:tblLook w:val="04A0" w:firstRow="1" w:lastRow="0" w:firstColumn="1" w:lastColumn="0" w:noHBand="0" w:noVBand="1"/>
+      </w:tblPr>
+      <w:tblGrid>
+        <w:gridCol w:w="1058"/>
+        <w:gridCol w:w="778"/>
+        <w:gridCol w:w="1033"/>
+        <w:gridCol w:w="791"/>
+        <w:gridCol w:w="838"/>
+        <w:gridCol w:w="791"/>
+        <w:gridCol w:w="791"/>
+        <w:gridCol w:w="789"/>
+        <w:gridCol w:w="688"/>
+        <w:gridCol w:w="600"/>
+        <w:gridCol w:w="621"/>
+        <w:gridCol w:w="572"/>
+      </w:tblGrid>
+      <w:tr>
+        <w:tc>
+          <w:tcPr>
+            <w:tcW w:w="0" w:type="auto"/>
+            <w:hideMark/>
+          </w:tcPr>
+          <w:p>
+            <w:pPr>
+              <w:spacing w:after="160" w:line="259" w:lineRule="auto"/>
+              <w:rPr>
+                <w:b/>
+                <w:bCs/>
+              </w:rPr>
+            </w:pPr>
+            <w:r>
+              <w:rPr>
+                <w:b/>
+                <w:bCs/>
+              </w:rPr>
+              <w:t>Model</w:t>
+            </w:r>
+          </w:p>
+        </w:tc>
+        <w:tc>
+          <w:tcPr>
+            <w:tcW w:w="0" w:type="auto"/>
+            <w:hideMark/>
+          </w:tcPr>
+          <w:p>
+            <w:pPr>
+              <w:spacing w:after="160" w:line="259" w:lineRule="auto"/>
+              <w:rPr>
+                <w:b/>
+                <w:bCs/>
+              </w:rPr>
+            </w:pPr>
+            <w:r>
+              <w:rPr>
+                <w:b/>
+                <w:bCs/>
+              </w:rPr>
+              <w:t>Inputs</w:t>
+            </w:r>
+          </w:p>
+        </w:tc>
+        <w:tc>
+          <w:tcPr>
+            <w:tcW w:w="0" w:type="auto"/>
+            <w:hideMark/>
+          </w:tcPr>
+          <w:p>
+            <w:pPr>
+              <w:spacing w:after="160" w:line="259" w:lineRule="auto"/>
+              <w:rPr>
+                <w:b/>
+                <w:bCs/>
+              </w:rPr>
+            </w:pPr>
+            <w:r>
+              <w:rPr>
+                <w:b/>
+                <w:bCs/>
+              </w:rPr>
+              <w:t>Accuracy</w:t>
+            </w:r>
+          </w:p>
+        </w:tc>
+        <w:tc>
+          <w:tcPr>
+            <w:tcW w:w="0" w:type="auto"/>
+            <w:hideMark/>
+          </w:tcPr>
+          <w:p>
+            <w:pPr>
+              <w:spacing w:after="160" w:line="259" w:lineRule="auto"/>
+              <w:rPr>
+                <w:b/>
+                <w:bCs/>
+              </w:rPr>
+            </w:pPr>
+            <w:r>
+              <w:rPr>
+                <w:b/>
+                <w:bCs/>
+              </w:rPr>
+              <w:t>BA</w:t>
+            </w:r>
+          </w:p>
+        </w:tc>
+        <w:tc>
+          <w:tcPr>
+            <w:tcW w:w="0" w:type="auto"/>
+            <w:hideMark/>
+          </w:tcPr>
+          <w:p>
+            <w:pPr>
+              <w:spacing w:after="160" w:line="259" w:lineRule="auto"/>
+              <w:rPr>
+                <w:b/>
+                <w:bCs/>
+              </w:rPr>
+            </w:pPr>
+            <w:r>
+              <w:rPr>
+                <w:b/>
+                <w:bCs/>
+              </w:rPr>
+              <w:t>Macro-F1</w:t>
+            </w:r>
+          </w:p>
+        </w:tc>
+        <w:tc>
+          <w:tcPr>
+            <w:tcW w:w="0" w:type="auto"/>
+            <w:hideMark/>
+          </w:tcPr>
+          <w:p>
+            <w:pPr>
+              <w:spacing w:after="160" w:line="259" w:lineRule="auto"/>
+              <w:rPr>
+                <w:b/>
+                <w:bCs/>
+              </w:rPr>
+            </w:pPr>
+            <w:r>
+              <w:rPr>
+                <w:b/>
+                <w:bCs/>
+              </w:rPr>
+              <w:t>Low R</w:t>
+            </w:r>
+          </w:p>
+        </w:tc>
+        <w:tc>
+          <w:tcPr>
+            <w:tcW w:w="0" w:type="auto"/>
+            <w:hideMark/>
+          </w:tcPr>
+          <w:p>
+            <w:pPr>
+              <w:spacing w:after="160" w:line="259" w:lineRule="auto"/>
+              <w:rPr>
+                <w:b/>
+                <w:bCs/>
+              </w:rPr>
+            </w:pPr>
+            <w:r>
+              <w:rPr>
+                <w:b/>
+                <w:bCs/>
+              </w:rPr>
+              <w:t>Mod R</w:t>
+            </w:r>
+          </w:p>
+        </w:tc>
+        <w:tc>
+          <w:tcPr>
+            <w:tcW w:w="0" w:type="auto"/>
+            <w:hideMark/>
+          </w:tcPr>
+          <w:p>
+            <w:pPr>
+              <w:spacing w:after="160" w:line="259" w:lineRule="auto"/>
+              <w:rPr>
+                <w:b/>
+                <w:bCs/>
+              </w:rPr>
+            </w:pPr>
+            <w:r>
+              <w:rPr>
+                <w:b/>
+                <w:bCs/>
+              </w:rPr>
+              <w:t>High R</w:t>
+            </w:r>
+          </w:p>
+        </w:tc>
+        <w:tc>
+          <w:tcPr>
+            <w:tcW w:w="0" w:type="auto"/>
+            <w:hideMark/>
+          </w:tcPr>
+          <w:p>
+            <w:pPr>
+              <w:spacing w:after="160" w:line="259" w:lineRule="auto"/>
+              <w:rPr>
+                <w:b/>
+                <w:bCs/>
+              </w:rPr>
+            </w:pPr>
+            <w:r>
+              <w:rPr>
+                <w:b/>
+                <w:bCs/>
+              </w:rPr>
+              <w:t>Low C</w:t>
+            </w:r>
+          </w:p>
+        </w:tc>
+        <w:tc>
+          <w:tcPr>
+            <w:tcW w:w="0" w:type="auto"/>
+            <w:hideMark/>
+          </w:tcPr>
+          <w:p>
+            <w:pPr>
+              <w:spacing w:after="160" w:line="259" w:lineRule="auto"/>
+              <w:rPr>
+                <w:b/>
+                <w:bCs/>
+              </w:rPr>
+            </w:pPr>
+            <w:r>
+              <w:rPr>
+                <w:b/>
+                <w:bCs/>
+              </w:rPr>
+              <w:t>Mod C</w:t>
+            </w:r>
+          </w:p>
+        </w:tc>
+        <w:tc>
+          <w:tcPr>
+            <w:tcW w:w="0" w:type="auto"/>
+            <w:hideMark/>
+          </w:tcPr>
+          <w:p>
+            <w:pPr>
+              <w:spacing w:after="160" w:line="259" w:lineRule="auto"/>
+              <w:rPr>
+                <w:b/>
+                <w:bCs/>
+              </w:rPr>
+            </w:pPr>
+            <w:r>
+              <w:rPr>
+                <w:b/>
+                <w:bCs/>
+              </w:rPr>
+              <w:t>High C</w:t>
+            </w:r>
+          </w:p>
+        </w:tc>
+        <w:tc>
+          <w:tcPr>
+            <w:tcW w:w="0" w:type="auto"/>
+            <w:hideMark/>
+          </w:tcPr>
+          <w:p>
+            <w:pPr>
+              <w:spacing w:after="160" w:line="259" w:lineRule="auto"/>
+              <w:rPr>
+                <w:b/>
+                <w:bCs/>
+              </w:rPr>
+            </w:pPr>
+            <w:r>
+              <w:rPr>
+                <w:b/>
+                <w:bCs/>
+              </w:rPr>
+              <w:t>H→L</w:t>
+            </w:r>
+          </w:p>
+        </w:tc>
+      </w:tr>
+      <w:tr>
+        <w:tc>
+          <w:tcPr>
+            <w:tcW w:w="0" w:type="auto"/>
+            <w:hideMark/>
+          </w:tcPr>
+          <w:p>
+            <w:pPr>
+              <w:spacing w:after="160" w:line="259" w:lineRule="auto"/>
+            </w:pPr>
+            <w:r>
+              <w:t>Official A</w:t>
+            </w:r>
+          </w:p>
+        </w:tc>
+        <w:tc>
+          <w:tcPr>
+            <w:tcW w:w="0" w:type="auto"/>
+            <w:hideMark/>
+          </w:tcPr>
+          <w:p>
+            <w:pPr>
+              <w:spacing w:after="160" w:line="259" w:lineRule="auto"/>
+            </w:pPr>
+            <w:r>
+              <w:t>19</w:t>
+            </w:r>
+          </w:p>
+        </w:tc>
+        <w:tc>
+          <w:tcPr>
+            <w:tcW w:w="0" w:type="auto"/>
+            <w:hideMark/>
+          </w:tcPr>
+          <w:p>
+            <w:pPr>
+              <w:spacing w:after="160" w:line="259" w:lineRule="auto"/>
+            </w:pPr>
+            <w:r>
+              <w:t>0.7078</w:t>
+            </w:r>
+          </w:p>
+        </w:tc>
+        <w:tc>
+          <w:tcPr>
+            <w:tcW w:w="0" w:type="auto"/>
+            <w:hideMark/>
+          </w:tcPr>
+          <w:p>
+            <w:pPr>
+              <w:spacing w:after="160" w:line="259" w:lineRule="auto"/>
+            </w:pPr>
+            <w:r>
+              <w:t>0.6480</w:t>
+            </w:r>
+          </w:p>
+        </w:tc>
+        <w:tc>
+          <w:tcPr>
+            <w:tcW w:w="0" w:type="auto"/>
+            <w:hideMark/>
+          </w:tcPr>
+          <w:p>
+            <w:pPr>
+              <w:spacing w:after="160" w:line="259" w:lineRule="auto"/>
+            </w:pPr>
+            <w:r>
+              <w:t>0.5449</w:t>
+            </w:r>
+          </w:p>
+        </w:tc>
+        <w:tc>
+          <w:tcPr>
+            <w:tcW w:w="0" w:type="auto"/>
+            <w:hideMark/>
+          </w:tcPr>
+          <w:p>
+            <w:pPr>
+              <w:spacing w:after="160" w:line="259" w:lineRule="auto"/>
+            </w:pPr>
+            <w:r>
+              <w:t>0.7403</w:t>
+            </w:r>
+          </w:p>
+        </w:tc>
+        <w:tc>
+          <w:tcPr>
+            <w:tcW w:w="0" w:type="auto"/>
+            <w:hideMark/>
+          </w:tcPr>
+          <w:p>
+            <w:pPr>
+              <w:spacing w:after="160" w:line="259" w:lineRule="auto"/>
+            </w:pPr>
+            <w:r>
+              <w:t>0.4933</w:t>
+            </w:r>
+          </w:p>
+        </w:tc>
+        <w:tc>
+          <w:tcPr>
+            <w:tcW w:w="0" w:type="auto"/>
+            <w:hideMark/>
+          </w:tcPr>
+          <w:p>
+            <w:pPr>
+              <w:spacing w:after="160" w:line="259" w:lineRule="auto"/>
+            </w:pPr>
+            <w:r>
+              <w:t>0.7105</w:t>
+            </w:r>
+          </w:p>
+        </w:tc>
+        <w:tc>
+          <w:tcPr>
+            <w:tcW w:w="0" w:type="auto"/>
+            <w:hideMark/>
+          </w:tcPr>
+          <w:p>
+            <w:pPr>
+              <w:spacing w:after="160" w:line="259" w:lineRule="auto"/>
+            </w:pPr>
+            <w:r>
+              <w:t>510.8</w:t>
+            </w:r>
+          </w:p>
+        </w:tc>
+        <w:tc>
+          <w:tcPr>
+            <w:tcW w:w="0" w:type="auto"/>
+            <w:hideMark/>
+          </w:tcPr>
+          <w:p>
+            <w:pPr>
+              <w:spacing w:after="160" w:line="259" w:lineRule="auto"/>
+            </w:pPr>
+            <w:r>
+              <w:t>51.8</w:t>
+            </w:r>
+          </w:p>
+        </w:tc>
+        <w:tc>
+          <w:tcPr>
+            <w:tcW w:w="0" w:type="auto"/>
+            <w:hideMark/>
+          </w:tcPr>
+          <w:p>
+            <w:pPr>
+              <w:spacing w:after="160" w:line="259" w:lineRule="auto"/>
+            </w:pPr>
+            <w:r>
+              <w:t>27.0</w:t>
+            </w:r>
+          </w:p>
+        </w:tc>
+        <w:tc>
+          <w:tcPr>
+            <w:tcW w:w="0" w:type="auto"/>
+            <w:hideMark/>
+          </w:tcPr>
+          <w:p>
+            <w:pPr>
+              <w:spacing w:after="160" w:line="259" w:lineRule="auto"/>
+            </w:pPr>
+            <w:r>
+              <w:t>2.6</w:t>
+            </w:r>
+          </w:p>
+        </w:tc>
+      </w:tr>
+      <w:tr>
+        <w:tc>
+          <w:tcPr>
+            <w:tcW w:w="0" w:type="auto"/>
+            <w:hideMark/>
+          </w:tcPr>
+          <w:p>
+            <w:pPr>
+              <w:spacing w:after="160" w:line="259" w:lineRule="auto"/>
+            </w:pPr>
+            <w:r>
+              <w:t>Simplified B</w:t>
+            </w:r>
+          </w:p>
+        </w:tc>
+        <w:tc>
+          <w:tcPr>
+            <w:tcW w:w="0" w:type="auto"/>
+            <w:hideMark/>
+          </w:tcPr>
+          <w:p>
+            <w:pPr>
+              <w:spacing w:after="160" w:line="259" w:lineRule="auto"/>
+            </w:pPr>
+            <w:r>
+              <w:t>19</w:t>
+            </w:r>
+          </w:p>
+        </w:tc>
+        <w:tc>
+          <w:tcPr>
+            <w:tcW w:w="0" w:type="auto"/>
+            <w:hideMark/>
+          </w:tcPr>
+          <w:p>
+            <w:pPr>
+              <w:spacing w:after="160" w:line="259" w:lineRule="auto"/>
+            </w:pPr>
+            <w:r>
+              <w:t>0.7088</w:t>
+            </w:r>
+          </w:p>
+        </w:tc>
+        <w:tc>
+          <w:tcPr>
+            <w:tcW w:w="0" w:type="auto"/>
+            <w:hideMark/>
+          </w:tcPr>
+          <w:p>
+            <w:pPr>
+              <w:spacing w:after="160" w:line="259" w:lineRule="auto"/>
+            </w:pPr>
+            <w:r>
+              <w:t>0.6517</w:t>
+            </w:r>
+          </w:p>
+        </w:tc>
+        <w:tc>
+          <w:tcPr>
+            <w:tcW w:w="0" w:type="auto"/>
+            <w:hideMark/>
+          </w:tcPr>
+          <w:p>
+            <w:pPr>
+              <w:spacing w:after="160" w:line="259" w:lineRule="auto"/>
+            </w:pPr>
+            <w:r>
+              <w:t>0.5512</w:t>
+            </w:r>
+          </w:p>
+        </w:tc>
+        <w:tc>
+          <w:tcPr>
+            <w:tcW w:w="0" w:type="auto"/>
+            <w:hideMark/>
+          </w:tcPr>
+          <w:p>
+            <w:pPr>
+              <w:spacing w:after="160" w:line="259" w:lineRule="auto"/>
+            </w:pPr>
+            <w:r>
+              <w:t>0.7403</w:t>
+            </w:r>
+          </w:p>
+        </w:tc>
+        <w:tc>
+          <w:tcPr>
+            <w:tcW w:w="0" w:type="auto"/>
+            <w:hideMark/>
+          </w:tcPr>
+          <w:p>
+            <w:pPr>
+              <w:spacing w:after="160" w:line="259" w:lineRule="auto"/>
+            </w:pPr>
+            <w:r>
+              <w:t>0.4990</w:t>
+            </w:r>
+          </w:p>
+        </w:tc>
+        <w:tc>
+          <w:tcPr>
+            <w:tcW w:w="0" w:type="auto"/>
+            <w:hideMark/>
+          </w:tcPr>
+          <w:p>
+            <w:pPr>
+              <w:spacing w:after="160" w:line="259" w:lineRule="auto"/>
+            </w:pPr>
+            <w:r>
+              <w:t>0.7158</w:t>
+            </w:r>
+          </w:p>
+        </w:tc>
+        <w:tc>
+          <w:tcPr>
+            <w:tcW w:w="0" w:type="auto"/>
+            <w:hideMark/>
+          </w:tcPr>
+          <w:p>
+            <w:pPr>
+              <w:spacing w:after="160" w:line="259" w:lineRule="auto"/>
+            </w:pPr>
+            <w:r>
+              <w:t>510.8</w:t>
+            </w:r>
+          </w:p>
+        </w:tc>
+        <w:tc>
+          <w:tcPr>
+            <w:tcW w:w="0" w:type="auto"/>
+            <w:hideMark/>
+          </w:tcPr>
+          <w:p>
+            <w:pPr>
+              <w:spacing w:after="160" w:line="259" w:lineRule="auto"/>
+            </w:pPr>
+            <w:r>
+              <w:t>52.4</w:t>
+            </w:r>
+          </w:p>
+        </w:tc>
+        <w:tc>
+          <w:tcPr>
+            <w:tcW w:w="0" w:type="auto"/>
+            <w:hideMark/>
+          </w:tcPr>
+          <w:p>
+            <w:pPr>
+              <w:spacing w:after="160" w:line="259" w:lineRule="auto"/>
+            </w:pPr>
+            <w:r>
+              <w:t>27.2</w:t>
+            </w:r>
+          </w:p>
+        </w:tc>
+        <w:tc>
+          <w:tcPr>
+            <w:tcW w:w="0" w:type="auto"/>
+            <w:hideMark/>
+          </w:tcPr>
+          <w:p>
+            <w:pPr>
+              <w:spacing w:after="160" w:line="259" w:lineRule="auto"/>
+            </w:pPr>
+            <w:r>
+              <w:t>2.6</w:t>
+            </w:r>
+          </w:p>
+        </w:tc>
+      </w:tr>
+      <w:tr>
+        <w:tc>
+          <w:tcPr>
+            <w:tcW w:w="0" w:type="auto"/>
+            <w:hideMark/>
+          </w:tcPr>
+          <w:p>
+            <w:pPr>
+              <w:spacing w:after="160" w:line="259" w:lineRule="auto"/>
+            </w:pPr>
+            <w:r>
+              <w:t>Frozen 13 / official</w:t>
+            </w:r>
+          </w:p>
+        </w:tc>
+        <w:tc>
+          <w:tcPr>
+            <w:tcW w:w="0" w:type="auto"/>
+            <w:hideMark/>
+          </w:tcPr>
+          <w:p>
+            <w:pPr>
+              <w:spacing w:after="160" w:line="259" w:lineRule="auto"/>
+            </w:pPr>
+            <w:r>
+              <w:t>14</w:t>
+            </w:r>
+          </w:p>
+        </w:tc>
+        <w:tc>
+          <w:tcPr>
+            <w:tcW w:w="0" w:type="auto"/>
+            <w:hideMark/>
+          </w:tcPr>
+          <w:p>
+            <w:pPr>
+              <w:spacing w:after="160" w:line="259" w:lineRule="auto"/>
+            </w:pPr>
+            <w:r>
+              <w:t>0.7133</w:t>
+            </w:r>
+          </w:p>
+        </w:tc>
+        <w:tc>
+          <w:tcPr>
+            <w:tcW w:w="0" w:type="auto"/>
+            <w:hideMark/>
+          </w:tcPr>
+          <w:p>
+            <w:pPr>
+              <w:spacing w:after="160" w:line="259" w:lineRule="auto"/>
+            </w:pPr>
+            <w:r>
+              <w:t>0.6513</w:t>
+            </w:r>
+          </w:p>
+        </w:tc>
+        <w:tc>
+          <w:tcPr>
+            <w:tcW w:w="0" w:type="auto"/>
+            <w:hideMark/>
+          </w:tcPr>
+          <w:p>
+            <w:pPr>
+              <w:spacing w:after="160" w:line="259" w:lineRule="auto"/>
+            </w:pPr>
+            <w:r>
+              <w:t>0.5481</w:t>
+            </w:r>
+          </w:p>
+        </w:tc>
+        <w:tc>
+          <w:tcPr>
+            <w:tcW w:w="0" w:type="auto"/>
+            <w:hideMark/>
+          </w:tcPr>
+          <w:p>
+            <w:pPr>
+              <w:spacing w:after="160" w:line="259" w:lineRule="auto"/>
+            </w:pPr>
+            <w:r>
+              <w:t>0.7464</w:t>
+            </w:r>
+          </w:p>
+        </w:tc>
+        <w:tc>
+          <w:tcPr>
+            <w:tcW w:w="0" w:type="auto"/>
+            <w:hideMark/>
+          </w:tcPr>
+          <w:p>
+            <w:pPr>
+              <w:spacing w:after="160" w:line="259" w:lineRule="auto"/>
+            </w:pPr>
+            <w:r>
+              <w:t>0.4971</w:t>
+            </w:r>
+          </w:p>
+        </w:tc>
+        <w:tc>
+          <w:tcPr>
+            <w:tcW w:w="0" w:type="auto"/>
+            <w:hideMark/>
+          </w:tcPr>
+          <w:p>
+            <w:pPr>
+              <w:spacing w:after="160" w:line="259" w:lineRule="auto"/>
+            </w:pPr>
+            <w:r>
+              <w:t>0.7105</w:t>
+            </w:r>
+          </w:p>
+        </w:tc>
+        <w:tc>
+          <w:tcPr>
+            <w:tcW w:w="0" w:type="auto"/>
+            <w:hideMark/>
+          </w:tcPr>
+          <w:p>
+            <w:pPr>
+              <w:spacing w:after="160" w:line="259" w:lineRule="auto"/>
+            </w:pPr>
+            <w:r>
+              <w:t>515.0</w:t>
+            </w:r>
+          </w:p>
+        </w:tc>
+        <w:tc>
+          <w:tcPr>
+            <w:tcW w:w="0" w:type="auto"/>
+            <w:hideMark/>
+          </w:tcPr>
+          <w:p>
+            <w:pPr>
+              <w:spacing w:after="160" w:line="259" w:lineRule="auto"/>
+            </w:pPr>
+            <w:r>
+              <w:t>52.2</w:t>
+            </w:r>
+          </w:p>
+        </w:tc>
+        <w:tc>
+          <w:tcPr>
+            <w:tcW w:w="0" w:type="auto"/>
+            <w:hideMark/>
+          </w:tcPr>
+          <w:p>
+            <w:pPr>
+              <w:spacing w:after="160" w:line="259" w:lineRule="auto"/>
+            </w:pPr>
+            <w:r>
+              <w:t>27.0</w:t>
+            </w:r>
+          </w:p>
+        </w:tc>
+        <w:tc>
+          <w:tcPr>
+            <w:tcW w:w="0" w:type="auto"/>
+            <w:hideMark/>
+          </w:tcPr>
+          <w:p>
+            <w:pPr>
+              <w:spacing w:after="160" w:line="259" w:lineRule="auto"/>
+            </w:pPr>
+            <w:r>
+              <w:rPr>
+                <w:b/>
+                <w:bCs/>
+              </w:rPr>
+              <w:t>2.2</w:t>
+            </w:r>
+          </w:p>
+        </w:tc>
+      </w:tr>
+      <w:tr>
+        <w:tc>
+          <w:tcPr>
+            <w:tcW w:w="0" w:type="auto"/>
+            <w:hideMark/>
+          </w:tcPr>
+          <w:p>
+            <w:pPr>
+              <w:spacing w:after="160" w:line="259" w:lineRule="auto"/>
+            </w:pPr>
+            <w:r>
+              <w:rPr>
+                <w:b/>
+                <w:bCs/>
+              </w:rPr>
+              <w:t>Model 1 / Model C</w:t>
+            </w:r>
+          </w:p>
+        </w:tc>
+        <w:tc>
+          <w:tcPr>
+            <w:tcW w:w="0" w:type="auto"/>
+            <w:hideMark/>
+          </w:tcPr>
+          <w:p>
+            <w:pPr>
+              <w:spacing w:after="160" w:line="259" w:lineRule="auto"/>
+            </w:pPr>
+            <w:r>
+              <w:t>14</w:t>
+            </w:r>
+          </w:p>
+        </w:tc>
+        <w:tc>
+          <w:tcPr>
+            <w:tcW w:w="0" w:type="auto"/>
+            <w:hideMark/>
+          </w:tcPr>
+          <w:p>
+            <w:pPr>
+              <w:spacing w:after="160" w:line="259" w:lineRule="auto"/>
+            </w:pPr>
+            <w:r>
+              <w:t>0.7143</w:t>
+            </w:r>
+          </w:p>
+        </w:tc>
+        <w:tc>
+          <w:tcPr>
+            <w:tcW w:w="0" w:type="auto"/>
+            <w:hideMark/>
+          </w:tcPr>
+          <w:p>
+            <w:pPr>
+              <w:spacing w:after="160" w:line="259" w:lineRule="auto"/>
+            </w:pPr>
+            <w:r>
+              <w:t>0.6550</w:t>
+            </w:r>
+          </w:p>
+        </w:tc>
+        <w:tc>
+          <w:tcPr>
+            <w:tcW w:w="0" w:type="auto"/>
+            <w:hideMark/>
+          </w:tcPr>
+          <w:p>
+            <w:pPr>
+              <w:spacing w:after="160" w:line="259" w:lineRule="auto"/>
+            </w:pPr>
+            <w:r>
+              <w:t>0.5539</w:t>
+            </w:r>
+          </w:p>
+        </w:tc>
+        <w:tc>
+          <w:tcPr>
+            <w:tcW w:w="0" w:type="auto"/>
+            <w:hideMark/>
+          </w:tcPr>
+          <w:p>
+            <w:pPr>
+              <w:spacing w:after="160" w:line="259" w:lineRule="auto"/>
+            </w:pPr>
+            <w:r>
+              <w:t>0.7464</w:t>
+            </w:r>
+          </w:p>
+        </w:tc>
+        <w:tc>
+          <w:tcPr>
+            <w:tcW w:w="0" w:type="auto"/>
+            <w:hideMark/>
+          </w:tcPr>
+          <w:p>
+            <w:pPr>
+              <w:spacing w:after="160" w:line="259" w:lineRule="auto"/>
+            </w:pPr>
+            <w:r>
+              <w:rPr>
+                <w:b/>
+                <w:bCs/>
+              </w:rPr>
+              <w:t>0.5029</w:t>
+            </w:r>
+          </w:p>
+        </w:tc>
+        <w:tc>
+          <w:tcPr>
+            <w:tcW w:w="0" w:type="auto"/>
+            <w:hideMark/>
+          </w:tcPr>
+          <w:p>
+            <w:pPr>
+              <w:spacing w:after="160" w:line="259" w:lineRule="auto"/>
+            </w:pPr>
+            <w:r>
+              <w:t>0.7158</w:t>
+            </w:r>
+          </w:p>
+        </w:tc>
+        <w:tc>
+          <w:tcPr>
+            <w:tcW w:w="0" w:type="auto"/>
+            <w:hideMark/>
+          </w:tcPr>
+          <w:p>
+            <w:pPr>
+              <w:spacing w:after="160" w:line="259" w:lineRule="auto"/>
+            </w:pPr>
+            <w:r>
+              <w:t>515.0</w:t>
+            </w:r>
+          </w:p>
+        </w:tc>
+        <w:tc>
+          <w:tcPr>
+            <w:tcW w:w="0" w:type="auto"/>
+            <w:hideMark/>
+          </w:tcPr>
+          <w:p>
+            <w:pPr>
+              <w:spacing w:after="160" w:line="259" w:lineRule="auto"/>
+            </w:pPr>
+            <w:r>
+              <w:rPr>
+                <w:b/>
+                <w:bCs/>
+              </w:rPr>
+              <w:t>52.8</w:t>
+            </w:r>
+          </w:p>
+        </w:tc>
+        <w:tc>
+          <w:tcPr>
+            <w:tcW w:w="0" w:type="auto"/>
+            <w:hideMark/>
+          </w:tcPr>
+          <w:p>
+            <w:pPr>
+              <w:spacing w:after="160" w:line="259" w:lineRule="auto"/>
+            </w:pPr>
+            <w:r>
+              <w:t>27.2</w:t>
+            </w:r>
+          </w:p>
+        </w:tc>
+        <w:tc>
+          <w:tcPr>
+            <w:tcW w:w="0" w:type="auto"/>
+            <w:hideMark/>
+          </w:tcPr>
+          <w:p>
+            <w:pPr>
+              <w:spacing w:after="160" w:line="259" w:lineRule="auto"/>
+            </w:pPr>
+            <w:r>
+              <w:rPr>
+                <w:b/>
+                <w:bCs/>
+              </w:rPr>
+              <w:t>2.2</w:t>
+            </w:r>
+          </w:p>
+        </w:tc>
+      </w:tr>
+      <w:tr>
+        <w:tc>
+          <w:tcPr>
+            <w:tcW w:w="0" w:type="auto"/>
+            <w:hideMark/>
+          </w:tcPr>
+          <w:p>
+            <w:pPr>
+              <w:spacing w:after="160" w:line="259" w:lineRule="auto"/>
+            </w:pPr>
+            <w:r>
+              <w:t>Frozen 10 / official</w:t>
+            </w:r>
+          </w:p>
+        </w:tc>
+        <w:tc>
+          <w:tcPr>
+            <w:tcW w:w="0" w:type="auto"/>
+            <w:hideMark/>
+          </w:tcPr>
+          <w:p>
+            <w:pPr>
+              <w:spacing w:after="160" w:line="259" w:lineRule="auto"/>
+            </w:pPr>
+            <w:r>
+              <w:t>12</w:t>
+            </w:r>
+          </w:p>
+        </w:tc>
+        <w:tc>
+          <w:tcPr>
+            <w:tcW w:w="0" w:type="auto"/>
+            <w:hideMark/>
+          </w:tcPr>
+          <w:p>
+            <w:pPr>
+              <w:spacing w:after="160" w:line="259" w:lineRule="auto"/>
+            </w:pPr>
+            <w:r>
+              <w:t>0.7172</w:t>
+            </w:r>
+          </w:p>
+        </w:tc>
+        <w:tc>
+          <w:tcPr>
+            <w:tcW w:w="0" w:type="auto"/>
+            <w:hideMark/>
+          </w:tcPr>
+          <w:p>
+            <w:pPr>
+              <w:spacing w:after="160" w:line="259" w:lineRule="auto"/>
+            </w:pPr>
+            <w:r>
+              <w:t>0.6502</w:t>
+            </w:r>
+          </w:p>
+        </w:tc>
+        <w:tc>
+          <w:tcPr>
+            <w:tcW w:w="0" w:type="auto"/>
+            <w:hideMark/>
+          </w:tcPr>
+          <w:p>
+            <w:pPr>
+              <w:spacing w:after="160" w:line="259" w:lineRule="auto"/>
+            </w:pPr>
+            <w:r>
+              <w:t>0.5486</w:t>
+            </w:r>
+          </w:p>
+        </w:tc>
+        <w:tc>
+          <w:tcPr>
+            <w:tcW w:w="0" w:type="auto"/>
+            <w:hideMark/>
+          </w:tcPr>
+          <w:p>
+            <w:pPr>
+              <w:spacing w:after="160" w:line="259" w:lineRule="auto"/>
+            </w:pPr>
+            <w:r>
+              <w:t>0.7525</w:t>
+            </w:r>
+          </w:p>
+        </w:tc>
+        <w:tc>
+          <w:tcPr>
+            <w:tcW w:w="0" w:type="auto"/>
+            <w:hideMark/>
+          </w:tcPr>
+          <w:p>
+            <w:pPr>
+              <w:spacing w:after="160" w:line="259" w:lineRule="auto"/>
+            </w:pPr>
+            <w:r>
+              <w:t>0.4876</w:t>
+            </w:r>
+          </w:p>
+        </w:tc>
+        <w:tc>
+          <w:tcPr>
+            <w:tcW w:w="0" w:type="auto"/>
+            <w:hideMark/>
+          </w:tcPr>
+          <w:p>
+            <w:pPr>
+              <w:spacing w:after="160" w:line="259" w:lineRule="auto"/>
+            </w:pPr>
+            <w:r>
+              <w:t>0.7105</w:t>
+            </w:r>
+          </w:p>
+        </w:tc>
+        <w:tc>
+          <w:tcPr>
+            <w:tcW w:w="0" w:type="auto"/>
+            <w:hideMark/>
+          </w:tcPr>
+          <w:p>
+            <w:pPr>
+              <w:spacing w:after="160" w:line="259" w:lineRule="auto"/>
+            </w:pPr>
+            <w:r>
+              <w:t>519.2</w:t>
+            </w:r>
+          </w:p>
+        </w:tc>
+        <w:tc>
+          <w:tcPr>
+            <w:tcW w:w="0" w:type="auto"/>
+            <w:hideMark/>
+          </w:tcPr>
+          <w:p>
+            <w:pPr>
+              <w:spacing w:after="160" w:line="259" w:lineRule="auto"/>
+            </w:pPr>
+            <w:r>
+              <w:t>51.2</w:t>
+            </w:r>
+          </w:p>
+        </w:tc>
+        <w:tc>
+          <w:tcPr>
+            <w:tcW w:w="0" w:type="auto"/>
+            <w:hideMark/>
+          </w:tcPr>
+          <w:p>
+            <w:pPr>
+              <w:spacing w:after="160" w:line="259" w:lineRule="auto"/>
+            </w:pPr>
+            <w:r>
+              <w:t>27.0</w:t>
+            </w:r>
+          </w:p>
+        </w:tc>
+        <w:tc>
+          <w:tcPr>
+            <w:tcW w:w="0" w:type="auto"/>
+            <w:hideMark/>
+          </w:tcPr>
+          <w:p>
+            <w:pPr>
+              <w:spacing w:after="160" w:line="259" w:lineRule="auto"/>
+            </w:pPr>
+            <w:r>
+              <w:rPr>
+                <w:b/>
+                <w:bCs/>
+              </w:rPr>
+              <w:t>2.2</w:t>
+            </w:r>
+          </w:p>
+        </w:tc>
+      </w:tr>
+      <w:tr>
+        <w:tc>
+          <w:tcPr>
+            <w:tcW w:w="0" w:type="auto"/>
+            <w:hideMark/>
+          </w:tcPr>
+          <w:p>
+            <w:pPr>
+              <w:spacing w:after="160" w:line="259" w:lineRule="auto"/>
+            </w:pPr>
+            <w:r>
+              <w:rPr>
+                <w:b/>
+                <w:bCs/>
+              </w:rPr>
+              <w:t>Model 2 compact</w:t>
+            </w:r>
+          </w:p>
+        </w:tc>
+        <w:tc>
+          <w:tcPr>
+            <w:tcW w:w="0" w:type="auto"/>
+            <w:hideMark/>
+          </w:tcPr>
+          <w:p>
+            <w:pPr>
+              <w:spacing w:after="160" w:line="259" w:lineRule="auto"/>
+            </w:pPr>
+            <w:r>
+              <w:t>12</w:t>
+            </w:r>
+          </w:p>
+        </w:tc>
+        <w:tc>
+          <w:tcPr>
+            <w:tcW w:w="0" w:type="auto"/>
+            <w:hideMark/>
+          </w:tcPr>
+          <w:p>
+            <w:pPr>
+              <w:spacing w:after="160" w:line="259" w:lineRule="auto"/>
+            </w:pPr>
+            <w:r>
+              <w:rPr>
+                <w:b/>
+                <w:bCs/>
+              </w:rPr>
+              <w:t>0.7193</w:t>
+            </w:r>
+          </w:p>
+        </w:tc>
+        <w:tc>
+          <w:tcPr>
+            <w:tcW w:w="0" w:type="auto"/>
+            <w:hideMark/>
+          </w:tcPr>
+          <w:p>
+            <w:pPr>
+              <w:spacing w:after="160" w:line="259" w:lineRule="auto"/>
+            </w:pPr>
+            <w:r>
+              <w:rPr>
+                <w:b/>
+                <w:bCs/>
+              </w:rPr>
+              <w:t>0.6565</w:t>
+            </w:r>
+          </w:p>
+        </w:tc>
+        <w:tc>
+          <w:tcPr>
+            <w:tcW w:w="0" w:type="auto"/>
+            <w:hideMark/>
+          </w:tcPr>
+          <w:p>
+            <w:pPr>
+              <w:spacing w:after="160" w:line="259" w:lineRule="auto"/>
+            </w:pPr>
+            <w:r>
+              <w:rPr>
+                <w:b/>
+                <w:bCs/>
+              </w:rPr>
+              <w:t>0.5579</w:t>
+            </w:r>
+          </w:p>
+        </w:tc>
+        <w:tc>
+          <w:tcPr>
+            <w:tcW w:w="0" w:type="auto"/>
+            <w:hideMark/>
+          </w:tcPr>
+          <w:p>
+            <w:pPr>
+              <w:spacing w:after="160" w:line="259" w:lineRule="auto"/>
+            </w:pPr>
+            <w:r>
+              <w:rPr>
+                <w:b/>
+                <w:bCs/>
+              </w:rPr>
+              <w:t>0.7528</w:t>
+            </w:r>
+          </w:p>
+        </w:tc>
+        <w:tc>
+          <w:tcPr>
+            <w:tcW w:w="0" w:type="auto"/>
+            <w:hideMark/>
+          </w:tcPr>
+          <w:p>
+            <w:pPr>
+              <w:spacing w:after="160" w:line="259" w:lineRule="auto"/>
+            </w:pPr>
+            <w:r>
+              <w:t>0.5010</w:t>
+            </w:r>
+          </w:p>
+        </w:tc>
+        <w:tc>
+          <w:tcPr>
+            <w:tcW w:w="0" w:type="auto"/>
+            <w:hideMark/>
+          </w:tcPr>
+          <w:p>
+            <w:pPr>
+              <w:spacing w:after="160" w:line="259" w:lineRule="auto"/>
+            </w:pPr>
+            <w:r>
+              <w:t>0.7158</w:t>
+            </w:r>
+          </w:p>
+        </w:tc>
+        <w:tc>
+          <w:tcPr>
+            <w:tcW w:w="0" w:type="auto"/>
+            <w:hideMark/>
+          </w:tcPr>
+          <w:p>
+            <w:pPr>
+              <w:spacing w:after="160" w:line="259" w:lineRule="auto"/>
+            </w:pPr>
+            <w:r>
+              <w:rPr>
+                <w:b/>
+                <w:bCs/>
+              </w:rPr>
+              <w:t>519.4</w:t>
+            </w:r>
+          </w:p>
+        </w:tc>
+        <w:tc>
+          <w:tcPr>
+            <w:tcW w:w="0" w:type="auto"/>
+            <w:hideMark/>
+          </w:tcPr>
+          <w:p>
+            <w:pPr>
+              <w:spacing w:after="160" w:line="259" w:lineRule="auto"/>
+            </w:pPr>
+            <w:r>
+              <w:t>52.6</w:t>
+            </w:r>
+          </w:p>
+        </w:tc>
+        <w:tc>
+          <w:tcPr>
+            <w:tcW w:w="0" w:type="auto"/>
+            <w:hideMark/>
+          </w:tcPr>
+          <w:p>
+            <w:pPr>
+              <w:spacing w:after="160" w:line="259" w:lineRule="auto"/>
+            </w:pPr>
+            <w:r>
+              <w:t>27.2</w:t>
+            </w:r>
+          </w:p>
+        </w:tc>
+        <w:tc>
+          <w:tcPr>
+            <w:tcW w:w="0" w:type="auto"/>
+            <w:hideMark/>
+          </w:tcPr>
+          <w:p>
+            <w:pPr>
+              <w:spacing w:after="160" w:line="259" w:lineRule="auto"/>
+            </w:pPr>
+            <w:r>
+              <w:rPr>
+                <w:b/>
+                <w:bCs/>
+              </w:rPr>
+              <w:t>2.2</w:t>
+            </w:r>
+          </w:p>
+        </w:tc>
+      </w:tr>
+      <w:tr>
+        <w:tc>
+          <w:tcPr>
+            <w:tcW w:w="0" w:type="auto"/>
+            <w:hideMark/>
+          </w:tcPr>
+          <w:p>
+            <w:pPr>
+              <w:spacing w:after="160" w:line="259" w:lineRule="auto"/>
+            </w:pPr>
+            <w:r>
+              <w:t>Full-22 Stage 1</w:t>
+            </w:r>
+          </w:p>
+        </w:tc>
+        <w:tc>
+          <w:tcPr>
+            <w:tcW w:w="0" w:type="auto"/>
+            <w:hideMark/>
+          </w:tcPr>
+          <w:p>
+            <w:pPr>
+              <w:spacing w:after="160" w:line="259" w:lineRule="auto"/>
+            </w:pPr>
+            <w:r>
+              <w:t>22</w:t>
+            </w:r>
+          </w:p>
+        </w:tc>
+        <w:tc>
+          <w:tcPr>
+            <w:tcW w:w="0" w:type="auto"/>
+            <w:hideMark/>
+          </w:tcPr>
+          <w:p>
+            <w:pPr>
+              <w:spacing w:after="160" w:line="259" w:lineRule="auto"/>
+            </w:pPr>
+            <w:r>
+              <w:t>0.6946</w:t>
+            </w:r>
+          </w:p>
+        </w:tc>
+        <w:tc>
+          <w:tcPr>
+            <w:tcW w:w="0" w:type="auto"/>
+            <w:hideMark/>
+          </w:tcPr>
+          <w:p>
+            <w:pPr>
+              <w:spacing w:after="160" w:line="259" w:lineRule="auto"/>
+            </w:pPr>
+            <w:r>
+              <w:t>0.6427</w:t>
+            </w:r>
+          </w:p>
+        </w:tc>
+        <w:tc>
+          <w:tcPr>
+            <w:tcW w:w="0" w:type="auto"/>
+            <w:hideMark/>
+          </w:tcPr>
+          <w:p>
+            <w:pPr>
+              <w:spacing w:after="160" w:line="259" w:lineRule="auto"/>
+            </w:pPr>
+            <w:r>
+              <w:t>0.5369</w:t>
+            </w:r>
+          </w:p>
+        </w:tc>
+        <w:tc>
+          <w:tcPr>
+            <w:tcW w:w="0" w:type="auto"/>
+            <w:hideMark/>
+          </w:tcPr>
+          <w:p>
+            <w:pPr>
+              <w:spacing w:after="160" w:line="259" w:lineRule="auto"/>
+            </w:pPr>
+            <w:r>
+              <w:t>0.7238</w:t>
+            </w:r>
+          </w:p>
+        </w:tc>
+        <w:tc>
+          <w:tcPr>
+            <w:tcW w:w="0" w:type="auto"/>
+            <w:hideMark/>
+          </w:tcPr>
+          <w:p>
+            <w:pPr>
+              <w:spacing w:after="160" w:line="259" w:lineRule="auto"/>
+            </w:pPr>
+            <w:r>
+              <w:t>0.4990</w:t>
+            </w:r>
+          </w:p>
+        </w:tc>
+        <w:tc>
+          <w:tcPr>
+            <w:tcW w:w="0" w:type="auto"/>
+            <w:hideMark/>
+          </w:tcPr>
+          <w:p>
+            <w:pPr>
+              <w:spacing w:after="160" w:line="259" w:lineRule="auto"/>
+            </w:pPr>
+            <w:r>
+              <w:t>0.7053</w:t>
+            </w:r>
+          </w:p>
+        </w:tc>
+        <w:tc>
+          <w:tcPr>
+            <w:tcW w:w="0" w:type="auto"/>
+            <w:hideMark/>
+          </w:tcPr>
+          <w:p>
+            <w:pPr>
+              <w:spacing w:after="160" w:line="259" w:lineRule="auto"/>
+            </w:pPr>
+            <w:r>
+              <w:t>499.4</w:t>
+            </w:r>
+          </w:p>
+        </w:tc>
+        <w:tc>
+          <w:tcPr>
+            <w:tcW w:w="0" w:type="auto"/>
+            <w:hideMark/>
+          </w:tcPr>
+          <w:p>
+            <w:pPr>
+              <w:spacing w:after="160" w:line="259" w:lineRule="auto"/>
+            </w:pPr>
+            <w:r>
+              <w:t>52.4</w:t>
+            </w:r>
+          </w:p>
+        </w:tc>
+        <w:tc>
+          <w:tcPr>
+            <w:tcW w:w="0" w:type="auto"/>
+            <w:hideMark/>
+          </w:tcPr>
+          <w:p>
+            <w:pPr>
+              <w:spacing w:after="160" w:line="259" w:lineRule="auto"/>
+            </w:pPr>
+            <w:r>
+              <w:t>26.8</w:t>
+            </w:r>
+          </w:p>
+        </w:tc>
+        <w:tc>
+          <w:tcPr>
+            <w:tcW w:w="0" w:type="auto"/>
+            <w:hideMark/>
+          </w:tcPr>
+          <w:p>
+            <w:pPr>
+              <w:spacing w:after="160" w:line="259" w:lineRule="auto"/>
+            </w:pPr>
+            <w:r>
+              <w:t>3.0</w:t>
+            </w:r>
+          </w:p>
+        </w:tc>
+      </w:tr>
+      <w:tr>
+        <w:tc>
+          <w:tcPr>
+            <w:tcW w:w="0" w:type="auto"/>
+            <w:hideMark/>
+          </w:tcPr>
+          <w:p>
+            <w:pPr>
+              <w:spacing w:after="160" w:line="259" w:lineRule="auto"/>
+            </w:pPr>
+            <w:r>
+              <w:t>Full-22 Stage 2</w:t>
+            </w:r>
+          </w:p>
+        </w:tc>
+        <w:tc>
+          <w:tcPr>
+            <w:tcW w:w="0" w:type="auto"/>
+            <w:hideMark/>
+          </w:tcPr>
+          <w:p>
+            <w:pPr>
+              <w:spacing w:after="160" w:line="259" w:lineRule="auto"/>
+            </w:pPr>
+            <w:r>
+              <w:t>22</w:t>
+            </w:r>
+          </w:p>
+        </w:tc>
+        <w:tc>
+          <w:tcPr>
+            <w:tcW w:w="0" w:type="auto"/>
+            <w:hideMark/>
+          </w:tcPr>
+          <w:p>
+            <w:pPr>
+              <w:spacing w:after="160" w:line="259" w:lineRule="auto"/>
+            </w:pPr>
+            <w:r>
+              <w:t>0.7006</w:t>
+            </w:r>
+          </w:p>
+        </w:tc>
+        <w:tc>
+          <w:tcPr>
+            <w:tcW w:w="0" w:type="auto"/>
+            <w:hideMark/>
+          </w:tcPr>
+          <w:p>
+            <w:pPr>
+              <w:spacing w:after="160" w:line="259" w:lineRule="auto"/>
+            </w:pPr>
+            <w:r>
+              <w:t>0.6144</w:t>
+            </w:r>
+          </w:p>
+        </w:tc>
+        <w:tc>
+          <w:tcPr>
+            <w:tcW w:w="0" w:type="auto"/>
+            <w:hideMark/>
+          </w:tcPr>
+          <w:p>
+            <w:pPr>
+              <w:spacing w:after="160" w:line="259" w:lineRule="auto"/>
+            </w:pPr>
+            <w:r>
+              <w:rPr>
+                <w:b/>
+                <w:bCs/>
+              </w:rPr>
+              <w:t>0.5194</w:t>
+            </w:r>
+          </w:p>
+        </w:tc>
+        <w:tc>
+          <w:tcPr>
+            <w:tcW w:w="0" w:type="auto"/>
+            <w:hideMark/>
+          </w:tcPr>
+          <w:p>
+            <w:pPr>
+              <w:spacing w:after="160" w:line="259" w:lineRule="auto"/>
+            </w:pPr>
+            <w:r>
+              <w:t>0.7403</w:t>
+            </w:r>
+          </w:p>
+        </w:tc>
+        <w:tc>
+          <w:tcPr>
+            <w:tcW w:w="0" w:type="auto"/>
+            <w:hideMark/>
+          </w:tcPr>
+          <w:p>
+            <w:pPr>
+              <w:spacing w:after="160" w:line="259" w:lineRule="auto"/>
+            </w:pPr>
+            <w:r>
+              <w:t>0.4610</w:t>
+            </w:r>
+          </w:p>
+        </w:tc>
+        <w:tc>
+          <w:tcPr>
+            <w:tcW w:w="0" w:type="auto"/>
+            <w:hideMark/>
+          </w:tcPr>
+          <w:p>
+            <w:pPr>
+              <w:spacing w:after="160" w:line="259" w:lineRule="auto"/>
+            </w:pPr>
+            <w:r>
+              <w:t>0.6421</w:t>
+            </w:r>
+          </w:p>
+        </w:tc>
+        <w:tc>
+          <w:tcPr>
+            <w:tcW w:w="0" w:type="auto"/>
+            <w:hideMark/>
+          </w:tcPr>
+          <w:p>
+            <w:pPr>
+              <w:spacing w:after="160" w:line="259" w:lineRule="auto"/>
+            </w:pPr>
+            <w:r>
+              <w:t>510.8</w:t>
+            </w:r>
+          </w:p>
+        </w:tc>
+        <w:tc>
+          <w:tcPr>
+            <w:tcW w:w="0" w:type="auto"/>
+            <w:hideMark/>
+          </w:tcPr>
+          <w:p>
+            <w:pPr>
+              <w:spacing w:after="160" w:line="259" w:lineRule="auto"/>
+            </w:pPr>
+            <w:r>
+              <w:t>48.4</w:t>
+            </w:r>
+          </w:p>
+        </w:tc>
+        <w:tc>
+          <w:tcPr>
+            <w:tcW w:w="0" w:type="auto"/>
+            <w:hideMark/>
+          </w:tcPr>
+          <w:p>
+            <w:pPr>
+              <w:spacing w:after="160" w:line="259" w:lineRule="auto"/>
+            </w:pPr>
+            <w:r>
+              <w:t>24.4</w:t>
+            </w:r>
+          </w:p>
+        </w:tc>
+        <w:tc>
+          <w:tcPr>
+            <w:tcW w:w="0" w:type="auto"/>
+            <w:hideMark/>
+          </w:tcPr>
+          <w:p>
+            <w:pPr>
+              <w:spacing w:after="160" w:line="259" w:lineRule="auto"/>
+            </w:pPr>
+            <w:r>
+              <w:t>2.6</w:t>
+            </w:r>
+          </w:p>
+        </w:tc>
+      </w:tr>
+      <w:tr>
+        <w:tc>
+          <w:tcPr>
+            <w:tcW w:w="0" w:type="auto"/>
+            <w:hideMark/>
+          </w:tcPr>
+          <w:p>
+            <w:pPr>
+              <w:spacing w:after="160" w:line="259" w:lineRule="auto"/>
+            </w:pPr>
+            <w:r>
+              <w:t>Full22 minus HTN</w:t>
+            </w:r>
+          </w:p>
+        </w:tc>
+        <w:tc>
+          <w:tcPr>
+            <w:tcW w:w="0" w:type="auto"/>
+            <w:hideMark/>
+          </w:tcPr>
+          <w:p>
+            <w:pPr>
+              <w:spacing w:after="160" w:line="259" w:lineRule="auto"/>
+            </w:pPr>
+            <w:r>
+              <w:t>21</w:t>
+            </w:r>
+          </w:p>
+        </w:tc>
+        <w:tc>
+          <w:tcPr>
+            <w:tcW w:w="0" w:type="auto"/>
+            <w:hideMark/>
+          </w:tcPr>
+          <w:p>
+            <w:pPr>
+              <w:spacing w:after="160" w:line="259" w:lineRule="auto"/>
+            </w:pPr>
+            <w:r>
+              <w:t>0.7054</w:t>
+            </w:r>
+          </w:p>
+        </w:tc>
+        <w:tc>
+          <w:tcPr>
+            <w:tcW w:w="0" w:type="auto"/>
+            <w:hideMark/>
+          </w:tcPr>
+          <w:p>
+            <w:pPr>
+              <w:spacing w:after="160" w:line="259" w:lineRule="auto"/>
+            </w:pPr>
+            <w:r>
+              <w:t>0.6541</w:t>
+            </w:r>
+          </w:p>
+        </w:tc>
+        <w:tc>
+          <w:tcPr>
+            <w:tcW w:w="0" w:type="auto"/>
+            <w:hideMark/>
+          </w:tcPr>
+          <w:p>
+            <w:pPr>
+              <w:spacing w:after="160" w:line="259" w:lineRule="auto"/>
+            </w:pPr>
+            <w:r>
+              <w:t>0.5466</w:t>
+            </w:r>
+          </w:p>
+        </w:tc>
+        <w:tc>
+          <w:tcPr>
+            <w:tcW w:w="0" w:type="auto"/>
+            <w:hideMark/>
+          </w:tcPr>
+          <w:p>
+            <w:pPr>
+              <w:spacing w:after="160" w:line="259" w:lineRule="auto"/>
+            </w:pPr>
+            <w:r>
+              <w:t>0.7336</w:t>
+            </w:r>
+          </w:p>
+        </w:tc>
+        <w:tc>
+          <w:tcPr>
+            <w:tcW w:w="0" w:type="auto"/>
+            <w:hideMark/>
+          </w:tcPr>
+          <w:p>
+            <w:pPr>
+              <w:spacing w:after="160" w:line="259" w:lineRule="auto"/>
+            </w:pPr>
+            <w:r>
+              <w:rPr>
+                <w:b/>
+                <w:bCs/>
+              </w:rPr>
+              <w:t>0.5181</w:t>
+            </w:r>
+          </w:p>
+        </w:tc>
+        <w:tc>
+          <w:tcPr>
+            <w:tcW w:w="0" w:type="auto"/>
+            <w:hideMark/>
+          </w:tcPr>
+          <w:p>
+            <w:pPr>
+              <w:spacing w:after="160" w:line="259" w:lineRule="auto"/>
+            </w:pPr>
+            <w:r>
+              <w:t>0.7105</w:t>
+            </w:r>
+          </w:p>
+        </w:tc>
+        <w:tc>
+          <w:tcPr>
+            <w:tcW w:w="0" w:type="auto"/>
+            <w:hideMark/>
+          </w:tcPr>
+          <w:p>
+            <w:pPr>
+              <w:spacing w:after="160" w:line="259" w:lineRule="auto"/>
+            </w:pPr>
+            <w:r>
+              <w:t>506.2</w:t>
+            </w:r>
+          </w:p>
+        </w:tc>
+        <w:tc>
+          <w:tcPr>
+            <w:tcW w:w="0" w:type="auto"/>
+            <w:hideMark/>
+          </w:tcPr>
+          <w:p>
+            <w:pPr>
+              <w:spacing w:after="160" w:line="259" w:lineRule="auto"/>
+            </w:pPr>
+            <w:r>
+              <w:rPr>
+                <w:b/>
+                <w:bCs/>
+              </w:rPr>
+              <w:t>54.4</w:t>
+            </w:r>
+          </w:p>
+        </w:tc>
+        <w:tc>
+          <w:tcPr>
+            <w:tcW w:w="0" w:type="auto"/>
+            <w:hideMark/>
+          </w:tcPr>
+          <w:p>
+            <w:pPr>
+              <w:spacing w:after="160" w:line="259" w:lineRule="auto"/>
+            </w:pPr>
+            <w:r>
+              <w:t>27.0</w:t>
+            </w:r>
+          </w:p>
+        </w:tc>
+        <w:tc>
+          <w:tcPr>
+            <w:tcW w:w="0" w:type="auto"/>
+            <w:hideMark/>
+          </w:tcPr>
+          <w:p>
+            <w:pPr>
+              <w:spacing w:after="160" w:line="259" w:lineRule="auto"/>
+            </w:pPr>
+            <w:r>
+              <w:t>2.8</w:t>
+            </w:r>
+          </w:p>
+        </w:tc>
+      </w:tr>
+    </w:tbl>
+    <w:p/>
+    <w:p/>
+    <w:p/>
+    <w:tbl>
+      <w:tblPr>
+        <w:tblStyle w:val="TableGrid"/>
+        <w:tblW w:w="0" w:type="auto"/>
+        <w:tblLook w:val="04A0" w:firstRow="1" w:lastRow="0" w:firstColumn="1" w:lastColumn="0" w:noHBand="0" w:noVBand="1"/>
+      </w:tblPr>
+      <w:tblGrid>
+        <w:gridCol w:w="2137"/>
+        <w:gridCol w:w="1040"/>
+        <w:gridCol w:w="1002"/>
+      </w:tblGrid>
+      <w:tr>
+        <w:tc>
+          <w:tcPr>
+            <w:tcW w:w="0" w:type="auto"/>
+            <w:hideMark/>
+          </w:tcPr>
+          <w:p>
+            <w:pPr>
+              <w:spacing w:after="160" w:line="259" w:lineRule="auto"/>
+              <w:rPr>
+                <w:b/>
+                <w:bCs/>
+              </w:rPr>
+            </w:pPr>
+            <w:r>
+              <w:rPr>
+                <w:b/>
+                <w:bCs/>
+              </w:rPr>
+              <w:lastRenderedPageBreak/>
+              <w:t>metrics</w:t>
+            </w:r>
+          </w:p>
+        </w:tc>
+        <w:tc>
+          <w:tcPr>
+            <w:tcW w:w="0" w:type="auto"/>
+            <w:hideMark/>
+          </w:tcPr>
+          <w:p>
+            <w:pPr>
+              <w:spacing w:after="160" w:line="259" w:lineRule="auto"/>
+              <w:rPr>
+                <w:b/>
+                <w:bCs/>
+              </w:rPr>
+            </w:pPr>
+            <w:r>
+              <w:rPr>
+                <w:b/>
+                <w:bCs/>
+              </w:rPr>
+              <w:t>Model C</w:t>
+            </w:r>
+          </w:p>
+        </w:tc>
+        <w:tc>
+          <w:tcPr>
+            <w:tcW w:w="0" w:type="auto"/>
+            <w:hideMark/>
+          </w:tcPr>
+          <w:p>
+            <w:pPr>
+              <w:spacing w:after="160" w:line="259" w:lineRule="auto"/>
+              <w:rPr>
+                <w:b/>
+                <w:bCs/>
+              </w:rPr>
+            </w:pPr>
+            <w:r>
+              <w:rPr>
+                <w:b/>
+                <w:bCs/>
+              </w:rPr>
+              <w:t>Model 2</w:t>
+            </w:r>
+          </w:p>
+        </w:tc>
+      </w:tr>
+      <w:tr>
+        <w:tc>
+          <w:tcPr>
+            <w:tcW w:w="0" w:type="auto"/>
+            <w:hideMark/>
+          </w:tcPr>
+          <w:p>
+            <w:pPr>
+              <w:spacing w:after="160" w:line="259" w:lineRule="auto"/>
+            </w:pPr>
+            <w:r>
+              <w:t>Unique inputs</w:t>
+            </w:r>
+          </w:p>
+        </w:tc>
+        <w:tc>
+          <w:tcPr>
+            <w:tcW w:w="0" w:type="auto"/>
+            <w:hideMark/>
+          </w:tcPr>
+          <w:p>
+            <w:pPr>
+              <w:spacing w:after="160" w:line="259" w:lineRule="auto"/>
+            </w:pPr>
+            <w:r>
+              <w:t>14</w:t>
+            </w:r>
+          </w:p>
+        </w:tc>
+        <w:tc>
+          <w:tcPr>
+            <w:tcW w:w="0" w:type="auto"/>
+            <w:hideMark/>
+          </w:tcPr>
+          <w:p>
+            <w:pPr>
+              <w:spacing w:after="160" w:line="259" w:lineRule="auto"/>
+            </w:pPr>
+            <w:r>
+              <w:rPr>
+                <w:b/>
+                <w:bCs/>
+              </w:rPr>
+              <w:t>12</w:t>
+            </w:r>
+          </w:p>
+        </w:tc>
+      </w:tr>
+      <w:tr>
+        <w:tc>
+          <w:tcPr>
+            <w:tcW w:w="0" w:type="auto"/>
+            <w:hideMark/>
+          </w:tcPr>
+          <w:p>
+            <w:pPr>
+              <w:spacing w:after="160" w:line="259" w:lineRule="auto"/>
+            </w:pPr>
+            <w:r>
+              <w:t>Test Accuracy mean</w:t>
+            </w:r>
+          </w:p>
+        </w:tc>
+        <w:tc>
+          <w:tcPr>
+            <w:tcW w:w="0" w:type="auto"/>
+            <w:hideMark/>
+          </w:tcPr>
+          <w:p>
+            <w:pPr>
+              <w:spacing w:after="160" w:line="259" w:lineRule="auto"/>
+            </w:pPr>
+            <w:r>
+              <w:t>0.7143</w:t>
+            </w:r>
+          </w:p>
+        </w:tc>
+        <w:tc>
+          <w:tcPr>
+            <w:tcW w:w="0" w:type="auto"/>
+            <w:hideMark/>
+          </w:tcPr>
+          <w:p>
+            <w:pPr>
+              <w:spacing w:after="160" w:line="259" w:lineRule="auto"/>
+            </w:pPr>
+            <w:r>
+              <w:rPr>
+                <w:b/>
+                <w:bCs/>
+              </w:rPr>
+              <w:t>0.7193</w:t>
+            </w:r>
+          </w:p>
+        </w:tc>
+      </w:tr>
+      <w:tr>
+        <w:tc>
+          <w:tcPr>
+            <w:tcW w:w="0" w:type="auto"/>
+            <w:hideMark/>
+          </w:tcPr>
+          <w:p>
+            <w:pPr>
+              <w:spacing w:after="160" w:line="259" w:lineRule="auto"/>
+            </w:pPr>
+            <w:r>
+              <w:t>Test BA mean</w:t>
+            </w:r>
+          </w:p>
+        </w:tc>
+        <w:tc>
+          <w:tcPr>
+            <w:tcW w:w="0" w:type="auto"/>
+            <w:hideMark/>
+          </w:tcPr>
+          <w:p>
+            <w:pPr>
+              <w:spacing w:after="160" w:line="259" w:lineRule="auto"/>
+            </w:pPr>
+            <w:r>
+              <w:t>0.6550</w:t>
+            </w:r>
+          </w:p>
+        </w:tc>
+        <w:tc>
+          <w:tcPr>
+            <w:tcW w:w="0" w:type="auto"/>
+            <w:hideMark/>
+          </w:tcPr>
+          <w:p>
+            <w:pPr>
+              <w:spacing w:after="160" w:line="259" w:lineRule="auto"/>
+            </w:pPr>
+            <w:r>
+              <w:rPr>
+                <w:b/>
+                <w:bCs/>
+              </w:rPr>
+              <w:t>0.6565</w:t>
+            </w:r>
+          </w:p>
+        </w:tc>
+      </w:tr>
+      <w:tr>
+        <w:tc>
+          <w:tcPr>
+            <w:tcW w:w="0" w:type="auto"/>
+            <w:hideMark/>
+          </w:tcPr>
+          <w:p>
+            <w:pPr>
+              <w:spacing w:after="160" w:line="259" w:lineRule="auto"/>
+            </w:pPr>
+            <w:r>
+              <w:t>Test Macro-F1 mean</w:t>
+            </w:r>
+          </w:p>
+        </w:tc>
+        <w:tc>
+          <w:tcPr>
+            <w:tcW w:w="0" w:type="auto"/>
+            <w:hideMark/>
+          </w:tcPr>
+          <w:p>
+            <w:pPr>
+              <w:spacing w:after="160" w:line="259" w:lineRule="auto"/>
+            </w:pPr>
+            <w:r>
+              <w:t>0.5539</w:t>
+            </w:r>
+          </w:p>
+        </w:tc>
+        <w:tc>
+          <w:tcPr>
+            <w:tcW w:w="0" w:type="auto"/>
+            <w:hideMark/>
+          </w:tcPr>
+          <w:p>
+            <w:pPr>
+              <w:spacing w:after="160" w:line="259" w:lineRule="auto"/>
+            </w:pPr>
+            <w:r>
+              <w:rPr>
+                <w:b/>
+                <w:bCs/>
+              </w:rPr>
+              <w:t>0.5579</w:t>
+            </w:r>
+          </w:p>
+        </w:tc>
+      </w:tr>
+      <w:tr>
+        <w:tc>
+          <w:tcPr>
+            <w:tcW w:w="0" w:type="auto"/>
+            <w:hideMark/>
+          </w:tcPr>
+          <w:p>
+            <w:pPr>
+              <w:spacing w:after="160" w:line="259" w:lineRule="auto"/>
+            </w:pPr>
+            <w:r>
+              <w:t>Moderate recall</w:t>
+            </w:r>
+          </w:p>
+        </w:tc>
+        <w:tc>
+          <w:tcPr>
+            <w:tcW w:w="0" w:type="auto"/>
+            <w:hideMark/>
+          </w:tcPr>
+          <w:p>
+            <w:pPr>
+              <w:spacing w:after="160" w:line="259" w:lineRule="auto"/>
+            </w:pPr>
+            <w:r>
+              <w:rPr>
+                <w:b/>
+                <w:bCs/>
+              </w:rPr>
+              <w:t>0.5029</w:t>
+            </w:r>
+          </w:p>
+        </w:tc>
+        <w:tc>
+          <w:tcPr>
+            <w:tcW w:w="0" w:type="auto"/>
+            <w:hideMark/>
+          </w:tcPr>
+          <w:p>
+            <w:pPr>
+              <w:spacing w:after="160" w:line="259" w:lineRule="auto"/>
+            </w:pPr>
+            <w:r>
+              <w:t>0.5010</w:t>
+            </w:r>
+          </w:p>
+        </w:tc>
+      </w:tr>
+      <w:tr>
+        <w:tc>
+          <w:tcPr>
+            <w:tcW w:w="0" w:type="auto"/>
+            <w:hideMark/>
+          </w:tcPr>
+          <w:p>
+            <w:pPr>
+              <w:spacing w:after="160" w:line="259" w:lineRule="auto"/>
+            </w:pPr>
+            <w:r>
+              <w:t>High recall</w:t>
+            </w:r>
+          </w:p>
+        </w:tc>
+        <w:tc>
+          <w:tcPr>
+            <w:tcW w:w="0" w:type="auto"/>
+            <w:hideMark/>
+          </w:tcPr>
+          <w:p>
+            <w:pPr>
+              <w:spacing w:after="160" w:line="259" w:lineRule="auto"/>
+            </w:pPr>
+            <w:r>
+              <w:t>0.7158</w:t>
+            </w:r>
+          </w:p>
+        </w:tc>
+        <w:tc>
+          <w:tcPr>
+            <w:tcW w:w="0" w:type="auto"/>
+            <w:hideMark/>
+          </w:tcPr>
+          <w:p>
+            <w:pPr>
+              <w:spacing w:after="160" w:line="259" w:lineRule="auto"/>
+            </w:pPr>
+            <w:r>
+              <w:t>0.7158</w:t>
+            </w:r>
+          </w:p>
+        </w:tc>
+      </w:tr>
+      <w:tr>
+        <w:tc>
+          <w:tcPr>
+            <w:tcW w:w="0" w:type="auto"/>
+            <w:hideMark/>
+          </w:tcPr>
+          <w:p>
+            <w:pPr>
+              <w:spacing w:after="160" w:line="259" w:lineRule="auto"/>
+            </w:pPr>
+            <w:proofErr w:type="spellStart"/>
+            <w:r>
+              <w:t>High→Low</w:t>
+            </w:r>
+            <w:proofErr w:type="spellEnd"/>
+          </w:p>
+        </w:tc>
+        <w:tc>
+          <w:tcPr>
+            <w:tcW w:w="0" w:type="auto"/>
+            <w:hideMark/>
+          </w:tcPr>
+          <w:p>
+            <w:pPr>
+              <w:spacing w:after="160" w:line="259" w:lineRule="auto"/>
+            </w:pPr>
+            <w:r>
+              <w:t>2.2</w:t>
+            </w:r>
+          </w:p>
+        </w:tc>
+        <w:tc>
+          <w:tcPr>
+            <w:tcW w:w="0" w:type="auto"/>
+            <w:hideMark/>
+          </w:tcPr>
+          <w:p>
+            <w:pPr>
+              <w:spacing w:after="160" w:line="259" w:lineRule="auto"/>
+            </w:pPr>
+            <w:r>
+              <w:t>2.2</w:t>
+            </w:r>
+          </w:p>
+        </w:tc>
+      </w:tr>
+    </w:tbl>
+    <w:p/>
+    <w:p>
+      <w:r>
+        <w:t>Final Model:</w:t>
+      </w:r>
+    </w:p>
+    <w:tbl>
+      <w:tblPr>
+        <w:tblStyle w:val="TableGrid"/>
+        <w:tblW w:w="0" w:type="auto"/>
+        <w:tblLook w:val="04A0" w:firstRow="1" w:lastRow="0" w:firstColumn="1" w:lastColumn="0" w:noHBand="0" w:noVBand="1"/>
+      </w:tblPr>
+      <w:tblGrid>
+        <w:gridCol w:w="2042"/>
+        <w:gridCol w:w="1152"/>
+      </w:tblGrid>
+      <w:tr>
+        <w:tc>
+          <w:tcPr>
+            <w:tcW w:w="0" w:type="auto"/>
+            <w:hideMark/>
+          </w:tcPr>
+          <w:p>
+            <w:pPr>
+              <w:spacing w:after="160" w:line="259" w:lineRule="auto"/>
+              <w:rPr>
+                <w:b/>
+                <w:bCs/>
+              </w:rPr>
+            </w:pPr>
+            <w:r>
+              <w:rPr>
+                <w:b/>
+                <w:bCs/>
+              </w:rPr>
+              <w:t>Metric</w:t>
+            </w:r>
+          </w:p>
+        </w:tc>
+        <w:tc>
+          <w:tcPr>
+            <w:tcW w:w="0" w:type="auto"/>
+            <w:hideMark/>
+          </w:tcPr>
+          <w:p>
+            <w:pPr>
+              <w:spacing w:after="160" w:line="259" w:lineRule="auto"/>
+              <w:rPr>
+                <w:b/>
+                <w:bCs/>
+              </w:rPr>
+            </w:pPr>
+            <w:r>
+              <w:rPr>
+                <w:b/>
+                <w:bCs/>
+              </w:rPr>
+              <w:t>Expected</w:t>
+            </w:r>
+          </w:p>
+        </w:tc>
+      </w:tr>
+      <w:tr>
+        <w:tc>
+          <w:tcPr>
+            <w:tcW w:w="0" w:type="auto"/>
+            <w:hideMark/>
+          </w:tcPr>
+          <w:p>
+            <w:pPr>
+              <w:spacing w:after="160" w:line="259" w:lineRule="auto"/>
+            </w:pPr>
+            <w:r>
+              <w:t>Accuracy</w:t>
+            </w:r>
+          </w:p>
+        </w:tc>
+        <w:tc>
+          <w:tcPr>
+            <w:tcW w:w="0" w:type="auto"/>
+            <w:hideMark/>
+          </w:tcPr>
+          <w:p>
+            <w:pPr>
+              <w:spacing w:after="160" w:line="259" w:lineRule="auto"/>
+            </w:pPr>
+            <w:r>
+              <w:t>0.723890</w:t>
+            </w:r>
+          </w:p>
+        </w:tc>
+      </w:tr>
+      <w:tr>
+        <w:tc>
+          <w:tcPr>
+            <w:tcW w:w="0" w:type="auto"/>
+            <w:hideMark/>
+          </w:tcPr>
+          <w:p>
+            <w:pPr>
+              <w:spacing w:after="160" w:line="259" w:lineRule="auto"/>
+            </w:pPr>
+            <w:r>
+              <w:t>Balanced Accuracy</w:t>
+            </w:r>
+          </w:p>
+        </w:tc>
+        <w:tc>
+          <w:tcPr>
+            <w:tcW w:w="0" w:type="auto"/>
+            <w:hideMark/>
+          </w:tcPr>
+          <w:p>
+            <w:pPr>
+              <w:spacing w:after="160" w:line="259" w:lineRule="auto"/>
+            </w:pPr>
+            <w:r>
+              <w:t>0.668733</w:t>
+            </w:r>
+          </w:p>
+        </w:tc>
+      </w:tr>
+      <w:tr>
+        <w:tc>
+          <w:tcPr>
+            <w:tcW w:w="0" w:type="auto"/>
+            <w:hideMark/>
+          </w:tcPr>
+          <w:p>
+            <w:pPr>
+              <w:spacing w:after="160" w:line="259" w:lineRule="auto"/>
+            </w:pPr>
+            <w:r>
+              <w:t>Macro-F1</w:t>
+            </w:r>
+          </w:p>
+        </w:tc>
+        <w:tc>
+          <w:tcPr>
+            <w:tcW w:w="0" w:type="auto"/>
+            <w:hideMark/>
+          </w:tcPr>
+          <w:p>
+            <w:pPr>
+              <w:spacing w:after="160" w:line="259" w:lineRule="auto"/>
+            </w:pPr>
+            <w:r>
+              <w:t>0.566696</w:t>
+            </w:r>
+          </w:p>
+        </w:tc>
+      </w:tr>
+      <w:tr>
+        <w:tc>
+          <w:tcPr>
+            <w:tcW w:w="0" w:type="auto"/>
+            <w:hideMark/>
+          </w:tcPr>
+          <w:p>
+            <w:pPr>
+              <w:spacing w:after="160" w:line="259" w:lineRule="auto"/>
+            </w:pPr>
+            <w:r>
+              <w:t>Low recall</w:t>
+            </w:r>
+          </w:p>
+        </w:tc>
+        <w:tc>
+          <w:tcPr>
+            <w:tcW w:w="0" w:type="auto"/>
+            <w:hideMark/>
+          </w:tcPr>
+          <w:p>
+            <w:pPr>
+              <w:spacing w:after="160" w:line="259" w:lineRule="auto"/>
+            </w:pPr>
+            <w:r>
+              <w:t>0.755072</w:t>
+            </w:r>
+          </w:p>
+        </w:tc>
+      </w:tr>
+      <w:tr>
+        <w:tc>
+          <w:tcPr>
+            <w:tcW w:w="0" w:type="auto"/>
+            <w:hideMark/>
+          </w:tcPr>
+          <w:p>
+            <w:pPr>
+              <w:spacing w:after="160" w:line="259" w:lineRule="auto"/>
+            </w:pPr>
+            <w:r>
+              <w:t>Moderate recall</w:t>
+            </w:r>
+          </w:p>
+        </w:tc>
+        <w:tc>
+          <w:tcPr>
+            <w:tcW w:w="0" w:type="auto"/>
+            <w:hideMark/>
+          </w:tcPr>
+          <w:p>
+            <w:pPr>
+              <w:spacing w:after="160" w:line="259" w:lineRule="auto"/>
+            </w:pPr>
+            <w:r>
+              <w:t>0.514286</w:t>
+            </w:r>
+          </w:p>
+        </w:tc>
+      </w:tr>
+      <w:tr>
+        <w:tc>
+          <w:tcPr>
+            <w:tcW w:w="0" w:type="auto"/>
+            <w:hideMark/>
+          </w:tcPr>
+          <w:p>
+            <w:pPr>
+              <w:spacing w:after="160" w:line="259" w:lineRule="auto"/>
+            </w:pPr>
+            <w:r>
+              <w:t>High recall</w:t>
+            </w:r>
+          </w:p>
+        </w:tc>
+        <w:tc>
+          <w:tcPr>
+            <w:tcW w:w="0" w:type="auto"/>
+            <w:hideMark/>
+          </w:tcPr>
+          <w:p>
+            <w:pPr>
+              <w:spacing w:after="160" w:line="259" w:lineRule="auto"/>
+            </w:pPr>
+            <w:r>
+              <w:t>0.736842</w:t>
+            </w:r>
+          </w:p>
+        </w:tc>
+      </w:tr>
+      <w:tr>
+        <w:tc>
+          <w:tcPr>
+            <w:tcW w:w="0" w:type="auto"/>
+            <w:hideMark/>
+          </w:tcPr>
+          <w:p>
+            <w:pPr>
+              <w:spacing w:after="160" w:line="259" w:lineRule="auto"/>
+            </w:pPr>
+            <w:r>
+              <w:t>Low correct</w:t>
+            </w:r>
+          </w:p>
+        </w:tc>
+        <w:tc>
+          <w:tcPr>
+            <w:tcW w:w="0" w:type="auto"/>
+            <w:hideMark/>
+          </w:tcPr>
+          <w:p>
+            <w:pPr>
+              <w:spacing w:after="160" w:line="259" w:lineRule="auto"/>
+            </w:pPr>
+            <w:r>
+              <w:t>521</w:t>
+            </w:r>
+          </w:p>
+        </w:tc>
+      </w:tr>
+      <w:tr>
+        <w:tc>
+          <w:tcPr>
+            <w:tcW w:w="0" w:type="auto"/>
+            <w:hideMark/>
+          </w:tcPr>
+          <w:p>
+            <w:pPr>
+              <w:spacing w:after="160" w:line="259" w:lineRule="auto"/>
+            </w:pPr>
+            <w:r>
+              <w:t>Moderate correct</w:t>
+            </w:r>
+          </w:p>
+        </w:tc>
+        <w:tc>
+          <w:tcPr>
+            <w:tcW w:w="0" w:type="auto"/>
+            <w:hideMark/>
+          </w:tcPr>
+          <w:p>
+            <w:pPr>
+              <w:spacing w:after="160" w:line="259" w:lineRule="auto"/>
+            </w:pPr>
+            <w:r>
+              <w:t>54</w:t>
+            </w:r>
+          </w:p>
+        </w:tc>
+      </w:tr>
+      <w:tr>
+        <w:tc>
+          <w:tcPr>
+            <w:tcW w:w="0" w:type="auto"/>
+            <w:hideMark/>
+          </w:tcPr>
+          <w:p>
+            <w:pPr>
+              <w:spacing w:after="160" w:line="259" w:lineRule="auto"/>
+            </w:pPr>
+            <w:r>
+              <w:t>High correct</w:t>
+            </w:r>
+          </w:p>
+        </w:tc>
+        <w:tc>
+          <w:tcPr>
+            <w:tcW w:w="0" w:type="auto"/>
+            <w:hideMark/>
+          </w:tcPr>
+          <w:p>
+            <w:pPr>
+              <w:spacing w:after="160" w:line="259" w:lineRule="auto"/>
+            </w:pPr>
+            <w:r>
+              <w:t>28</w:t>
+            </w:r>
+          </w:p>
+        </w:tc>
+      </w:tr>
+      <w:tr>
+        <w:tc>
+          <w:tcPr>
+            <w:tcW w:w="0" w:type="auto"/>
+            <w:hideMark/>
+          </w:tcPr>
+          <w:p>
+            <w:pPr>
+              <w:spacing w:after="160" w:line="259" w:lineRule="auto"/>
+            </w:pPr>
+            <w:proofErr w:type="spellStart"/>
+            <w:r>
+              <w:t>High→Low</w:t>
+            </w:r>
+            <w:proofErr w:type="spellEnd"/>
+          </w:p>
+        </w:tc>
+        <w:tc>
+          <w:tcPr>
+            <w:tcW w:w="0" w:type="auto"/>
+            <w:hideMark/>
+          </w:tcPr>
+          <w:p>
+            <w:pPr>
+              <w:spacing w:after="160" w:line="259" w:lineRule="auto"/>
+            </w:pPr>
+            <w:r>
+              <w:t>2</w:t>
+            </w:r>
+          </w:p>
+        </w:tc>
+      </w:tr>
+    </w:tbl>
+    <w:p/>
+    <w:p/>
+    <w:p/>
+    <w:p/>
+    <w:p/>
+    <w:p/>
+    <w:p/>
+    <w:p>
+      <w:r>
+        <w:lastRenderedPageBreak/>
+        <w:t>Previous final model vs latest final model:</w:t>
+      </w:r>
+    </w:p>
+    <w:tbl>
+      <w:tblPr>
+        <w:tblStyle w:val="TableGrid"/>
+        <w:tblW w:w="0" w:type="auto"/>
+        <w:tblLook w:val="04A0" w:firstRow="1" w:lastRow="0" w:firstColumn="1" w:lastColumn="0" w:noHBand="0" w:noVBand="1"/>
+      </w:tblPr>
+      <w:tblGrid>
+        <w:gridCol w:w="2042"/>
+        <w:gridCol w:w="1152"/>
+        <w:gridCol w:w="2042"/>
+        <w:gridCol w:w="1152"/>
+      </w:tblGrid>
+      <w:tr>
+        <w:tc>
+          <w:tcPr>
+            <w:tcW w:w="0" w:type="auto"/>
+            <w:hideMark/>
+          </w:tcPr>
+          <w:p>
+            <w:pPr>
+              <w:spacing w:after="160" w:line="259" w:lineRule="auto"/>
+              <w:rPr>
+                <w:b/>
+                <w:bCs/>
+              </w:rPr>
+            </w:pPr>
+            <w:r>
+              <w:rPr>
+                <w:b/>
+                <w:bCs/>
+              </w:rPr>
+              <w:t>Metric</w:t>
+            </w:r>
+          </w:p>
+        </w:tc>
+        <w:tc>
+          <w:tcPr>
+            <w:tcW w:w="0" w:type="auto"/>
+            <w:hideMark/>
+          </w:tcPr>
+          <w:p>
+            <w:pPr>
+              <w:spacing w:after="160" w:line="259" w:lineRule="auto"/>
+              <w:rPr>
+                <w:b/>
+                <w:bCs/>
+              </w:rPr>
+            </w:pPr>
+            <w:r>
+              <w:rPr>
+                <w:b/>
+                <w:bCs/>
+              </w:rPr>
+              <w:t>Expected</w:t>
+            </w:r>
+          </w:p>
+        </w:tc>
+        <w:tc>
+          <w:tcPr>
+            <w:tcW w:w="0" w:type="auto"/>
+          </w:tcPr>
+          <w:p>
+            <w:r>
+              <w:rPr>
+                <w:b/>
+                <w:bCs/>
+              </w:rPr>
+              <w:t>Metric</w:t>
+            </w:r>
+            <w:r>
+              <w:rPr>
+                <w:b/>
+                <w:bCs/>
+              </w:rPr>
+              <w:t>(latest)</w:t>
+            </w:r>
+          </w:p>
+        </w:tc>
+        <w:tc>
+          <w:tcPr>
+            <w:tcW w:w="0" w:type="auto"/>
+          </w:tcPr>
+          <w:p>
+            <w:r>
+              <w:rPr>
+                <w:b/>
+                <w:bCs/>
+              </w:rPr>
+              <w:t>Expected</w:t>
+            </w:r>
+          </w:p>
+        </w:tc>
+      </w:tr>
+      <w:tr>
+        <w:tc>
+          <w:tcPr>
+            <w:tcW w:w="0" w:type="auto"/>
+            <w:hideMark/>
+          </w:tcPr>
+          <w:p>
+            <w:pPr>
+              <w:spacing w:after="160" w:line="259" w:lineRule="auto"/>
+            </w:pPr>
+            <w:r>
+              <w:t>Accuracy</w:t>
+            </w:r>
+          </w:p>
+        </w:tc>
+        <w:tc>
+          <w:tcPr>
+            <w:tcW w:w="0" w:type="auto"/>
+            <w:hideMark/>
+          </w:tcPr>
+          <w:p>
+            <w:pPr>
+              <w:spacing w:after="160" w:line="259" w:lineRule="auto"/>
+            </w:pPr>
+            <w:r>
+              <w:t>0.719088</w:t>
+            </w:r>
+          </w:p>
+        </w:tc>
+        <w:tc>
+          <w:tcPr>
+            <w:tcW w:w="0" w:type="auto"/>
+          </w:tcPr>
+          <w:p>
+            <w:r>
+              <w:t>Accuracy</w:t>
+            </w:r>
+          </w:p>
+        </w:tc>
+        <w:tc>
+          <w:tcPr>
+            <w:tcW w:w="0" w:type="auto"/>
+          </w:tcPr>
+          <w:p>
+            <w:pPr>
+              <w:rPr>
+                <w:b/>
+                <w:bCs/>
+              </w:rPr>
+            </w:pPr>
+            <w:r>
+              <w:rPr>
+                <w:b/>
+                <w:bCs/>
+              </w:rPr>
+              <w:t>0.723890</w:t>
+            </w:r>
+          </w:p>
+        </w:tc>
+      </w:tr>
+      <w:tr>
+        <w:tc>
+          <w:tcPr>
+            <w:tcW w:w="0" w:type="auto"/>
+            <w:hideMark/>
+          </w:tcPr>
+          <w:p>
+            <w:pPr>
+              <w:spacing w:after="160" w:line="259" w:lineRule="auto"/>
+            </w:pPr>
+            <w:r>
+              <w:t>Balanced Accuracy</w:t>
+            </w:r>
+          </w:p>
+        </w:tc>
+        <w:tc>
+          <w:tcPr>
+            <w:tcW w:w="0" w:type="auto"/>
+            <w:hideMark/>
+          </w:tcPr>
+          <w:p>
+            <w:pPr>
+              <w:spacing w:after="160" w:line="259" w:lineRule="auto"/>
+            </w:pPr>
+            <w:r>
+              <w:t>0.664110</w:t>
+            </w:r>
+          </w:p>
+        </w:tc>
+        <w:tc>
+          <w:tcPr>
+            <w:tcW w:w="0" w:type="auto"/>
+          </w:tcPr>
+          <w:p>
+            <w:r>
+              <w:t>Balanced Accuracy</w:t>
+            </w:r>
+          </w:p>
+        </w:tc>
+        <w:tc>
+          <w:tcPr>
+            <w:tcW w:w="0" w:type="auto"/>
+          </w:tcPr>
+          <w:p>
+            <w:pPr>
+              <w:rPr>
+                <w:b/>
+                <w:bCs/>
+              </w:rPr>
+            </w:pPr>
+            <w:r>
+              <w:rPr>
+                <w:b/>
+                <w:bCs/>
+              </w:rPr>
+              <w:t>0.668733</w:t>
+            </w:r>
+          </w:p>
+        </w:tc>
+      </w:tr>
+      <w:tr>
+        <w:tc>
+          <w:tcPr>
+            <w:tcW w:w="0" w:type="auto"/>
+            <w:hideMark/>
+          </w:tcPr>
+          <w:p>
+            <w:pPr>
+              <w:spacing w:after="160" w:line="259" w:lineRule="auto"/>
+            </w:pPr>
+            <w:r>
+              <w:t>Macro-F1</w:t>
+            </w:r>
+          </w:p>
+        </w:tc>
+        <w:tc>
+          <w:tcPr>
+            <w:tcW w:w="0" w:type="auto"/>
+            <w:hideMark/>
+          </w:tcPr>
+          <w:p>
+            <w:pPr>
+              <w:spacing w:after="160" w:line="259" w:lineRule="auto"/>
+            </w:pPr>
+            <w:r>
+              <w:t>0.559100</w:t>
+            </w:r>
+          </w:p>
+        </w:tc>
+        <w:tc>
+          <w:tcPr>
+            <w:tcW w:w="0" w:type="auto"/>
+          </w:tcPr>
+          <w:p>
+            <w:r>
+              <w:t>Macro-F1</w:t>
+            </w:r>
+          </w:p>
+        </w:tc>
+        <w:tc>
+          <w:tcPr>
+            <w:tcW w:w="0" w:type="auto"/>
+          </w:tcPr>
+          <w:p>
+            <w:pPr>
+              <w:rPr>
+                <w:b/>
+                <w:bCs/>
+              </w:rPr>
+            </w:pPr>
+            <w:r>
+              <w:rPr>
+                <w:b/>
+                <w:bCs/>
+              </w:rPr>
+              <w:t>0.566696</w:t>
+            </w:r>
+          </w:p>
+        </w:tc>
+      </w:tr>
+      <w:tr>
+        <w:tc>
+          <w:tcPr>
+            <w:tcW w:w="0" w:type="auto"/>
+            <w:hideMark/>
+          </w:tcPr>
+          <w:p>
+            <w:pPr>
+              <w:spacing w:after="160" w:line="259" w:lineRule="auto"/>
+            </w:pPr>
+            <w:r>
+              <w:t>Low recall</w:t>
+            </w:r>
+          </w:p>
+        </w:tc>
+        <w:tc>
+          <w:tcPr>
+            <w:tcW w:w="0" w:type="auto"/>
+            <w:hideMark/>
+          </w:tcPr>
+          <w:p>
+            <w:pPr>
+              <w:spacing w:after="160" w:line="259" w:lineRule="auto"/>
+            </w:pPr>
+            <w:r>
+              <w:t>0.750725</w:t>
+            </w:r>
+          </w:p>
+        </w:tc>
+        <w:tc>
+          <w:tcPr>
+            <w:tcW w:w="0" w:type="auto"/>
+          </w:tcPr>
+          <w:p>
+            <w:r>
+              <w:t>Low recall</w:t>
+            </w:r>
+          </w:p>
+        </w:tc>
+        <w:tc>
+          <w:tcPr>
+            <w:tcW w:w="0" w:type="auto"/>
+          </w:tcPr>
+          <w:p>
+            <w:pPr>
+              <w:rPr>
+                <w:b/>
+                <w:bCs/>
+              </w:rPr>
+            </w:pPr>
+            <w:r>
+              <w:rPr>
+                <w:b/>
+                <w:bCs/>
+              </w:rPr>
+              <w:t>0.755072</w:t>
+            </w:r>
+          </w:p>
+        </w:tc>
+      </w:tr>
+      <w:tr>
+        <w:tc>
+          <w:tcPr>
+            <w:tcW w:w="0" w:type="auto"/>
+            <w:hideMark/>
+          </w:tcPr>
+          <w:p>
+            <w:pPr>
+              <w:spacing w:after="160" w:line="259" w:lineRule="auto"/>
+            </w:pPr>
+            <w:r>
+              <w:t>Moderate recall</w:t>
+            </w:r>
+          </w:p>
+        </w:tc>
+        <w:tc>
+          <w:tcPr>
+            <w:tcW w:w="0" w:type="auto"/>
+            <w:hideMark/>
+          </w:tcPr>
+          <w:p>
+            <w:pPr>
+              <w:spacing w:after="160" w:line="259" w:lineRule="auto"/>
+            </w:pPr>
+            <w:r>
+              <w:t>0.504762</w:t>
+            </w:r>
+          </w:p>
+        </w:tc>
+        <w:tc>
+          <w:tcPr>
+            <w:tcW w:w="0" w:type="auto"/>
+          </w:tcPr>
+          <w:p>
+            <w:r>
+              <w:t>Moderate recall</w:t>
+            </w:r>
+          </w:p>
+        </w:tc>
+        <w:tc>
+          <w:tcPr>
+            <w:tcW w:w="0" w:type="auto"/>
+          </w:tcPr>
+          <w:p>
+            <w:pPr>
+              <w:rPr>
+                <w:b/>
+                <w:bCs/>
+              </w:rPr>
+            </w:pPr>
+            <w:r>
+              <w:rPr>
+                <w:b/>
+                <w:bCs/>
+              </w:rPr>
+              <w:t>0.514286</w:t>
+            </w:r>
+          </w:p>
+        </w:tc>
+      </w:tr>
+      <w:tr>
+        <w:tc>
+          <w:tcPr>
+            <w:tcW w:w="0" w:type="auto"/>
+            <w:hideMark/>
+          </w:tcPr>
+          <w:p>
+            <w:pPr>
+              <w:spacing w:after="160" w:line="259" w:lineRule="auto"/>
+            </w:pPr>
+            <w:r>
+              <w:t>High recall</w:t>
+            </w:r>
+          </w:p>
+        </w:tc>
+        <w:tc>
+          <w:tcPr>
+            <w:tcW w:w="0" w:type="auto"/>
+            <w:hideMark/>
+          </w:tcPr>
+          <w:p>
+            <w:pPr>
+              <w:spacing w:after="160" w:line="259" w:lineRule="auto"/>
+            </w:pPr>
+            <w:r>
+              <w:t>0.736842</w:t>
+            </w:r>
+          </w:p>
+        </w:tc>
+        <w:tc>
+          <w:tcPr>
+            <w:tcW w:w="0" w:type="auto"/>
+          </w:tcPr>
+          <w:p>
+            <w:r>
+              <w:t>High recall</w:t>
+            </w:r>
+          </w:p>
+        </w:tc>
+        <w:tc>
+          <w:tcPr>
+            <w:tcW w:w="0" w:type="auto"/>
+          </w:tcPr>
+          <w:p>
+            <w:r>
+              <w:t>0.736842</w:t>
+            </w:r>
+          </w:p>
+        </w:tc>
+      </w:tr>
+      <w:tr>
+        <w:tc>
+          <w:tcPr>
+            <w:tcW w:w="0" w:type="auto"/>
+            <w:hideMark/>
+          </w:tcPr>
+          <w:p>
+            <w:pPr>
+              <w:spacing w:after="160" w:line="259" w:lineRule="auto"/>
+            </w:pPr>
+            <w:r>
+              <w:t>Low correct</w:t>
+            </w:r>
+          </w:p>
+        </w:tc>
+        <w:tc>
+          <w:tcPr>
+            <w:tcW w:w="0" w:type="auto"/>
+            <w:hideMark/>
+          </w:tcPr>
+          <w:p>
+            <w:pPr>
+              <w:spacing w:after="160" w:line="259" w:lineRule="auto"/>
+            </w:pPr>
+            <w:r>
+              <w:t>518</w:t>
+            </w:r>
+          </w:p>
+        </w:tc>
+        <w:tc>
+          <w:tcPr>
+            <w:tcW w:w="0" w:type="auto"/>
+          </w:tcPr>
+          <w:p>
+            <w:r>
+              <w:t>Low correct</w:t>
+            </w:r>
+          </w:p>
+        </w:tc>
+        <w:tc>
+          <w:tcPr>
+            <w:tcW w:w="0" w:type="auto"/>
+          </w:tcPr>
+          <w:p>
+            <w:r>
+              <w:t>521</w:t>
+            </w:r>
+          </w:p>
+        </w:tc>
+      </w:tr>
+      <w:tr>
+        <w:tc>
+          <w:tcPr>
+            <w:tcW w:w="0" w:type="auto"/>
+            <w:hideMark/>
+          </w:tcPr>
+          <w:p>
+            <w:pPr>
+              <w:spacing w:after="160" w:line="259" w:lineRule="auto"/>
+            </w:pPr>
+            <w:r>
+              <w:t>Moderate correct</w:t>
+            </w:r>
+          </w:p>
+        </w:tc>
+        <w:tc>
+          <w:tcPr>
+            <w:tcW w:w="0" w:type="auto"/>
+            <w:hideMark/>
+          </w:tcPr>
+          <w:p>
+            <w:pPr>
+              <w:spacing w:after="160" w:line="259" w:lineRule="auto"/>
+            </w:pPr>
+            <w:r>
+              <w:t>53</w:t>
+            </w:r>
+          </w:p>
+        </w:tc>
+        <w:tc>
+          <w:tcPr>
+            <w:tcW w:w="0" w:type="auto"/>
+          </w:tcPr>
+          <w:p>
+            <w:r>
+              <w:t>Moderate correct</w:t>
+            </w:r>
+          </w:p>
+        </w:tc>
+        <w:tc>
+          <w:tcPr>
+            <w:tcW w:w="0" w:type="auto"/>
+          </w:tcPr>
+          <w:p>
+            <w:r>
+              <w:t>54</w:t>
+            </w:r>
+          </w:p>
+        </w:tc>
+      </w:tr>
+      <w:tr>
+        <w:tc>
+          <w:tcPr>
+            <w:tcW w:w="0" w:type="auto"/>
+            <w:hideMark/>
+          </w:tcPr>
+          <w:p>
+            <w:pPr>
+              <w:spacing w:after="160" w:line="259" w:lineRule="auto"/>
+            </w:pPr>
+            <w:r>
+              <w:t>High correct</w:t>
+            </w:r>
+          </w:p>
+        </w:tc>
+        <w:tc>
+          <w:tcPr>
+            <w:tcW w:w="0" w:type="auto"/>
+            <w:hideMark/>
+          </w:tcPr>
+          <w:p>
+            <w:pPr>
+              <w:spacing w:after="160" w:line="259" w:lineRule="auto"/>
+            </w:pPr>
+            <w:r>
+              <w:t>28</w:t>
+            </w:r>
+          </w:p>
+        </w:tc>
+        <w:tc>
+          <w:tcPr>
+            <w:tcW w:w="0" w:type="auto"/>
+          </w:tcPr>
+          <w:p>
+            <w:r>
+              <w:t>High correct</w:t>
+            </w:r>
+          </w:p>
+        </w:tc>
+        <w:tc>
+          <w:tcPr>
+            <w:tcW w:w="0" w:type="auto"/>
+          </w:tcPr>
+          <w:p>
+            <w:r>
+              <w:t>28</w:t>
+            </w:r>
+          </w:p>
+        </w:tc>
+      </w:tr>
+      <w:tr>
+        <w:tc>
+          <w:tcPr>
+            <w:tcW w:w="0" w:type="auto"/>
+            <w:hideMark/>
+          </w:tcPr>
+          <w:p>
+            <w:pPr>
+              <w:spacing w:after="160" w:line="259" w:lineRule="auto"/>
+            </w:pPr>
+            <w:proofErr w:type="spellStart"/>
+            <w:r>
+              <w:t>High→Low</w:t>
+            </w:r>
+            <w:proofErr w:type="spellEnd"/>
+          </w:p>
+        </w:tc>
+        <w:tc>
+          <w:tcPr>
+            <w:tcW w:w="0" w:type="auto"/>
+            <w:hideMark/>
+          </w:tcPr>
+          <w:p>
+            <w:pPr>
+              <w:spacing w:after="160" w:line="259" w:lineRule="auto"/>
+            </w:pPr>
+            <w:r>
+              <w:t>2</w:t>
+            </w:r>
+          </w:p>
+        </w:tc>
+        <w:tc>
+          <w:tcPr>
+            <w:tcW w:w="0" w:type="auto"/>
+          </w:tcPr>
+          <w:p>
+            <w:proofErr w:type="spellStart"/>
+            <w:r>
+              <w:t>High→Low</w:t>
+            </w:r>
+            <w:proofErr w:type="spellEnd"/>
+          </w:p>
+        </w:tc>
+        <w:tc>
+          <w:tcPr>
+            <w:tcW w:w="0" w:type="auto"/>
+          </w:tcPr>
+          <w:p>
+            <w:r>
+              <w:t>2</w:t>
+            </w:r>
+          </w:p>
+        </w:tc>
+      </w:tr>
+    </w:tbl>
+    <w:p/>
+    <w:p>
+      <w:r>
+        <w:rPr>
+          <w:b/>
+          <w:bCs/>
+        </w:rPr>
+        <w:t>Unique patient inputs</w:t>
+      </w:r>
+      <w:r>
+        <w:t>:</w:t>
+      </w:r>
+    </w:p>
+    <w:p>
+      <w:r>
+        <w:t>age</w:t>
+      </w:r>
+    </w:p>
+    <w:p>
+      <w:proofErr w:type="spellStart"/>
+      <w:r>
+        <w:t>blood_urea_nitrogen</w:t>
+      </w:r>
+      <w:proofErr w:type="spellEnd"/>
+    </w:p>
+    <w:p>
+      <w:r>
+        <w:t>hba1c</w:t>
+      </w:r>
+    </w:p>
+    <w:p>
+      <w:proofErr w:type="spellStart"/>
+      <w:r>
+        <w:t>taking_bp_medicine</w:t>
+      </w:r>
+      <w:proofErr w:type="spellEnd"/>
+    </w:p>
+    <w:p>
+      <w:proofErr w:type="spellStart"/>
+      <w:r>
+        <w:t>mean_sbp</w:t>
+      </w:r>
+      <w:proofErr w:type="spellEnd"/>
+    </w:p>
+    <w:p>
+      <w:r>
+        <w:t>glucose</w:t>
+      </w:r>
+    </w:p>
+    <w:p>
+      <w:proofErr w:type="spellStart"/>
+      <w:r>
+        <w:t>hypertension_doctor_told</w:t>
+      </w:r>
+      <w:proofErr w:type="spellEnd"/>
+    </w:p>
+    <w:p>
+      <w:proofErr w:type="spellStart"/>
+      <w:r>
+        <w:t>uric_acid</w:t>
+      </w:r>
+      <w:proofErr w:type="spellEnd"/>
+    </w:p>
+    <w:p>
+      <w:proofErr w:type="spellStart"/>
+      <w:r>
+        <w:t>diabetes_yes</w:t>
+      </w:r>
+      <w:proofErr w:type="spellEnd"/>
+    </w:p>
+    <w:p>
+      <w:proofErr w:type="spellStart"/>
+      <w:r>
+        <w:t>income_poverty_ratio</w:t>
+      </w:r>
+      <w:proofErr w:type="spellEnd"/>
+    </w:p>
+    <w:p>
+      <w:proofErr w:type="spellStart"/>
+      <w:r>
+        <w:t>mean_dbp</w:t>
+      </w:r>
+      <w:proofErr w:type="spellEnd"/>
+    </w:p>
+    <w:p>
+      <w:r>
+        <w:t>hemoglobin</w:t>
+      </w:r>
+    </w:p>
+    <w:p>
+      <w:r>
+        <w:t>waist</w:t>
+      </w:r>
+    </w:p>
+    <w:p>
+      <w:proofErr w:type="spellStart"/>
+      <w:r>
+        <w:t>serum_albumin</w:t>
+      </w:r>
+      <w:proofErr w:type="spellEnd"/>
+    </w:p>
     <w:sectPr>
       <w:pgSz w:w="12240" w:h="15840"/>
       <w:pgMar w:top="1440" w:right="1440" w:bottom="1440" w:left="1440" w:header="720" w:footer="720" w:gutter="0"/>
@@ -9636,6 +15595,7 @@
   <w:style w:type="character" w:default="1" w:styleId="DefaultParagraphFont">
     <w:name w:val="Default Paragraph Font"/>
     <w:uiPriority w:val="1"/>
+    <w:semiHidden/>
     <w:unhideWhenUsed/>
   </w:style>
   <w:style w:type="table" w:default="1" w:styleId="TableNormal">

--- a/misc/results/Iatest experiment documentation.docx
+++ b/misc/results/Iatest experiment documentation.docx
@@ -192,7 +192,7 @@
                     <pic:cNvPicPr/>
                   </pic:nvPicPr>
                   <pic:blipFill>
-                    <a:blip r:embed="rId7"/>
+                    <a:blip r:embed="rId8"/>
                     <a:stretch>
                       <a:fillRect/>
                     </a:stretch>
@@ -13442,6 +13442,2399 @@
       </w:r>
       <w:proofErr w:type="spellEnd"/>
     </w:p>
+    <w:p>
+      <w:pPr>
+        <w:rPr>
+          <w:b/>
+          <w:bCs/>
+        </w:rPr>
+      </w:pPr>
+      <w:r>
+        <w:rPr>
+          <w:b/>
+          <w:bCs/>
+        </w:rPr>
+        <w:lastRenderedPageBreak/>
+        <w:t>previous best model</w:t>
+      </w:r>
+      <w:r>
+        <w:rPr>
+          <w:b/>
+          <w:bCs/>
+        </w:rPr>
+        <w:t xml:space="preserve"> features</w:t>
+      </w:r>
+      <w:r>
+        <w:rPr>
+          <w:b/>
+          <w:bCs/>
+        </w:rPr>
+        <w:t>:</w:t>
+      </w:r>
+      <w:r>
+        <w:rPr>
+          <w:b/>
+          <w:bCs/>
+        </w:rPr>
+        <w:br/>
+        <w:t xml:space="preserve"> </w:t>
+      </w:r>
+    </w:p>
+    <w:p>
+      <w:r>
+        <w:t xml:space="preserve">age </w:t>
+      </w:r>
+    </w:p>
+    <w:p>
+      <w:proofErr w:type="spellStart"/>
+      <w:r>
+        <w:t>blood_urea_nitrogen</w:t>
+      </w:r>
+      <w:proofErr w:type="spellEnd"/>
+      <w:r>
+        <w:t xml:space="preserve"> </w:t>
+      </w:r>
+    </w:p>
+    <w:p>
+      <w:r>
+        <w:t xml:space="preserve">hba1c </w:t>
+      </w:r>
+    </w:p>
+    <w:p>
+      <w:proofErr w:type="spellStart"/>
+      <w:r>
+        <w:t>taking_bp_medicine</w:t>
+      </w:r>
+      <w:proofErr w:type="spellEnd"/>
+      <w:r>
+        <w:t xml:space="preserve"> </w:t>
+      </w:r>
+    </w:p>
+    <w:p>
+      <w:proofErr w:type="spellStart"/>
+      <w:r>
+        <w:t>mean_sbp</w:t>
+      </w:r>
+      <w:proofErr w:type="spellEnd"/>
+      <w:r>
+        <w:t xml:space="preserve"> </w:t>
+      </w:r>
+    </w:p>
+    <w:p>
+      <w:r>
+        <w:t xml:space="preserve">glucose </w:t>
+      </w:r>
+    </w:p>
+    <w:p>
+      <w:proofErr w:type="spellStart"/>
+      <w:r>
+        <w:t>hypertension_doctor_told</w:t>
+      </w:r>
+      <w:proofErr w:type="spellEnd"/>
+      <w:r>
+        <w:t xml:space="preserve"> </w:t>
+      </w:r>
+    </w:p>
+    <w:p>
+      <w:proofErr w:type="spellStart"/>
+      <w:r>
+        <w:t>uric_acid</w:t>
+      </w:r>
+      <w:proofErr w:type="spellEnd"/>
+      <w:r>
+        <w:t xml:space="preserve"> </w:t>
+      </w:r>
+    </w:p>
+    <w:p>
+      <w:proofErr w:type="spellStart"/>
+      <w:r>
+        <w:t>diabetes_yes</w:t>
+      </w:r>
+      <w:proofErr w:type="spellEnd"/>
+      <w:r>
+        <w:t xml:space="preserve"> </w:t>
+      </w:r>
+    </w:p>
+    <w:p>
+      <w:proofErr w:type="spellStart"/>
+      <w:r>
+        <w:t>income_poverty_ratio</w:t>
+      </w:r>
+      <w:proofErr w:type="spellEnd"/>
+      <w:r>
+        <w:t xml:space="preserve"> </w:t>
+      </w:r>
+    </w:p>
+    <w:p>
+      <w:proofErr w:type="spellStart"/>
+      <w:r>
+        <w:t>mean_dbp</w:t>
+      </w:r>
+      <w:proofErr w:type="spellEnd"/>
+      <w:r>
+        <w:t xml:space="preserve"> </w:t>
+      </w:r>
+    </w:p>
+    <w:p>
+      <w:r>
+        <w:t xml:space="preserve">hemoglobin </w:t>
+      </w:r>
+    </w:p>
+    <w:p>
+      <w:r>
+        <w:t xml:space="preserve">waist </w:t>
+      </w:r>
+    </w:p>
+    <w:p>
+      <w:proofErr w:type="spellStart"/>
+      <w:r>
+        <w:t>serum_albumin</w:t>
+      </w:r>
+      <w:proofErr w:type="spellEnd"/>
+      <w:r>
+        <w:t xml:space="preserve"> </w:t>
+      </w:r>
+    </w:p>
+    <w:p>
+      <w:pPr>
+        <w:rPr>
+          <w:b/>
+          <w:bCs/>
+        </w:rPr>
+      </w:pPr>
+      <w:proofErr w:type="spellStart"/>
+      <w:r>
+        <w:rPr>
+          <w:b/>
+          <w:bCs/>
+        </w:rPr>
+        <w:t>mean_pulse</w:t>
+      </w:r>
+      <w:proofErr w:type="spellEnd"/>
+      <w:r>
+        <w:rPr>
+          <w:b/>
+          <w:bCs/>
+        </w:rPr>
+        <w:t xml:space="preserve"> </w:t>
+      </w:r>
+    </w:p>
+    <w:p>
+      <w:pPr>
+        <w:rPr>
+          <w:b/>
+          <w:bCs/>
+        </w:rPr>
+      </w:pPr>
+      <w:proofErr w:type="spellStart"/>
+      <w:r>
+        <w:rPr>
+          <w:b/>
+          <w:bCs/>
+        </w:rPr>
+        <w:t>bmi</w:t>
+      </w:r>
+      <w:proofErr w:type="spellEnd"/>
+      <w:r>
+        <w:rPr>
+          <w:b/>
+          <w:bCs/>
+        </w:rPr>
+        <w:t xml:space="preserve"> </w:t>
+      </w:r>
+    </w:p>
+    <w:p>
+      <w:pPr>
+        <w:rPr>
+          <w:b/>
+          <w:bCs/>
+        </w:rPr>
+      </w:pPr>
+      <w:proofErr w:type="spellStart"/>
+      <w:r>
+        <w:rPr>
+          <w:b/>
+          <w:bCs/>
+        </w:rPr>
+        <w:t>taking_cholesterol_medicine</w:t>
+      </w:r>
+      <w:proofErr w:type="spellEnd"/>
+      <w:r>
+        <w:rPr>
+          <w:b/>
+          <w:bCs/>
+        </w:rPr>
+        <w:t xml:space="preserve"> </w:t>
+      </w:r>
+    </w:p>
+    <w:p>
+      <w:pPr>
+        <w:rPr>
+          <w:b/>
+          <w:bCs/>
+        </w:rPr>
+      </w:pPr>
+      <w:r>
+        <w:rPr>
+          <w:b/>
+          <w:bCs/>
+        </w:rPr>
+        <w:t xml:space="preserve">potassium </w:t>
+      </w:r>
+    </w:p>
+    <w:p>
+      <w:pPr>
+        <w:rPr>
+          <w:b/>
+          <w:bCs/>
+        </w:rPr>
+      </w:pPr>
+      <w:r>
+        <w:rPr>
+          <w:b/>
+          <w:bCs/>
+        </w:rPr>
+        <w:t>sodium</w:t>
+      </w:r>
+    </w:p>
+    <w:p>
+      <w:pPr>
+        <w:rPr>
+          <w:b/>
+          <w:bCs/>
+        </w:rPr>
+      </w:pPr>
+    </w:p>
+    <w:p>
+      <w:pPr>
+        <w:rPr>
+          <w:b/>
+          <w:bCs/>
+        </w:rPr>
+      </w:pPr>
+    </w:p>
+    <w:p>
+      <w:pPr>
+        <w:rPr>
+          <w:b/>
+          <w:bCs/>
+        </w:rPr>
+      </w:pPr>
+    </w:p>
+    <w:p>
+      <w:pPr>
+        <w:rPr>
+          <w:b/>
+          <w:bCs/>
+        </w:rPr>
+      </w:pPr>
+    </w:p>
+    <w:p>
+      <w:pPr>
+        <w:rPr>
+          <w:b/>
+          <w:bCs/>
+        </w:rPr>
+      </w:pPr>
+    </w:p>
+    <w:p>
+      <w:pPr>
+        <w:rPr>
+          <w:b/>
+          <w:bCs/>
+        </w:rPr>
+      </w:pPr>
+    </w:p>
+    <w:p>
+      <w:pPr>
+        <w:rPr>
+          <w:b/>
+          <w:bCs/>
+        </w:rPr>
+      </w:pPr>
+    </w:p>
+    <w:p>
+      <w:pPr>
+        <w:rPr>
+          <w:b/>
+          <w:bCs/>
+        </w:rPr>
+      </w:pPr>
+    </w:p>
+    <w:p>
+      <w:pPr>
+        <w:rPr>
+          <w:b/>
+          <w:bCs/>
+        </w:rPr>
+      </w:pPr>
+      <w:r>
+        <w:rPr>
+          <w:b/>
+          <w:bCs/>
+        </w:rPr>
+        <w:lastRenderedPageBreak/>
+        <w:t>Experiments:</w:t>
+      </w:r>
+    </w:p>
+    <w:tbl>
+      <w:tblPr>
+        <w:tblStyle w:val="TableGrid"/>
+        <w:tblW w:w="0" w:type="auto"/>
+        <w:tblLook w:val="04A0" w:firstRow="1" w:lastRow="0" w:firstColumn="1" w:lastColumn="0" w:noHBand="0" w:noVBand="1"/>
+      </w:tblPr>
+      <w:tblGrid>
+        <w:gridCol w:w="1367"/>
+        <w:gridCol w:w="4315"/>
+        <w:gridCol w:w="3668"/>
+      </w:tblGrid>
+      <w:tr>
+        <w:tc>
+          <w:tcPr>
+            <w:tcW w:w="0" w:type="auto"/>
+            <w:hideMark/>
+          </w:tcPr>
+          <w:p>
+            <w:pPr>
+              <w:spacing w:after="160" w:line="259" w:lineRule="auto"/>
+              <w:rPr>
+                <w:b/>
+                <w:bCs/>
+              </w:rPr>
+            </w:pPr>
+            <w:r>
+              <w:rPr>
+                <w:b/>
+                <w:bCs/>
+              </w:rPr>
+              <w:t>Experiment</w:t>
+            </w:r>
+          </w:p>
+        </w:tc>
+        <w:tc>
+          <w:tcPr>
+            <w:tcW w:w="0" w:type="auto"/>
+            <w:hideMark/>
+          </w:tcPr>
+          <w:p>
+            <w:pPr>
+              <w:spacing w:after="160" w:line="259" w:lineRule="auto"/>
+              <w:rPr>
+                <w:b/>
+                <w:bCs/>
+              </w:rPr>
+            </w:pPr>
+            <w:r>
+              <w:rPr>
+                <w:b/>
+                <w:bCs/>
+              </w:rPr>
+              <w:t>Stage 1</w:t>
+            </w:r>
+          </w:p>
+        </w:tc>
+        <w:tc>
+          <w:tcPr>
+            <w:tcW w:w="0" w:type="auto"/>
+            <w:hideMark/>
+          </w:tcPr>
+          <w:p>
+            <w:pPr>
+              <w:spacing w:after="160" w:line="259" w:lineRule="auto"/>
+              <w:rPr>
+                <w:b/>
+                <w:bCs/>
+              </w:rPr>
+            </w:pPr>
+            <w:r>
+              <w:rPr>
+                <w:b/>
+                <w:bCs/>
+              </w:rPr>
+              <w:t>Stage 2</w:t>
+            </w:r>
+          </w:p>
+        </w:tc>
+      </w:tr>
+      <w:tr>
+        <w:tc>
+          <w:tcPr>
+            <w:tcW w:w="0" w:type="auto"/>
+            <w:hideMark/>
+          </w:tcPr>
+          <w:p>
+            <w:pPr>
+              <w:spacing w:after="160" w:line="259" w:lineRule="auto"/>
+            </w:pPr>
+            <w:r>
+              <w:rPr>
+                <w:b/>
+                <w:bCs/>
+              </w:rPr>
+              <w:t>Baseline</w:t>
+            </w:r>
+          </w:p>
+        </w:tc>
+        <w:tc>
+          <w:tcPr>
+            <w:tcW w:w="0" w:type="auto"/>
+            <w:hideMark/>
+          </w:tcPr>
+          <w:p>
+            <w:pPr>
+              <w:spacing w:after="160" w:line="259" w:lineRule="auto"/>
+            </w:pPr>
+            <w:r>
+              <w:t>13-feature RF + ROS</w:t>
+            </w:r>
+          </w:p>
+        </w:tc>
+        <w:tc>
+          <w:tcPr>
+            <w:tcW w:w="0" w:type="auto"/>
+            <w:hideMark/>
+          </w:tcPr>
+          <w:p>
+            <w:pPr>
+              <w:spacing w:after="160" w:line="259" w:lineRule="auto"/>
+            </w:pPr>
+            <w:r>
+              <w:t>direct-six GBM + OBU</w:t>
+            </w:r>
+          </w:p>
+        </w:tc>
+      </w:tr>
+      <w:tr>
+        <w:tc>
+          <w:tcPr>
+            <w:tcW w:w="0" w:type="auto"/>
+            <w:hideMark/>
+          </w:tcPr>
+          <w:p>
+            <w:pPr>
+              <w:spacing w:after="160" w:line="259" w:lineRule="auto"/>
+            </w:pPr>
+            <w:r>
+              <w:rPr>
+                <w:b/>
+                <w:bCs/>
+              </w:rPr>
+              <w:t>ANFIS-A</w:t>
+            </w:r>
+          </w:p>
+        </w:tc>
+        <w:tc>
+          <w:tcPr>
+            <w:tcW w:w="0" w:type="auto"/>
+            <w:hideMark/>
+          </w:tcPr>
+          <w:p>
+            <w:pPr>
+              <w:spacing w:after="160" w:line="259" w:lineRule="auto"/>
+            </w:pPr>
+            <w:r>
+              <w:t xml:space="preserve"> RF</w:t>
+            </w:r>
+          </w:p>
+        </w:tc>
+        <w:tc>
+          <w:tcPr>
+            <w:tcW w:w="0" w:type="auto"/>
+            <w:hideMark/>
+          </w:tcPr>
+          <w:p>
+            <w:pPr>
+              <w:spacing w:after="160" w:line="259" w:lineRule="auto"/>
+            </w:pPr>
+            <w:r>
+              <w:t xml:space="preserve">Six-feature ANFIS, </w:t>
+            </w:r>
+            <w:r>
+              <w:t xml:space="preserve">without </w:t>
+            </w:r>
+            <w:r>
+              <w:t xml:space="preserve">resampling </w:t>
+            </w:r>
+          </w:p>
+        </w:tc>
+      </w:tr>
+      <w:tr>
+        <w:tc>
+          <w:tcPr>
+            <w:tcW w:w="0" w:type="auto"/>
+            <w:hideMark/>
+          </w:tcPr>
+          <w:p>
+            <w:pPr>
+              <w:spacing w:after="160" w:line="259" w:lineRule="auto"/>
+            </w:pPr>
+            <w:r>
+              <w:rPr>
+                <w:b/>
+                <w:bCs/>
+              </w:rPr>
+              <w:t>ANFIS-B</w:t>
+            </w:r>
+          </w:p>
+        </w:tc>
+        <w:tc>
+          <w:tcPr>
+            <w:tcW w:w="0" w:type="auto"/>
+            <w:hideMark/>
+          </w:tcPr>
+          <w:p>
+            <w:pPr>
+              <w:spacing w:after="160" w:line="259" w:lineRule="auto"/>
+            </w:pPr>
+            <w:r>
+              <w:t>RF</w:t>
+            </w:r>
+          </w:p>
+        </w:tc>
+        <w:tc>
+          <w:tcPr>
+            <w:tcW w:w="0" w:type="auto"/>
+            <w:hideMark/>
+          </w:tcPr>
+          <w:p>
+            <w:pPr>
+              <w:spacing w:after="160" w:line="259" w:lineRule="auto"/>
+            </w:pPr>
+            <w:r>
+              <w:t>Six-feature ANFIS + current OBU</w:t>
+            </w:r>
+          </w:p>
+        </w:tc>
+      </w:tr>
+      <w:tr>
+        <w:tc>
+          <w:tcPr>
+            <w:tcW w:w="0" w:type="auto"/>
+            <w:hideMark/>
+          </w:tcPr>
+          <w:p>
+            <w:pPr>
+              <w:spacing w:after="160" w:line="259" w:lineRule="auto"/>
+            </w:pPr>
+            <w:r>
+              <w:rPr>
+                <w:b/>
+                <w:bCs/>
+              </w:rPr>
+              <w:t>ANFIS-C</w:t>
+            </w:r>
+          </w:p>
+        </w:tc>
+        <w:tc>
+          <w:tcPr>
+            <w:tcW w:w="0" w:type="auto"/>
+            <w:hideMark/>
+          </w:tcPr>
+          <w:p>
+            <w:pPr>
+              <w:spacing w:after="160" w:line="259" w:lineRule="auto"/>
+            </w:pPr>
+            <w:r>
+              <w:t>Compact seven-feature ANFIS + ROS</w:t>
+            </w:r>
+          </w:p>
+        </w:tc>
+        <w:tc>
+          <w:tcPr>
+            <w:tcW w:w="0" w:type="auto"/>
+            <w:hideMark/>
+          </w:tcPr>
+          <w:p>
+            <w:pPr>
+              <w:spacing w:after="160" w:line="259" w:lineRule="auto"/>
+            </w:pPr>
+            <w:r>
+              <w:t>Selected ANFIS-B Stage 2</w:t>
+            </w:r>
+          </w:p>
+        </w:tc>
+      </w:tr>
+      <w:tr>
+        <w:tc>
+          <w:tcPr>
+            <w:tcW w:w="0" w:type="auto"/>
+            <w:hideMark/>
+          </w:tcPr>
+          <w:p>
+            <w:pPr>
+              <w:spacing w:after="160" w:line="259" w:lineRule="auto"/>
+            </w:pPr>
+            <w:r>
+              <w:rPr>
+                <w:b/>
+                <w:bCs/>
+              </w:rPr>
+              <w:t>ANFIS-D</w:t>
+            </w:r>
+          </w:p>
+        </w:tc>
+        <w:tc>
+          <w:tcPr>
+            <w:tcW w:w="0" w:type="auto"/>
+            <w:hideMark/>
+          </w:tcPr>
+          <w:p>
+            <w:pPr>
+              <w:spacing w:after="160" w:line="259" w:lineRule="auto"/>
+            </w:pPr>
+            <w:proofErr w:type="spellStart"/>
+            <w:r>
+              <w:rPr>
+                <w:rFonts w:ascii="Nirmala UI" w:hAnsi="Nirmala UI" w:cs="Nirmala UI"/>
+              </w:rPr>
+              <w:t>তিনটি</w:t>
+            </w:r>
+            <w:proofErr w:type="spellEnd"/>
+            <w:r>
+              <w:t xml:space="preserve"> one-vs-rest ANFIS, </w:t>
+            </w:r>
+            <w:proofErr w:type="spellStart"/>
+            <w:r>
+              <w:rPr>
+                <w:rFonts w:ascii="Nirmala UI" w:hAnsi="Nirmala UI" w:cs="Nirmala UI"/>
+              </w:rPr>
+              <w:t>সব</w:t>
+            </w:r>
+            <w:proofErr w:type="spellEnd"/>
+            <w:r>
+              <w:t xml:space="preserve"> 14 inputs + ROS</w:t>
+            </w:r>
+          </w:p>
+        </w:tc>
+        <w:tc>
+          <w:tcPr>
+            <w:tcW w:w="0" w:type="auto"/>
+            <w:hideMark/>
+          </w:tcPr>
+          <w:p>
+            <w:pPr>
+              <w:spacing w:after="160" w:line="259" w:lineRule="auto"/>
+            </w:pPr>
+            <w:r>
+              <w:t>Single-stage multiclass</w:t>
+            </w:r>
+          </w:p>
+        </w:tc>
+      </w:tr>
+    </w:tbl>
+    <w:p/>
+    <w:p>
+      <w:pPr>
+        <w:rPr>
+          <w:b/>
+          <w:bCs/>
+        </w:rPr>
+      </w:pPr>
+      <w:r>
+        <w:rPr>
+          <w:b/>
+          <w:bCs/>
+        </w:rPr>
+        <w:t>Threshold:</w:t>
+      </w:r>
+    </w:p>
+    <w:p>
+      <w:r>
+        <w:t>Baseline:</w:t>
+      </w:r>
+    </w:p>
+    <w:p>
+      <w:r>
+        <w:t>Stage 1 = 0.44</w:t>
+      </w:r>
+    </w:p>
+    <w:p>
+      <w:r>
+        <w:t>Stage 2 = 0.50</w:t>
+      </w:r>
+    </w:p>
+    <w:p/>
+    <w:p>
+      <w:r>
+        <w:t>ANFIS-A:</w:t>
+      </w:r>
+    </w:p>
+    <w:p>
+      <w:r>
+        <w:t>Stage 1 = 0.44</w:t>
+      </w:r>
+    </w:p>
+    <w:p>
+      <w:r>
+        <w:t>Stage 2 = 0.24</w:t>
+      </w:r>
+    </w:p>
+    <w:p/>
+    <w:p>
+      <w:r>
+        <w:t>ANFIS-B:</w:t>
+      </w:r>
+    </w:p>
+    <w:p>
+      <w:r>
+        <w:t>Stage 1 = 0.44</w:t>
+      </w:r>
+    </w:p>
+    <w:p>
+      <w:r>
+        <w:t>Stage 2 = 0.32</w:t>
+      </w:r>
+    </w:p>
+    <w:p/>
+    <w:p>
+      <w:r>
+        <w:t>ANFIS-C:</w:t>
+      </w:r>
+    </w:p>
+    <w:p>
+      <w:r>
+        <w:t>Stage 1 = 0.48</w:t>
+      </w:r>
+    </w:p>
+    <w:p>
+      <w:r>
+        <w:t>Stage 2 = 0.30</w:t>
+      </w:r>
+    </w:p>
+    <w:p/>
+    <w:p>
+      <w:r>
+        <w:t>ANFIS-D:</w:t>
+      </w:r>
+    </w:p>
+    <w:p>
+      <w:r>
+        <w:t xml:space="preserve">Highest one-vs-rest score </w:t>
+      </w:r>
+      <w:r>
+        <w:rPr>
+          <w:rFonts w:ascii="Nirmala UI" w:hAnsi="Nirmala UI" w:cs="Nirmala UI"/>
+        </w:rPr>
+        <w:t>or</w:t>
+      </w:r>
+      <w:r>
+        <w:t xml:space="preserve"> Argmax</w:t>
+      </w:r>
+    </w:p>
+    <w:p>
+      <w:pPr>
+        <w:rPr>
+          <w:b/>
+          <w:bCs/>
+        </w:rPr>
+      </w:pPr>
+      <w:r>
+        <w:rPr>
+          <w:b/>
+          <w:bCs/>
+        </w:rPr>
+        <w:lastRenderedPageBreak/>
+        <w:t>Results:</w:t>
+      </w:r>
+    </w:p>
+    <w:tbl>
+      <w:tblPr>
+        <w:tblStyle w:val="TableGrid"/>
+        <w:tblW w:w="0" w:type="auto"/>
+        <w:tblLook w:val="04A0" w:firstRow="1" w:lastRow="0" w:firstColumn="1" w:lastColumn="0" w:noHBand="0" w:noVBand="1"/>
+      </w:tblPr>
+      <w:tblGrid>
+        <w:gridCol w:w="1081"/>
+        <w:gridCol w:w="1145"/>
+        <w:gridCol w:w="870"/>
+        <w:gridCol w:w="1159"/>
+        <w:gridCol w:w="867"/>
+        <w:gridCol w:w="1353"/>
+        <w:gridCol w:w="870"/>
+        <w:gridCol w:w="621"/>
+      </w:tblGrid>
+      <w:tr>
+        <w:tc>
+          <w:tcPr>
+            <w:tcW w:w="0" w:type="auto"/>
+            <w:hideMark/>
+          </w:tcPr>
+          <w:p>
+            <w:pPr>
+              <w:spacing w:after="160" w:line="259" w:lineRule="auto"/>
+              <w:rPr>
+                <w:b/>
+                <w:bCs/>
+              </w:rPr>
+            </w:pPr>
+            <w:r>
+              <w:rPr>
+                <w:b/>
+                <w:bCs/>
+              </w:rPr>
+              <w:t>Model</w:t>
+            </w:r>
+          </w:p>
+        </w:tc>
+        <w:tc>
+          <w:tcPr>
+            <w:tcW w:w="0" w:type="auto"/>
+            <w:hideMark/>
+          </w:tcPr>
+          <w:p>
+            <w:pPr>
+              <w:spacing w:after="160" w:line="259" w:lineRule="auto"/>
+              <w:rPr>
+                <w:b/>
+                <w:bCs/>
+              </w:rPr>
+            </w:pPr>
+            <w:r>
+              <w:rPr>
+                <w:b/>
+                <w:bCs/>
+              </w:rPr>
+              <w:t>Accuracy</w:t>
+            </w:r>
+          </w:p>
+        </w:tc>
+        <w:tc>
+          <w:tcPr>
+            <w:tcW w:w="0" w:type="auto"/>
+            <w:hideMark/>
+          </w:tcPr>
+          <w:p>
+            <w:pPr>
+              <w:spacing w:after="160" w:line="259" w:lineRule="auto"/>
+              <w:rPr>
+                <w:b/>
+                <w:bCs/>
+              </w:rPr>
+            </w:pPr>
+            <w:r>
+              <w:rPr>
+                <w:b/>
+                <w:bCs/>
+              </w:rPr>
+              <w:t>BA</w:t>
+            </w:r>
+          </w:p>
+        </w:tc>
+        <w:tc>
+          <w:tcPr>
+            <w:tcW w:w="0" w:type="auto"/>
+            <w:hideMark/>
+          </w:tcPr>
+          <w:p>
+            <w:pPr>
+              <w:spacing w:after="160" w:line="259" w:lineRule="auto"/>
+              <w:rPr>
+                <w:b/>
+                <w:bCs/>
+              </w:rPr>
+            </w:pPr>
+            <w:r>
+              <w:rPr>
+                <w:b/>
+                <w:bCs/>
+              </w:rPr>
+              <w:t>Macro-F1</w:t>
+            </w:r>
+          </w:p>
+        </w:tc>
+        <w:tc>
+          <w:tcPr>
+            <w:tcW w:w="0" w:type="auto"/>
+            <w:hideMark/>
+          </w:tcPr>
+          <w:p>
+            <w:pPr>
+              <w:spacing w:after="160" w:line="259" w:lineRule="auto"/>
+              <w:rPr>
+                <w:b/>
+                <w:bCs/>
+              </w:rPr>
+            </w:pPr>
+            <w:r>
+              <w:rPr>
+                <w:b/>
+                <w:bCs/>
+              </w:rPr>
+              <w:t>Low R</w:t>
+            </w:r>
+          </w:p>
+        </w:tc>
+        <w:tc>
+          <w:tcPr>
+            <w:tcW w:w="0" w:type="auto"/>
+            <w:hideMark/>
+          </w:tcPr>
+          <w:p>
+            <w:pPr>
+              <w:spacing w:after="160" w:line="259" w:lineRule="auto"/>
+              <w:rPr>
+                <w:b/>
+                <w:bCs/>
+              </w:rPr>
+            </w:pPr>
+            <w:r>
+              <w:rPr>
+                <w:b/>
+                <w:bCs/>
+              </w:rPr>
+              <w:t>Moderate R</w:t>
+            </w:r>
+          </w:p>
+        </w:tc>
+        <w:tc>
+          <w:tcPr>
+            <w:tcW w:w="0" w:type="auto"/>
+            <w:hideMark/>
+          </w:tcPr>
+          <w:p>
+            <w:pPr>
+              <w:spacing w:after="160" w:line="259" w:lineRule="auto"/>
+              <w:rPr>
+                <w:b/>
+                <w:bCs/>
+              </w:rPr>
+            </w:pPr>
+            <w:r>
+              <w:rPr>
+                <w:b/>
+                <w:bCs/>
+              </w:rPr>
+              <w:t>High R</w:t>
+            </w:r>
+          </w:p>
+        </w:tc>
+        <w:tc>
+          <w:tcPr>
+            <w:tcW w:w="0" w:type="auto"/>
+            <w:hideMark/>
+          </w:tcPr>
+          <w:p>
+            <w:pPr>
+              <w:spacing w:after="160" w:line="259" w:lineRule="auto"/>
+              <w:rPr>
+                <w:b/>
+                <w:bCs/>
+              </w:rPr>
+            </w:pPr>
+            <w:r>
+              <w:rPr>
+                <w:b/>
+                <w:bCs/>
+              </w:rPr>
+              <w:t>H→L</w:t>
+            </w:r>
+          </w:p>
+        </w:tc>
+      </w:tr>
+      <w:tr>
+        <w:tc>
+          <w:tcPr>
+            <w:tcW w:w="0" w:type="auto"/>
+            <w:hideMark/>
+          </w:tcPr>
+          <w:p>
+            <w:pPr>
+              <w:spacing w:after="160" w:line="259" w:lineRule="auto"/>
+            </w:pPr>
+            <w:r>
+              <w:rPr>
+                <w:b/>
+                <w:bCs/>
+              </w:rPr>
+              <w:t>Baseline</w:t>
+            </w:r>
+          </w:p>
+        </w:tc>
+        <w:tc>
+          <w:tcPr>
+            <w:tcW w:w="0" w:type="auto"/>
+            <w:hideMark/>
+          </w:tcPr>
+          <w:p>
+            <w:pPr>
+              <w:spacing w:after="160" w:line="259" w:lineRule="auto"/>
+            </w:pPr>
+            <w:r>
+              <w:rPr>
+                <w:b/>
+                <w:bCs/>
+              </w:rPr>
+              <w:t>0.7215</w:t>
+            </w:r>
+          </w:p>
+        </w:tc>
+        <w:tc>
+          <w:tcPr>
+            <w:tcW w:w="0" w:type="auto"/>
+            <w:hideMark/>
+          </w:tcPr>
+          <w:p>
+            <w:pPr>
+              <w:spacing w:after="160" w:line="259" w:lineRule="auto"/>
+            </w:pPr>
+            <w:r>
+              <w:t>0.6624</w:t>
+            </w:r>
+          </w:p>
+        </w:tc>
+        <w:tc>
+          <w:tcPr>
+            <w:tcW w:w="0" w:type="auto"/>
+            <w:hideMark/>
+          </w:tcPr>
+          <w:p>
+            <w:pPr>
+              <w:spacing w:after="160" w:line="259" w:lineRule="auto"/>
+            </w:pPr>
+            <w:r>
+              <w:rPr>
+                <w:b/>
+                <w:bCs/>
+              </w:rPr>
+              <w:t>0.5577</w:t>
+            </w:r>
+          </w:p>
+        </w:tc>
+        <w:tc>
+          <w:tcPr>
+            <w:tcW w:w="0" w:type="auto"/>
+            <w:hideMark/>
+          </w:tcPr>
+          <w:p>
+            <w:pPr>
+              <w:spacing w:after="160" w:line="259" w:lineRule="auto"/>
+            </w:pPr>
+            <w:r>
+              <w:t>0.7551</w:t>
+            </w:r>
+          </w:p>
+        </w:tc>
+        <w:tc>
+          <w:tcPr>
+            <w:tcW w:w="0" w:type="auto"/>
+            <w:hideMark/>
+          </w:tcPr>
+          <w:p>
+            <w:pPr>
+              <w:spacing w:after="160" w:line="259" w:lineRule="auto"/>
+            </w:pPr>
+            <w:r>
+              <w:rPr>
+                <w:b/>
+                <w:bCs/>
+              </w:rPr>
+              <w:t>0.4952</w:t>
+            </w:r>
+          </w:p>
+        </w:tc>
+        <w:tc>
+          <w:tcPr>
+            <w:tcW w:w="0" w:type="auto"/>
+            <w:hideMark/>
+          </w:tcPr>
+          <w:p>
+            <w:pPr>
+              <w:spacing w:after="160" w:line="259" w:lineRule="auto"/>
+            </w:pPr>
+            <w:r>
+              <w:t>0.7368</w:t>
+            </w:r>
+          </w:p>
+        </w:tc>
+        <w:tc>
+          <w:tcPr>
+            <w:tcW w:w="0" w:type="auto"/>
+            <w:hideMark/>
+          </w:tcPr>
+          <w:p>
+            <w:pPr>
+              <w:spacing w:after="160" w:line="259" w:lineRule="auto"/>
+            </w:pPr>
+            <w:r>
+              <w:t>2</w:t>
+            </w:r>
+          </w:p>
+        </w:tc>
+      </w:tr>
+      <w:tr>
+        <w:tc>
+          <w:tcPr>
+            <w:tcW w:w="0" w:type="auto"/>
+            <w:hideMark/>
+          </w:tcPr>
+          <w:p>
+            <w:pPr>
+              <w:spacing w:after="160" w:line="259" w:lineRule="auto"/>
+            </w:pPr>
+            <w:r>
+              <w:t>ANFIS-A</w:t>
+            </w:r>
+          </w:p>
+        </w:tc>
+        <w:tc>
+          <w:tcPr>
+            <w:tcW w:w="0" w:type="auto"/>
+            <w:hideMark/>
+          </w:tcPr>
+          <w:p>
+            <w:pPr>
+              <w:spacing w:after="160" w:line="259" w:lineRule="auto"/>
+            </w:pPr>
+            <w:r>
+              <w:t>0.7203</w:t>
+            </w:r>
+          </w:p>
+        </w:tc>
+        <w:tc>
+          <w:tcPr>
+            <w:tcW w:w="0" w:type="auto"/>
+            <w:hideMark/>
+          </w:tcPr>
+          <w:p>
+            <w:pPr>
+              <w:spacing w:after="160" w:line="259" w:lineRule="auto"/>
+            </w:pPr>
+            <w:r>
+              <w:rPr>
+                <w:b/>
+                <w:bCs/>
+              </w:rPr>
+              <w:t>0.6648</w:t>
+            </w:r>
+          </w:p>
+        </w:tc>
+        <w:tc>
+          <w:tcPr>
+            <w:tcW w:w="0" w:type="auto"/>
+            <w:hideMark/>
+          </w:tcPr>
+          <w:p>
+            <w:pPr>
+              <w:spacing w:after="160" w:line="259" w:lineRule="auto"/>
+            </w:pPr>
+            <w:r>
+              <w:t>0.5428</w:t>
+            </w:r>
+          </w:p>
+        </w:tc>
+        <w:tc>
+          <w:tcPr>
+            <w:tcW w:w="0" w:type="auto"/>
+            <w:hideMark/>
+          </w:tcPr>
+          <w:p>
+            <w:pPr>
+              <w:spacing w:after="160" w:line="259" w:lineRule="auto"/>
+            </w:pPr>
+            <w:r>
+              <w:t>0.7551</w:t>
+            </w:r>
+          </w:p>
+        </w:tc>
+        <w:tc>
+          <w:tcPr>
+            <w:tcW w:w="0" w:type="auto"/>
+            <w:hideMark/>
+          </w:tcPr>
+          <w:p>
+            <w:pPr>
+              <w:spacing w:after="160" w:line="259" w:lineRule="auto"/>
+            </w:pPr>
+            <w:r>
+              <w:t>0.4762</w:t>
+            </w:r>
+          </w:p>
+        </w:tc>
+        <w:tc>
+          <w:tcPr>
+            <w:tcW w:w="0" w:type="auto"/>
+            <w:hideMark/>
+          </w:tcPr>
+          <w:p>
+            <w:pPr>
+              <w:spacing w:after="160" w:line="259" w:lineRule="auto"/>
+            </w:pPr>
+            <w:r>
+              <w:rPr>
+                <w:b/>
+                <w:bCs/>
+              </w:rPr>
+              <w:t>0.7632</w:t>
+            </w:r>
+          </w:p>
+        </w:tc>
+        <w:tc>
+          <w:tcPr>
+            <w:tcW w:w="0" w:type="auto"/>
+            <w:hideMark/>
+          </w:tcPr>
+          <w:p>
+            <w:pPr>
+              <w:spacing w:after="160" w:line="259" w:lineRule="auto"/>
+            </w:pPr>
+            <w:r>
+              <w:t>2</w:t>
+            </w:r>
+          </w:p>
+        </w:tc>
+      </w:tr>
+      <w:tr>
+        <w:tc>
+          <w:tcPr>
+            <w:tcW w:w="0" w:type="auto"/>
+            <w:hideMark/>
+          </w:tcPr>
+          <w:p>
+            <w:pPr>
+              <w:spacing w:after="160" w:line="259" w:lineRule="auto"/>
+            </w:pPr>
+            <w:r>
+              <w:t>ANFIS-B</w:t>
+            </w:r>
+          </w:p>
+        </w:tc>
+        <w:tc>
+          <w:tcPr>
+            <w:tcW w:w="0" w:type="auto"/>
+            <w:hideMark/>
+          </w:tcPr>
+          <w:p>
+            <w:pPr>
+              <w:spacing w:after="160" w:line="259" w:lineRule="auto"/>
+            </w:pPr>
+            <w:r>
+              <w:t>0.7155</w:t>
+            </w:r>
+          </w:p>
+        </w:tc>
+        <w:tc>
+          <w:tcPr>
+            <w:tcW w:w="0" w:type="auto"/>
+            <w:hideMark/>
+          </w:tcPr>
+          <w:p>
+            <w:pPr>
+              <w:spacing w:after="160" w:line="259" w:lineRule="auto"/>
+            </w:pPr>
+            <w:r>
+              <w:t>0.6521</w:t>
+            </w:r>
+          </w:p>
+        </w:tc>
+        <w:tc>
+          <w:tcPr>
+            <w:tcW w:w="0" w:type="auto"/>
+            <w:hideMark/>
+          </w:tcPr>
+          <w:p>
+            <w:pPr>
+              <w:spacing w:after="160" w:line="259" w:lineRule="auto"/>
+            </w:pPr>
+            <w:r>
+              <w:t>0.5300</w:t>
+            </w:r>
+          </w:p>
+        </w:tc>
+        <w:tc>
+          <w:tcPr>
+            <w:tcW w:w="0" w:type="auto"/>
+            <w:hideMark/>
+          </w:tcPr>
+          <w:p>
+            <w:pPr>
+              <w:spacing w:after="160" w:line="259" w:lineRule="auto"/>
+            </w:pPr>
+            <w:r>
+              <w:t>0.7551</w:t>
+            </w:r>
+          </w:p>
+        </w:tc>
+        <w:tc>
+          <w:tcPr>
+            <w:tcW w:w="0" w:type="auto"/>
+            <w:hideMark/>
+          </w:tcPr>
+          <w:p>
+            <w:pPr>
+              <w:spacing w:after="160" w:line="259" w:lineRule="auto"/>
+            </w:pPr>
+            <w:r>
+              <w:t>0.4381</w:t>
+            </w:r>
+          </w:p>
+        </w:tc>
+        <w:tc>
+          <w:tcPr>
+            <w:tcW w:w="0" w:type="auto"/>
+            <w:hideMark/>
+          </w:tcPr>
+          <w:p>
+            <w:pPr>
+              <w:spacing w:after="160" w:line="259" w:lineRule="auto"/>
+            </w:pPr>
+            <w:r>
+              <w:t>0.7632</w:t>
+            </w:r>
+          </w:p>
+        </w:tc>
+        <w:tc>
+          <w:tcPr>
+            <w:tcW w:w="0" w:type="auto"/>
+            <w:hideMark/>
+          </w:tcPr>
+          <w:p>
+            <w:pPr>
+              <w:spacing w:after="160" w:line="259" w:lineRule="auto"/>
+            </w:pPr>
+            <w:r>
+              <w:t>2</w:t>
+            </w:r>
+          </w:p>
+        </w:tc>
+      </w:tr>
+      <w:tr>
+        <w:tc>
+          <w:tcPr>
+            <w:tcW w:w="0" w:type="auto"/>
+            <w:hideMark/>
+          </w:tcPr>
+          <w:p>
+            <w:pPr>
+              <w:spacing w:after="160" w:line="259" w:lineRule="auto"/>
+            </w:pPr>
+            <w:r>
+              <w:t>ANFIS-C</w:t>
+            </w:r>
+          </w:p>
+        </w:tc>
+        <w:tc>
+          <w:tcPr>
+            <w:tcW w:w="0" w:type="auto"/>
+            <w:hideMark/>
+          </w:tcPr>
+          <w:p>
+            <w:pPr>
+              <w:spacing w:after="160" w:line="259" w:lineRule="auto"/>
+            </w:pPr>
+            <w:r>
+              <w:t>0.6459</w:t>
+            </w:r>
+          </w:p>
+        </w:tc>
+        <w:tc>
+          <w:tcPr>
+            <w:tcW w:w="0" w:type="auto"/>
+            <w:hideMark/>
+          </w:tcPr>
+          <w:p>
+            <w:pPr>
+              <w:spacing w:after="160" w:line="259" w:lineRule="auto"/>
+            </w:pPr>
+            <w:r>
+              <w:t>0.6028</w:t>
+            </w:r>
+          </w:p>
+        </w:tc>
+        <w:tc>
+          <w:tcPr>
+            <w:tcW w:w="0" w:type="auto"/>
+            <w:hideMark/>
+          </w:tcPr>
+          <w:p>
+            <w:pPr>
+              <w:spacing w:after="160" w:line="259" w:lineRule="auto"/>
+            </w:pPr>
+            <w:r>
+              <w:t>0.4518</w:t>
+            </w:r>
+          </w:p>
+        </w:tc>
+        <w:tc>
+          <w:tcPr>
+            <w:tcW w:w="0" w:type="auto"/>
+            <w:hideMark/>
+          </w:tcPr>
+          <w:p>
+            <w:pPr>
+              <w:spacing w:after="160" w:line="259" w:lineRule="auto"/>
+            </w:pPr>
+            <w:r>
+              <w:t>0.6855</w:t>
+            </w:r>
+          </w:p>
+        </w:tc>
+        <w:tc>
+          <w:tcPr>
+            <w:tcW w:w="0" w:type="auto"/>
+            <w:hideMark/>
+          </w:tcPr>
+          <w:p>
+            <w:pPr>
+              <w:spacing w:after="160" w:line="259" w:lineRule="auto"/>
+            </w:pPr>
+            <w:r>
+              <w:t>0.3333</w:t>
+            </w:r>
+          </w:p>
+        </w:tc>
+        <w:tc>
+          <w:tcPr>
+            <w:tcW w:w="0" w:type="auto"/>
+            <w:hideMark/>
+          </w:tcPr>
+          <w:p>
+            <w:pPr>
+              <w:spacing w:after="160" w:line="259" w:lineRule="auto"/>
+            </w:pPr>
+            <w:r>
+              <w:t>0.7895</w:t>
+            </w:r>
+          </w:p>
+        </w:tc>
+        <w:tc>
+          <w:tcPr>
+            <w:tcW w:w="0" w:type="auto"/>
+            <w:hideMark/>
+          </w:tcPr>
+          <w:p>
+            <w:pPr>
+              <w:spacing w:after="160" w:line="259" w:lineRule="auto"/>
+            </w:pPr>
+            <w:r>
+              <w:t>2</w:t>
+            </w:r>
+          </w:p>
+        </w:tc>
+      </w:tr>
+      <w:tr>
+        <w:tc>
+          <w:tcPr>
+            <w:tcW w:w="0" w:type="auto"/>
+            <w:hideMark/>
+          </w:tcPr>
+          <w:p>
+            <w:pPr>
+              <w:spacing w:after="160" w:line="259" w:lineRule="auto"/>
+            </w:pPr>
+            <w:r>
+              <w:t>ANFIS-D</w:t>
+            </w:r>
+          </w:p>
+        </w:tc>
+        <w:tc>
+          <w:tcPr>
+            <w:tcW w:w="0" w:type="auto"/>
+            <w:hideMark/>
+          </w:tcPr>
+          <w:p>
+            <w:pPr>
+              <w:spacing w:after="160" w:line="259" w:lineRule="auto"/>
+            </w:pPr>
+            <w:r>
+              <w:t>0.6507</w:t>
+            </w:r>
+          </w:p>
+        </w:tc>
+        <w:tc>
+          <w:tcPr>
+            <w:tcW w:w="0" w:type="auto"/>
+            <w:hideMark/>
+          </w:tcPr>
+          <w:p>
+            <w:pPr>
+              <w:spacing w:after="160" w:line="259" w:lineRule="auto"/>
+            </w:pPr>
+            <w:r>
+              <w:t>0.5213</w:t>
+            </w:r>
+          </w:p>
+        </w:tc>
+        <w:tc>
+          <w:tcPr>
+            <w:tcW w:w="0" w:type="auto"/>
+            <w:hideMark/>
+          </w:tcPr>
+          <w:p>
+            <w:pPr>
+              <w:spacing w:after="160" w:line="259" w:lineRule="auto"/>
+            </w:pPr>
+            <w:r>
+              <w:t>0.3611</w:t>
+            </w:r>
+          </w:p>
+        </w:tc>
+        <w:tc>
+          <w:tcPr>
+            <w:tcW w:w="0" w:type="auto"/>
+            <w:hideMark/>
+          </w:tcPr>
+          <w:p>
+            <w:pPr>
+              <w:spacing w:after="160" w:line="259" w:lineRule="auto"/>
+            </w:pPr>
+            <w:r>
+              <w:t>0.7362</w:t>
+            </w:r>
+          </w:p>
+        </w:tc>
+        <w:tc>
+          <w:tcPr>
+            <w:tcW w:w="0" w:type="auto"/>
+            <w:hideMark/>
+          </w:tcPr>
+          <w:p>
+            <w:pPr>
+              <w:spacing w:after="160" w:line="259" w:lineRule="auto"/>
+            </w:pPr>
+            <w:r>
+              <w:t>0.0381</w:t>
+            </w:r>
+          </w:p>
+        </w:tc>
+        <w:tc>
+          <w:tcPr>
+            <w:tcW w:w="0" w:type="auto"/>
+            <w:hideMark/>
+          </w:tcPr>
+          <w:p>
+            <w:pPr>
+              <w:spacing w:after="160" w:line="259" w:lineRule="auto"/>
+            </w:pPr>
+            <w:r>
+              <w:t>0.7895</w:t>
+            </w:r>
+          </w:p>
+        </w:tc>
+        <w:tc>
+          <w:tcPr>
+            <w:tcW w:w="0" w:type="auto"/>
+            <w:hideMark/>
+          </w:tcPr>
+          <w:p>
+            <w:pPr>
+              <w:spacing w:after="160" w:line="259" w:lineRule="auto"/>
+            </w:pPr>
+            <w:r>
+              <w:t>4</w:t>
+            </w:r>
+          </w:p>
+        </w:tc>
+      </w:tr>
+    </w:tbl>
+    <w:p/>
+    <w:p>
+      <w:r>
+        <w:t>Five independent seeds</w:t>
+      </w:r>
+      <w:r>
+        <w:t xml:space="preserve"> </w:t>
+      </w:r>
+      <w:r>
+        <w:t>mean result</w:t>
+      </w:r>
+    </w:p>
+    <w:p>
+      <w:r>
+        <w:t>Seeds:</w:t>
+      </w:r>
+    </w:p>
+    <w:p>
+      <w:r>
+        <w:t>42, 52, 62, 72, 82</w:t>
+      </w:r>
+    </w:p>
+    <w:tbl>
+      <w:tblPr>
+        <w:tblStyle w:val="TableGrid"/>
+        <w:tblW w:w="0" w:type="auto"/>
+        <w:tblLook w:val="04A0" w:firstRow="1" w:lastRow="0" w:firstColumn="1" w:lastColumn="0" w:noHBand="0" w:noVBand="1"/>
+      </w:tblPr>
+      <w:tblGrid>
+        <w:gridCol w:w="1081"/>
+        <w:gridCol w:w="1145"/>
+        <w:gridCol w:w="870"/>
+        <w:gridCol w:w="1159"/>
+        <w:gridCol w:w="867"/>
+        <w:gridCol w:w="1353"/>
+        <w:gridCol w:w="867"/>
+        <w:gridCol w:w="621"/>
+      </w:tblGrid>
+      <w:tr>
+        <w:tc>
+          <w:tcPr>
+            <w:tcW w:w="0" w:type="auto"/>
+            <w:hideMark/>
+          </w:tcPr>
+          <w:p>
+            <w:pPr>
+              <w:spacing w:after="160" w:line="259" w:lineRule="auto"/>
+              <w:rPr>
+                <w:b/>
+                <w:bCs/>
+              </w:rPr>
+            </w:pPr>
+            <w:r>
+              <w:rPr>
+                <w:b/>
+                <w:bCs/>
+              </w:rPr>
+              <w:t>Model</w:t>
+            </w:r>
+          </w:p>
+        </w:tc>
+        <w:tc>
+          <w:tcPr>
+            <w:tcW w:w="0" w:type="auto"/>
+            <w:hideMark/>
+          </w:tcPr>
+          <w:p>
+            <w:pPr>
+              <w:spacing w:after="160" w:line="259" w:lineRule="auto"/>
+              <w:rPr>
+                <w:b/>
+                <w:bCs/>
+              </w:rPr>
+            </w:pPr>
+            <w:r>
+              <w:rPr>
+                <w:b/>
+                <w:bCs/>
+              </w:rPr>
+              <w:t>Accuracy</w:t>
+            </w:r>
+          </w:p>
+        </w:tc>
+        <w:tc>
+          <w:tcPr>
+            <w:tcW w:w="0" w:type="auto"/>
+            <w:hideMark/>
+          </w:tcPr>
+          <w:p>
+            <w:pPr>
+              <w:spacing w:after="160" w:line="259" w:lineRule="auto"/>
+              <w:rPr>
+                <w:b/>
+                <w:bCs/>
+              </w:rPr>
+            </w:pPr>
+            <w:r>
+              <w:rPr>
+                <w:b/>
+                <w:bCs/>
+              </w:rPr>
+              <w:t>BA</w:t>
+            </w:r>
+          </w:p>
+        </w:tc>
+        <w:tc>
+          <w:tcPr>
+            <w:tcW w:w="0" w:type="auto"/>
+            <w:hideMark/>
+          </w:tcPr>
+          <w:p>
+            <w:pPr>
+              <w:spacing w:after="160" w:line="259" w:lineRule="auto"/>
+              <w:rPr>
+                <w:b/>
+                <w:bCs/>
+              </w:rPr>
+            </w:pPr>
+            <w:r>
+              <w:rPr>
+                <w:b/>
+                <w:bCs/>
+              </w:rPr>
+              <w:t>Macro-F1</w:t>
+            </w:r>
+          </w:p>
+        </w:tc>
+        <w:tc>
+          <w:tcPr>
+            <w:tcW w:w="0" w:type="auto"/>
+            <w:hideMark/>
+          </w:tcPr>
+          <w:p>
+            <w:pPr>
+              <w:spacing w:after="160" w:line="259" w:lineRule="auto"/>
+              <w:rPr>
+                <w:b/>
+                <w:bCs/>
+              </w:rPr>
+            </w:pPr>
+            <w:r>
+              <w:rPr>
+                <w:b/>
+                <w:bCs/>
+              </w:rPr>
+              <w:t>Low R</w:t>
+            </w:r>
+          </w:p>
+        </w:tc>
+        <w:tc>
+          <w:tcPr>
+            <w:tcW w:w="0" w:type="auto"/>
+            <w:hideMark/>
+          </w:tcPr>
+          <w:p>
+            <w:pPr>
+              <w:spacing w:after="160" w:line="259" w:lineRule="auto"/>
+              <w:rPr>
+                <w:b/>
+                <w:bCs/>
+              </w:rPr>
+            </w:pPr>
+            <w:r>
+              <w:rPr>
+                <w:b/>
+                <w:bCs/>
+              </w:rPr>
+              <w:t>Moderate R</w:t>
+            </w:r>
+          </w:p>
+        </w:tc>
+        <w:tc>
+          <w:tcPr>
+            <w:tcW w:w="0" w:type="auto"/>
+            <w:hideMark/>
+          </w:tcPr>
+          <w:p>
+            <w:pPr>
+              <w:spacing w:after="160" w:line="259" w:lineRule="auto"/>
+              <w:rPr>
+                <w:b/>
+                <w:bCs/>
+              </w:rPr>
+            </w:pPr>
+            <w:r>
+              <w:rPr>
+                <w:b/>
+                <w:bCs/>
+              </w:rPr>
+              <w:t>High R</w:t>
+            </w:r>
+          </w:p>
+        </w:tc>
+        <w:tc>
+          <w:tcPr>
+            <w:tcW w:w="0" w:type="auto"/>
+            <w:hideMark/>
+          </w:tcPr>
+          <w:p>
+            <w:pPr>
+              <w:spacing w:after="160" w:line="259" w:lineRule="auto"/>
+              <w:rPr>
+                <w:b/>
+                <w:bCs/>
+              </w:rPr>
+            </w:pPr>
+            <w:r>
+              <w:rPr>
+                <w:b/>
+                <w:bCs/>
+              </w:rPr>
+              <w:t>H→L</w:t>
+            </w:r>
+          </w:p>
+        </w:tc>
+      </w:tr>
+      <w:tr>
+        <w:tc>
+          <w:tcPr>
+            <w:tcW w:w="0" w:type="auto"/>
+            <w:hideMark/>
+          </w:tcPr>
+          <w:p>
+            <w:pPr>
+              <w:spacing w:after="160" w:line="259" w:lineRule="auto"/>
+            </w:pPr>
+            <w:r>
+              <w:rPr>
+                <w:b/>
+                <w:bCs/>
+              </w:rPr>
+              <w:t>Baseline</w:t>
+            </w:r>
+          </w:p>
+        </w:tc>
+        <w:tc>
+          <w:tcPr>
+            <w:tcW w:w="0" w:type="auto"/>
+            <w:hideMark/>
+          </w:tcPr>
+          <w:p>
+            <w:pPr>
+              <w:spacing w:after="160" w:line="259" w:lineRule="auto"/>
+            </w:pPr>
+            <w:r>
+              <w:rPr>
+                <w:b/>
+                <w:bCs/>
+              </w:rPr>
+              <w:t>0.7054</w:t>
+            </w:r>
+          </w:p>
+        </w:tc>
+        <w:tc>
+          <w:tcPr>
+            <w:tcW w:w="0" w:type="auto"/>
+            <w:hideMark/>
+          </w:tcPr>
+          <w:p>
+            <w:pPr>
+              <w:spacing w:after="160" w:line="259" w:lineRule="auto"/>
+            </w:pPr>
+            <w:r>
+              <w:rPr>
+                <w:b/>
+                <w:bCs/>
+              </w:rPr>
+              <w:t>0.6477</w:t>
+            </w:r>
+          </w:p>
+        </w:tc>
+        <w:tc>
+          <w:tcPr>
+            <w:tcW w:w="0" w:type="auto"/>
+            <w:hideMark/>
+          </w:tcPr>
+          <w:p>
+            <w:pPr>
+              <w:spacing w:after="160" w:line="259" w:lineRule="auto"/>
+            </w:pPr>
+            <w:r>
+              <w:rPr>
+                <w:b/>
+                <w:bCs/>
+              </w:rPr>
+              <w:t>0.5433</w:t>
+            </w:r>
+          </w:p>
+        </w:tc>
+        <w:tc>
+          <w:tcPr>
+            <w:tcW w:w="0" w:type="auto"/>
+            <w:hideMark/>
+          </w:tcPr>
+          <w:p>
+            <w:pPr>
+              <w:spacing w:after="160" w:line="259" w:lineRule="auto"/>
+            </w:pPr>
+            <w:r>
+              <w:t>0.7377</w:t>
+            </w:r>
+          </w:p>
+        </w:tc>
+        <w:tc>
+          <w:tcPr>
+            <w:tcW w:w="0" w:type="auto"/>
+            <w:hideMark/>
+          </w:tcPr>
+          <w:p>
+            <w:pPr>
+              <w:spacing w:after="160" w:line="259" w:lineRule="auto"/>
+            </w:pPr>
+            <w:r>
+              <w:rPr>
+                <w:b/>
+                <w:bCs/>
+              </w:rPr>
+              <w:t>0.4895</w:t>
+            </w:r>
+          </w:p>
+        </w:tc>
+        <w:tc>
+          <w:tcPr>
+            <w:tcW w:w="0" w:type="auto"/>
+            <w:hideMark/>
+          </w:tcPr>
+          <w:p>
+            <w:pPr>
+              <w:spacing w:after="160" w:line="259" w:lineRule="auto"/>
+            </w:pPr>
+            <w:r>
+              <w:t>0.7158</w:t>
+            </w:r>
+          </w:p>
+        </w:tc>
+        <w:tc>
+          <w:tcPr>
+            <w:tcW w:w="0" w:type="auto"/>
+            <w:hideMark/>
+          </w:tcPr>
+          <w:p>
+            <w:pPr>
+              <w:spacing w:after="160" w:line="259" w:lineRule="auto"/>
+            </w:pPr>
+            <w:r>
+              <w:t>2.2</w:t>
+            </w:r>
+          </w:p>
+        </w:tc>
+      </w:tr>
+      <w:tr>
+        <w:tc>
+          <w:tcPr>
+            <w:tcW w:w="0" w:type="auto"/>
+            <w:hideMark/>
+          </w:tcPr>
+          <w:p>
+            <w:pPr>
+              <w:spacing w:after="160" w:line="259" w:lineRule="auto"/>
+            </w:pPr>
+            <w:r>
+              <w:t>ANFIS-A</w:t>
+            </w:r>
+          </w:p>
+        </w:tc>
+        <w:tc>
+          <w:tcPr>
+            <w:tcW w:w="0" w:type="auto"/>
+            <w:hideMark/>
+          </w:tcPr>
+          <w:p>
+            <w:pPr>
+              <w:spacing w:after="160" w:line="259" w:lineRule="auto"/>
+            </w:pPr>
+            <w:r>
+              <w:t>0.7037</w:t>
+            </w:r>
+          </w:p>
+        </w:tc>
+        <w:tc>
+          <w:tcPr>
+            <w:tcW w:w="0" w:type="auto"/>
+            <w:hideMark/>
+          </w:tcPr>
+          <w:p>
+            <w:pPr>
+              <w:spacing w:after="160" w:line="259" w:lineRule="auto"/>
+            </w:pPr>
+            <w:r>
+              <w:t>0.6365</w:t>
+            </w:r>
+          </w:p>
+        </w:tc>
+        <w:tc>
+          <w:tcPr>
+            <w:tcW w:w="0" w:type="auto"/>
+            <w:hideMark/>
+          </w:tcPr>
+          <w:p>
+            <w:pPr>
+              <w:spacing w:after="160" w:line="259" w:lineRule="auto"/>
+            </w:pPr>
+            <w:r>
+              <w:t>0.5272</w:t>
+            </w:r>
+          </w:p>
+        </w:tc>
+        <w:tc>
+          <w:tcPr>
+            <w:tcW w:w="0" w:type="auto"/>
+            <w:hideMark/>
+          </w:tcPr>
+          <w:p>
+            <w:pPr>
+              <w:spacing w:after="160" w:line="259" w:lineRule="auto"/>
+            </w:pPr>
+            <w:r>
+              <w:t>0.7377</w:t>
+            </w:r>
+          </w:p>
+        </w:tc>
+        <w:tc>
+          <w:tcPr>
+            <w:tcW w:w="0" w:type="auto"/>
+            <w:hideMark/>
+          </w:tcPr>
+          <w:p>
+            <w:pPr>
+              <w:spacing w:after="160" w:line="259" w:lineRule="auto"/>
+            </w:pPr>
+            <w:r>
+              <w:t>0.4876</w:t>
+            </w:r>
+          </w:p>
+        </w:tc>
+        <w:tc>
+          <w:tcPr>
+            <w:tcW w:w="0" w:type="auto"/>
+            <w:hideMark/>
+          </w:tcPr>
+          <w:p>
+            <w:pPr>
+              <w:spacing w:after="160" w:line="259" w:lineRule="auto"/>
+            </w:pPr>
+            <w:r>
+              <w:t>0.6842</w:t>
+            </w:r>
+          </w:p>
+        </w:tc>
+        <w:tc>
+          <w:tcPr>
+            <w:tcW w:w="0" w:type="auto"/>
+            <w:hideMark/>
+          </w:tcPr>
+          <w:p>
+            <w:pPr>
+              <w:spacing w:after="160" w:line="259" w:lineRule="auto"/>
+            </w:pPr>
+            <w:r>
+              <w:t>2.2</w:t>
+            </w:r>
+          </w:p>
+        </w:tc>
+      </w:tr>
+      <w:tr>
+        <w:tc>
+          <w:tcPr>
+            <w:tcW w:w="0" w:type="auto"/>
+            <w:hideMark/>
+          </w:tcPr>
+          <w:p>
+            <w:pPr>
+              <w:spacing w:after="160" w:line="259" w:lineRule="auto"/>
+            </w:pPr>
+            <w:r>
+              <w:t>ANFIS-B</w:t>
+            </w:r>
+          </w:p>
+        </w:tc>
+        <w:tc>
+          <w:tcPr>
+            <w:tcW w:w="0" w:type="auto"/>
+            <w:hideMark/>
+          </w:tcPr>
+          <w:p>
+            <w:pPr>
+              <w:spacing w:after="160" w:line="259" w:lineRule="auto"/>
+            </w:pPr>
+            <w:r>
+              <w:t>0.6912</w:t>
+            </w:r>
+          </w:p>
+        </w:tc>
+        <w:tc>
+          <w:tcPr>
+            <w:tcW w:w="0" w:type="auto"/>
+            <w:hideMark/>
+          </w:tcPr>
+          <w:p>
+            <w:pPr>
+              <w:spacing w:after="160" w:line="259" w:lineRule="auto"/>
+            </w:pPr>
+            <w:r>
+              <w:t>0.6281</w:t>
+            </w:r>
+          </w:p>
+        </w:tc>
+        <w:tc>
+          <w:tcPr>
+            <w:tcW w:w="0" w:type="auto"/>
+            <w:hideMark/>
+          </w:tcPr>
+          <w:p>
+            <w:pPr>
+              <w:spacing w:after="160" w:line="259" w:lineRule="auto"/>
+            </w:pPr>
+            <w:r>
+              <w:t>0.4871</w:t>
+            </w:r>
+          </w:p>
+        </w:tc>
+        <w:tc>
+          <w:tcPr>
+            <w:tcW w:w="0" w:type="auto"/>
+            <w:hideMark/>
+          </w:tcPr>
+          <w:p>
+            <w:pPr>
+              <w:spacing w:after="160" w:line="259" w:lineRule="auto"/>
+            </w:pPr>
+            <w:r>
+              <w:t>0.7377</w:t>
+            </w:r>
+          </w:p>
+        </w:tc>
+        <w:tc>
+          <w:tcPr>
+            <w:tcW w:w="0" w:type="auto"/>
+            <w:hideMark/>
+          </w:tcPr>
+          <w:p>
+            <w:pPr>
+              <w:spacing w:after="160" w:line="259" w:lineRule="auto"/>
+            </w:pPr>
+            <w:r>
+              <w:t>0.3467</w:t>
+            </w:r>
+          </w:p>
+        </w:tc>
+        <w:tc>
+          <w:tcPr>
+            <w:tcW w:w="0" w:type="auto"/>
+            <w:hideMark/>
+          </w:tcPr>
+          <w:p>
+            <w:pPr>
+              <w:spacing w:after="160" w:line="259" w:lineRule="auto"/>
+            </w:pPr>
+            <w:r>
+              <w:t>0.8000</w:t>
+            </w:r>
+          </w:p>
+        </w:tc>
+        <w:tc>
+          <w:tcPr>
+            <w:tcW w:w="0" w:type="auto"/>
+            <w:hideMark/>
+          </w:tcPr>
+          <w:p>
+            <w:pPr>
+              <w:spacing w:after="160" w:line="259" w:lineRule="auto"/>
+            </w:pPr>
+            <w:r>
+              <w:t>2.2</w:t>
+            </w:r>
+          </w:p>
+        </w:tc>
+      </w:tr>
+      <w:tr>
+        <w:tc>
+          <w:tcPr>
+            <w:tcW w:w="0" w:type="auto"/>
+            <w:hideMark/>
+          </w:tcPr>
+          <w:p>
+            <w:pPr>
+              <w:spacing w:after="160" w:line="259" w:lineRule="auto"/>
+            </w:pPr>
+            <w:r>
+              <w:t>ANFIS-C</w:t>
+            </w:r>
+          </w:p>
+        </w:tc>
+        <w:tc>
+          <w:tcPr>
+            <w:tcW w:w="0" w:type="auto"/>
+            <w:hideMark/>
+          </w:tcPr>
+          <w:p>
+            <w:pPr>
+              <w:spacing w:after="160" w:line="259" w:lineRule="auto"/>
+            </w:pPr>
+            <w:r>
+              <w:t>0.6459</w:t>
+            </w:r>
+          </w:p>
+        </w:tc>
+        <w:tc>
+          <w:tcPr>
+            <w:tcW w:w="0" w:type="auto"/>
+            <w:hideMark/>
+          </w:tcPr>
+          <w:p>
+            <w:pPr>
+              <w:spacing w:after="160" w:line="259" w:lineRule="auto"/>
+            </w:pPr>
+            <w:r>
+              <w:t>0.5928</w:t>
+            </w:r>
+          </w:p>
+        </w:tc>
+        <w:tc>
+          <w:tcPr>
+            <w:tcW w:w="0" w:type="auto"/>
+            <w:hideMark/>
+          </w:tcPr>
+          <w:p>
+            <w:pPr>
+              <w:spacing w:after="160" w:line="259" w:lineRule="auto"/>
+            </w:pPr>
+            <w:r>
+              <w:t>0.4328</w:t>
+            </w:r>
+          </w:p>
+        </w:tc>
+        <w:tc>
+          <w:tcPr>
+            <w:tcW w:w="0" w:type="auto"/>
+            <w:hideMark/>
+          </w:tcPr>
+          <w:p>
+            <w:pPr>
+              <w:spacing w:after="160" w:line="259" w:lineRule="auto"/>
+            </w:pPr>
+            <w:r>
+              <w:t>0.6951</w:t>
+            </w:r>
+          </w:p>
+        </w:tc>
+        <w:tc>
+          <w:tcPr>
+            <w:tcW w:w="0" w:type="auto"/>
+            <w:hideMark/>
+          </w:tcPr>
+          <w:p>
+            <w:pPr>
+              <w:spacing w:after="160" w:line="259" w:lineRule="auto"/>
+            </w:pPr>
+            <w:r>
+              <w:t>0.2571</w:t>
+            </w:r>
+          </w:p>
+        </w:tc>
+        <w:tc>
+          <w:tcPr>
+            <w:tcW w:w="0" w:type="auto"/>
+            <w:hideMark/>
+          </w:tcPr>
+          <w:p>
+            <w:pPr>
+              <w:spacing w:after="160" w:line="259" w:lineRule="auto"/>
+            </w:pPr>
+            <w:r>
+              <w:t>0.8263</w:t>
+            </w:r>
+          </w:p>
+        </w:tc>
+        <w:tc>
+          <w:tcPr>
+            <w:tcW w:w="0" w:type="auto"/>
+            <w:hideMark/>
+          </w:tcPr>
+          <w:p>
+            <w:pPr>
+              <w:spacing w:after="160" w:line="259" w:lineRule="auto"/>
+            </w:pPr>
+            <w:r>
+              <w:t>2.4</w:t>
+            </w:r>
+          </w:p>
+        </w:tc>
+      </w:tr>
+      <w:tr>
+        <w:tc>
+          <w:tcPr>
+            <w:tcW w:w="0" w:type="auto"/>
+            <w:hideMark/>
+          </w:tcPr>
+          <w:p>
+            <w:pPr>
+              <w:spacing w:after="160" w:line="259" w:lineRule="auto"/>
+            </w:pPr>
+            <w:r>
+              <w:t>ANFIS-D</w:t>
+            </w:r>
+          </w:p>
+        </w:tc>
+        <w:tc>
+          <w:tcPr>
+            <w:tcW w:w="0" w:type="auto"/>
+            <w:hideMark/>
+          </w:tcPr>
+          <w:p>
+            <w:pPr>
+              <w:spacing w:after="160" w:line="259" w:lineRule="auto"/>
+            </w:pPr>
+            <w:r>
+              <w:t>0.6355</w:t>
+            </w:r>
+          </w:p>
+        </w:tc>
+        <w:tc>
+          <w:tcPr>
+            <w:tcW w:w="0" w:type="auto"/>
+            <w:hideMark/>
+          </w:tcPr>
+          <w:p>
+            <w:pPr>
+              <w:spacing w:after="160" w:line="259" w:lineRule="auto"/>
+            </w:pPr>
+            <w:r>
+              <w:t>0.5184</w:t>
+            </w:r>
+          </w:p>
+        </w:tc>
+        <w:tc>
+          <w:tcPr>
+            <w:tcW w:w="0" w:type="auto"/>
+            <w:hideMark/>
+          </w:tcPr>
+          <w:p>
+            <w:pPr>
+              <w:spacing w:after="160" w:line="259" w:lineRule="auto"/>
+            </w:pPr>
+            <w:r>
+              <w:t>0.3575</w:t>
+            </w:r>
+          </w:p>
+        </w:tc>
+        <w:tc>
+          <w:tcPr>
+            <w:tcW w:w="0" w:type="auto"/>
+            <w:hideMark/>
+          </w:tcPr>
+          <w:p>
+            <w:pPr>
+              <w:spacing w:after="160" w:line="259" w:lineRule="auto"/>
+            </w:pPr>
+            <w:r>
+              <w:t>0.7162</w:t>
+            </w:r>
+          </w:p>
+        </w:tc>
+        <w:tc>
+          <w:tcPr>
+            <w:tcW w:w="0" w:type="auto"/>
+            <w:hideMark/>
+          </w:tcPr>
+          <w:p>
+            <w:pPr>
+              <w:spacing w:after="160" w:line="259" w:lineRule="auto"/>
+            </w:pPr>
+            <w:r>
+              <w:t>0.0495</w:t>
+            </w:r>
+          </w:p>
+        </w:tc>
+        <w:tc>
+          <w:tcPr>
+            <w:tcW w:w="0" w:type="auto"/>
+            <w:hideMark/>
+          </w:tcPr>
+          <w:p>
+            <w:pPr>
+              <w:spacing w:after="160" w:line="259" w:lineRule="auto"/>
+            </w:pPr>
+            <w:r>
+              <w:t>0.7895</w:t>
+            </w:r>
+          </w:p>
+        </w:tc>
+        <w:tc>
+          <w:tcPr>
+            <w:tcW w:w="0" w:type="auto"/>
+            <w:hideMark/>
+          </w:tcPr>
+          <w:p>
+            <w:pPr>
+              <w:spacing w:after="160" w:line="259" w:lineRule="auto"/>
+            </w:pPr>
+            <w:r>
+              <w:t>4.6</w:t>
+            </w:r>
+          </w:p>
+        </w:tc>
+      </w:tr>
+    </w:tbl>
+    <w:p/>
+    <w:p/>
     <w:sectPr>
       <w:pgSz w:w="12240" w:h="15840"/>
       <w:pgMar w:top="1440" w:right="1440" w:bottom="1440" w:left="1440" w:header="720" w:footer="720" w:gutter="0"/>
@@ -15595,7 +17988,6 @@
   <w:style w:type="character" w:default="1" w:styleId="DefaultParagraphFont">
     <w:name w:val="Default Paragraph Font"/>
     <w:uiPriority w:val="1"/>
-    <w:semiHidden/>
     <w:unhideWhenUsed/>
   </w:style>
   <w:style w:type="table" w:default="1" w:styleId="TableNormal">
@@ -16302,4 +18694,16 @@
     </a:ext>
   </a:extLst>
 </a:theme>
+</file>
+
+<file path=customXml/item1.xml><?xml version="1.0" encoding="utf-8"?>
+<b:Sources xmlns:b="http://schemas.openxmlformats.org/officeDocument/2006/bibliography" xmlns="http://schemas.openxmlformats.org/officeDocument/2006/bibliography" SelectedStyle="\APASixthEditionOfficeOnline.xsl" StyleName="APA" Version="6"/>
+</file>
+
+<file path=customXml/itemProps1.xml><?xml version="1.0" encoding="utf-8"?>
+<ds:datastoreItem xmlns:ds="http://schemas.openxmlformats.org/officeDocument/2006/customXml" ds:itemID="{08959250-D7FE-4F64-B63B-57F336A88B4F}">
+  <ds:schemaRefs>
+    <ds:schemaRef ds:uri="http://schemas.openxmlformats.org/officeDocument/2006/bibliography"/>
+  </ds:schemaRefs>
+</ds:datastoreItem>
 </file>